--- a/2-ELABORACION/ITERACION 2/20. Modelo de Casos de uso/D20-Modelo de casos de uso-GRCU-4BYTES.docx
+++ b/2-ELABORACION/ITERACION 2/20. Modelo de Casos de uso/D20-Modelo de casos de uso-GRCU-4BYTES.docx
@@ -78,20 +78,20 @@
               <wp:anchor allowOverlap="1" behindDoc="0" distB="0" distT="0" distL="114300" distR="114300" hidden="0" layoutInCell="1" locked="0" relativeHeight="0" simplePos="0">
                 <wp:simplePos x="0" y="0"/>
                 <wp:positionH relativeFrom="page">
-                  <wp:posOffset>485141</wp:posOffset>
+                  <wp:posOffset>480379</wp:posOffset>
                 </wp:positionH>
                 <wp:positionV relativeFrom="page">
-                  <wp:posOffset>-271777</wp:posOffset>
+                  <wp:posOffset>-276538</wp:posOffset>
                 </wp:positionV>
-                <wp:extent cx="109855" cy="11222990"/>
+                <wp:extent cx="119380" cy="11232515"/>
                 <wp:effectExtent b="0" l="0" r="0" t="0"/>
                 <wp:wrapNone/>
-                <wp:docPr id="2100667904" name=""/>
+                <wp:docPr id="2100667926" name=""/>
                 <a:graphic>
                   <a:graphicData uri="http://schemas.microsoft.com/office/word/2010/wordprocessingShape">
                     <wps:wsp>
                       <wps:cNvSpPr/>
-                      <wps:cNvPr id="13" name="Shape 13"/>
+                      <wps:cNvPr id="14" name="Shape 14"/>
                       <wps:spPr>
                         <a:xfrm>
                           <a:off x="5300598" y="0"/>
@@ -139,20 +139,20 @@
               <wp:anchor allowOverlap="1" behindDoc="0" distB="0" distT="0" distL="114300" distR="114300" hidden="0" layoutInCell="1" locked="0" relativeHeight="0" simplePos="0">
                 <wp:simplePos x="0" y="0"/>
                 <wp:positionH relativeFrom="page">
-                  <wp:posOffset>485141</wp:posOffset>
+                  <wp:posOffset>480379</wp:posOffset>
                 </wp:positionH>
                 <wp:positionV relativeFrom="page">
-                  <wp:posOffset>-271777</wp:posOffset>
+                  <wp:posOffset>-276538</wp:posOffset>
                 </wp:positionV>
-                <wp:extent cx="109855" cy="11222990"/>
+                <wp:extent cx="119380" cy="11232515"/>
                 <wp:effectExtent b="0" l="0" r="0" t="0"/>
                 <wp:wrapNone/>
-                <wp:docPr id="2100667904" name="image16.png"/>
+                <wp:docPr id="2100667926" name="image17.png"/>
                 <a:graphic>
                   <a:graphicData uri="http://schemas.openxmlformats.org/drawingml/2006/picture">
                     <pic:pic>
                       <pic:nvPicPr>
-                        <pic:cNvPr id="0" name="image16.png"/>
+                        <pic:cNvPr id="0" name="image17.png"/>
                         <pic:cNvPicPr preferRelativeResize="0"/>
                       </pic:nvPicPr>
                       <pic:blipFill>
@@ -165,7 +165,7 @@
                       <pic:spPr>
                         <a:xfrm>
                           <a:off x="0" y="0"/>
-                          <a:ext cx="109855" cy="11222990"/>
+                          <a:ext cx="119380" cy="11232515"/>
                         </a:xfrm>
                         <a:prstGeom prst="rect"/>
                         <a:ln/>
@@ -188,20 +188,20 @@
               <wp:anchor allowOverlap="1" behindDoc="0" distB="0" distT="0" distL="114300" distR="114300" hidden="0" layoutInCell="1" locked="0" relativeHeight="0" simplePos="0">
                 <wp:simplePos x="0" y="0"/>
                 <wp:positionH relativeFrom="page">
-                  <wp:posOffset>6965316</wp:posOffset>
+                  <wp:posOffset>6960553</wp:posOffset>
                 </wp:positionH>
                 <wp:positionV relativeFrom="page">
-                  <wp:posOffset>-271777</wp:posOffset>
+                  <wp:posOffset>-276538</wp:posOffset>
                 </wp:positionV>
-                <wp:extent cx="109855" cy="11222990"/>
+                <wp:extent cx="119380" cy="11232515"/>
                 <wp:effectExtent b="0" l="0" r="0" t="0"/>
                 <wp:wrapNone/>
-                <wp:docPr id="2100667896" name=""/>
+                <wp:docPr id="2100667918" name=""/>
                 <a:graphic>
                   <a:graphicData uri="http://schemas.microsoft.com/office/word/2010/wordprocessingShape">
                     <wps:wsp>
                       <wps:cNvSpPr/>
-                      <wps:cNvPr id="2" name="Shape 2"/>
+                      <wps:cNvPr id="3" name="Shape 3"/>
                       <wps:spPr>
                         <a:xfrm>
                           <a:off x="5300598" y="0"/>
@@ -249,20 +249,20 @@
               <wp:anchor allowOverlap="1" behindDoc="0" distB="0" distT="0" distL="114300" distR="114300" hidden="0" layoutInCell="1" locked="0" relativeHeight="0" simplePos="0">
                 <wp:simplePos x="0" y="0"/>
                 <wp:positionH relativeFrom="page">
-                  <wp:posOffset>6965316</wp:posOffset>
+                  <wp:posOffset>6960553</wp:posOffset>
                 </wp:positionH>
                 <wp:positionV relativeFrom="page">
-                  <wp:posOffset>-271777</wp:posOffset>
+                  <wp:posOffset>-276538</wp:posOffset>
                 </wp:positionV>
-                <wp:extent cx="109855" cy="11222990"/>
+                <wp:extent cx="119380" cy="11232515"/>
                 <wp:effectExtent b="0" l="0" r="0" t="0"/>
                 <wp:wrapNone/>
-                <wp:docPr id="2100667896" name="image8.png"/>
+                <wp:docPr id="2100667918" name="image9.png"/>
                 <a:graphic>
                   <a:graphicData uri="http://schemas.openxmlformats.org/drawingml/2006/picture">
                     <pic:pic>
                       <pic:nvPicPr>
-                        <pic:cNvPr id="0" name="image8.png"/>
+                        <pic:cNvPr id="0" name="image9.png"/>
                         <pic:cNvPicPr preferRelativeResize="0"/>
                       </pic:nvPicPr>
                       <pic:blipFill>
@@ -275,7 +275,7 @@
                       <pic:spPr>
                         <a:xfrm>
                           <a:off x="0" y="0"/>
-                          <a:ext cx="109855" cy="11222990"/>
+                          <a:ext cx="119380" cy="11232515"/>
                         </a:xfrm>
                         <a:prstGeom prst="rect"/>
                         <a:ln/>
@@ -298,20 +298,20 @@
               <wp:anchor allowOverlap="1" behindDoc="0" distB="0" distT="0" distL="114300" distR="114300" hidden="0" layoutInCell="1" locked="0" relativeHeight="0" simplePos="0">
                 <wp:simplePos x="0" y="0"/>
                 <wp:positionH relativeFrom="page">
-                  <wp:posOffset>-196213</wp:posOffset>
+                  <wp:posOffset>-202562</wp:posOffset>
                 </wp:positionH>
                 <wp:positionV relativeFrom="page">
-                  <wp:posOffset>-7618</wp:posOffset>
+                  <wp:posOffset>-13966</wp:posOffset>
                 </wp:positionV>
-                <wp:extent cx="7947660" cy="884555"/>
+                <wp:extent cx="7960360" cy="897255"/>
                 <wp:effectExtent b="0" l="0" r="0" t="0"/>
                 <wp:wrapNone/>
-                <wp:docPr id="2100667906" name=""/>
+                <wp:docPr id="2100667928" name=""/>
                 <a:graphic>
                   <a:graphicData uri="http://schemas.microsoft.com/office/word/2010/wordprocessingShape">
                     <wps:wsp>
                       <wps:cNvSpPr/>
-                      <wps:cNvPr id="15" name="Shape 15"/>
+                      <wps:cNvPr id="16" name="Shape 16"/>
                       <wps:spPr>
                         <a:xfrm>
                           <a:off x="1384870" y="3350423"/>
@@ -359,20 +359,20 @@
               <wp:anchor allowOverlap="1" behindDoc="0" distB="0" distT="0" distL="114300" distR="114300" hidden="0" layoutInCell="1" locked="0" relativeHeight="0" simplePos="0">
                 <wp:simplePos x="0" y="0"/>
                 <wp:positionH relativeFrom="page">
-                  <wp:posOffset>-196213</wp:posOffset>
+                  <wp:posOffset>-202562</wp:posOffset>
                 </wp:positionH>
                 <wp:positionV relativeFrom="page">
-                  <wp:posOffset>-7618</wp:posOffset>
+                  <wp:posOffset>-13966</wp:posOffset>
                 </wp:positionV>
-                <wp:extent cx="7947660" cy="884555"/>
+                <wp:extent cx="7960360" cy="897255"/>
                 <wp:effectExtent b="0" l="0" r="0" t="0"/>
                 <wp:wrapNone/>
-                <wp:docPr id="2100667906" name="image18.png"/>
+                <wp:docPr id="2100667928" name="image19.png"/>
                 <a:graphic>
                   <a:graphicData uri="http://schemas.openxmlformats.org/drawingml/2006/picture">
                     <pic:pic>
                       <pic:nvPicPr>
-                        <pic:cNvPr id="0" name="image18.png"/>
+                        <pic:cNvPr id="0" name="image19.png"/>
                         <pic:cNvPicPr preferRelativeResize="0"/>
                       </pic:nvPicPr>
                       <pic:blipFill>
@@ -385,7 +385,7 @@
                       <pic:spPr>
                         <a:xfrm>
                           <a:off x="0" y="0"/>
-                          <a:ext cx="7947660" cy="884555"/>
+                          <a:ext cx="7960360" cy="897255"/>
                         </a:xfrm>
                         <a:prstGeom prst="rect"/>
                         <a:ln/>
@@ -727,20 +727,20 @@
               <wp:anchor allowOverlap="1" behindDoc="0" distB="0" distT="0" distL="114300" distR="114300" hidden="0" layoutInCell="1" locked="0" relativeHeight="0" simplePos="0">
                 <wp:simplePos x="0" y="0"/>
                 <wp:positionH relativeFrom="page">
-                  <wp:posOffset>-203197</wp:posOffset>
+                  <wp:posOffset>-209546</wp:posOffset>
                 </wp:positionH>
                 <wp:positionV relativeFrom="page">
-                  <wp:posOffset>10022840</wp:posOffset>
+                  <wp:posOffset>10016490</wp:posOffset>
                 </wp:positionV>
-                <wp:extent cx="7947660" cy="664210"/>
+                <wp:extent cx="7960360" cy="676910"/>
                 <wp:effectExtent b="0" l="0" r="0" t="0"/>
                 <wp:wrapNone/>
-                <wp:docPr id="2100667905" name=""/>
+                <wp:docPr id="2100667927" name=""/>
                 <a:graphic>
                   <a:graphicData uri="http://schemas.microsoft.com/office/word/2010/wordprocessingShape">
                     <wps:wsp>
                       <wps:cNvSpPr/>
-                      <wps:cNvPr id="14" name="Shape 14"/>
+                      <wps:cNvPr id="15" name="Shape 15"/>
                       <wps:spPr>
                         <a:xfrm>
                           <a:off x="1384870" y="3460595"/>
@@ -788,20 +788,20 @@
               <wp:anchor allowOverlap="1" behindDoc="0" distB="0" distT="0" distL="114300" distR="114300" hidden="0" layoutInCell="1" locked="0" relativeHeight="0" simplePos="0">
                 <wp:simplePos x="0" y="0"/>
                 <wp:positionH relativeFrom="page">
-                  <wp:posOffset>-203197</wp:posOffset>
+                  <wp:posOffset>-209546</wp:posOffset>
                 </wp:positionH>
                 <wp:positionV relativeFrom="page">
-                  <wp:posOffset>10022840</wp:posOffset>
+                  <wp:posOffset>10016490</wp:posOffset>
                 </wp:positionV>
-                <wp:extent cx="7947660" cy="664210"/>
+                <wp:extent cx="7960360" cy="676910"/>
                 <wp:effectExtent b="0" l="0" r="0" t="0"/>
                 <wp:wrapNone/>
-                <wp:docPr id="2100667905" name="image17.png"/>
+                <wp:docPr id="2100667927" name="image18.png"/>
                 <a:graphic>
                   <a:graphicData uri="http://schemas.openxmlformats.org/drawingml/2006/picture">
                     <pic:pic>
                       <pic:nvPicPr>
-                        <pic:cNvPr id="0" name="image17.png"/>
+                        <pic:cNvPr id="0" name="image18.png"/>
                         <pic:cNvPicPr preferRelativeResize="0"/>
                       </pic:nvPicPr>
                       <pic:blipFill>
@@ -814,7 +814,7 @@
                       <pic:spPr>
                         <a:xfrm>
                           <a:off x="0" y="0"/>
-                          <a:ext cx="7947660" cy="664210"/>
+                          <a:ext cx="7960360" cy="676910"/>
                         </a:xfrm>
                         <a:prstGeom prst="rect"/>
                         <a:ln/>
@@ -840,7 +840,7 @@
           <wp:anchor allowOverlap="1" behindDoc="0" distB="0" distT="0" distL="114300" distR="114300" hidden="0" layoutInCell="1" locked="0" relativeHeight="0" simplePos="0">
             <wp:simplePos x="0" y="0"/>
             <wp:positionH relativeFrom="column">
-              <wp:posOffset>-455293</wp:posOffset>
+              <wp:posOffset>-455291</wp:posOffset>
             </wp:positionH>
             <wp:positionV relativeFrom="paragraph">
               <wp:posOffset>3104515</wp:posOffset>
@@ -848,12 +848,12 @@
             <wp:extent cx="3009411" cy="889304"/>
             <wp:effectExtent b="0" l="0" r="0" t="0"/>
             <wp:wrapNone/>
-            <wp:docPr descr="Interfaz de usuario gráfica&#10;&#10;El contenido generado por IA puede ser incorrecto." id="2100667910" name="image4.png"/>
+            <wp:docPr descr="Interfaz de usuario gráfica&#10;&#10;El contenido generado por IA puede ser incorrecto." id="2100667932" name="image3.png"/>
             <a:graphic>
               <a:graphicData uri="http://schemas.openxmlformats.org/drawingml/2006/picture">
                 <pic:pic>
                   <pic:nvPicPr>
-                    <pic:cNvPr descr="Interfaz de usuario gráfica&#10;&#10;El contenido generado por IA puede ser incorrecto." id="0" name="image4.png"/>
+                    <pic:cNvPr descr="Interfaz de usuario gráfica&#10;&#10;El contenido generado por IA puede ser incorrecto." id="0" name="image3.png"/>
                     <pic:cNvPicPr preferRelativeResize="0"/>
                   </pic:nvPicPr>
                   <pic:blipFill>
@@ -890,7 +890,7 @@
             <wp:extent cx="2416100" cy="956609"/>
             <wp:effectExtent b="0" l="0" r="0" t="0"/>
             <wp:wrapNone/>
-            <wp:docPr descr="Un dibujo con letras&#10;&#10;El contenido generado por IA puede ser incorrecto." id="2100667913" name="image1.jpg"/>
+            <wp:docPr descr="Un dibujo con letras&#10;&#10;El contenido generado por IA puede ser incorrecto." id="2100667934" name="image1.jpg"/>
             <a:graphic>
               <a:graphicData uri="http://schemas.openxmlformats.org/drawingml/2006/picture">
                 <pic:pic>
@@ -950,20 +950,20 @@
               <wp:anchor allowOverlap="1" behindDoc="0" distB="0" distT="0" distL="114300" distR="114300" hidden="0" layoutInCell="1" locked="0" relativeHeight="0" simplePos="0">
                 <wp:simplePos x="0" y="0"/>
                 <wp:positionH relativeFrom="page">
-                  <wp:align>right</wp:align>
+                  <wp:posOffset>5066983</wp:posOffset>
                 </wp:positionH>
                 <wp:positionV relativeFrom="margin">
-                  <wp:posOffset>-167002</wp:posOffset>
+                  <wp:posOffset>-169861</wp:posOffset>
                 </wp:positionV>
-                <wp:extent cx="2490470" cy="8993505"/>
+                <wp:extent cx="2490470" cy="8815070"/>
                 <wp:effectExtent b="0" l="0" r="0" t="0"/>
                 <wp:wrapSquare wrapText="bothSides" distB="0" distT="0" distL="114300" distR="114300"/>
-                <wp:docPr id="2100667899" name=""/>
+                <wp:docPr id="2100667919" name=""/>
                 <a:graphic>
                   <a:graphicData uri="http://schemas.microsoft.com/office/word/2010/wordprocessingShape">
                     <wps:wsp>
                       <wps:cNvSpPr/>
-                      <wps:cNvPr id="5" name="Shape 5"/>
+                      <wps:cNvPr id="4" name="Shape 4"/>
                       <wps:spPr>
                         <a:xfrm>
                           <a:off x="4105528" y="0"/>
@@ -1011,20 +1011,20 @@
               <wp:anchor allowOverlap="1" behindDoc="0" distB="0" distT="0" distL="114300" distR="114300" hidden="0" layoutInCell="1" locked="0" relativeHeight="0" simplePos="0">
                 <wp:simplePos x="0" y="0"/>
                 <wp:positionH relativeFrom="page">
-                  <wp:align>right</wp:align>
+                  <wp:posOffset>5066983</wp:posOffset>
                 </wp:positionH>
                 <wp:positionV relativeFrom="margin">
-                  <wp:posOffset>-167002</wp:posOffset>
+                  <wp:posOffset>-169861</wp:posOffset>
                 </wp:positionV>
-                <wp:extent cx="2490470" cy="8993505"/>
+                <wp:extent cx="2490470" cy="8815070"/>
                 <wp:effectExtent b="0" l="0" r="0" t="0"/>
                 <wp:wrapSquare wrapText="bothSides" distB="0" distT="0" distL="114300" distR="114300"/>
-                <wp:docPr id="2100667899" name="image11.png"/>
+                <wp:docPr id="2100667919" name="image10.png"/>
                 <a:graphic>
                   <a:graphicData uri="http://schemas.openxmlformats.org/drawingml/2006/picture">
                     <pic:pic>
                       <pic:nvPicPr>
-                        <pic:cNvPr id="0" name="image11.png"/>
+                        <pic:cNvPr id="0" name="image10.png"/>
                         <pic:cNvPicPr preferRelativeResize="0"/>
                       </pic:nvPicPr>
                       <pic:blipFill>
@@ -1037,7 +1037,7 @@
                       <pic:spPr>
                         <a:xfrm>
                           <a:off x="0" y="0"/>
-                          <a:ext cx="2490470" cy="8993505"/>
+                          <a:ext cx="2490470" cy="8815070"/>
                         </a:xfrm>
                         <a:prstGeom prst="rect"/>
                         <a:ln/>
@@ -1061,20 +1061,20 @@
               <wp:anchor allowOverlap="1" behindDoc="0" distB="0" distT="0" distL="114300" distR="114300" hidden="0" layoutInCell="1" locked="0" relativeHeight="0" simplePos="0">
                 <wp:simplePos x="0" y="0"/>
                 <wp:positionH relativeFrom="margin">
-                  <wp:posOffset>3266123</wp:posOffset>
+                  <wp:posOffset>3261360</wp:posOffset>
                 </wp:positionH>
                 <wp:positionV relativeFrom="margin">
-                  <wp:posOffset>56832</wp:posOffset>
+                  <wp:posOffset>52069</wp:posOffset>
                 </wp:positionV>
-                <wp:extent cx="2371725" cy="7345680"/>
+                <wp:extent cx="2381250" cy="7355205"/>
                 <wp:effectExtent b="0" l="0" r="0" t="0"/>
                 <wp:wrapSquare wrapText="bothSides" distB="0" distT="0" distL="114300" distR="114300"/>
-                <wp:docPr id="2100667901" name=""/>
+                <wp:docPr id="2100667920" name=""/>
                 <a:graphic>
                   <a:graphicData uri="http://schemas.microsoft.com/office/word/2010/wordprocessingShape">
                     <wps:wsp>
                       <wps:cNvSpPr/>
-                      <wps:cNvPr id="10" name="Shape 10"/>
+                      <wps:cNvPr id="5" name="Shape 5"/>
                       <wps:spPr>
                         <a:xfrm>
                           <a:off x="4164900" y="111923"/>
@@ -1221,20 +1221,20 @@
               <wp:anchor allowOverlap="1" behindDoc="0" distB="0" distT="0" distL="114300" distR="114300" hidden="0" layoutInCell="1" locked="0" relativeHeight="0" simplePos="0">
                 <wp:simplePos x="0" y="0"/>
                 <wp:positionH relativeFrom="margin">
-                  <wp:posOffset>3266123</wp:posOffset>
+                  <wp:posOffset>3261360</wp:posOffset>
                 </wp:positionH>
                 <wp:positionV relativeFrom="margin">
-                  <wp:posOffset>56832</wp:posOffset>
+                  <wp:posOffset>52069</wp:posOffset>
                 </wp:positionV>
-                <wp:extent cx="2371725" cy="7345680"/>
+                <wp:extent cx="2381250" cy="7355205"/>
                 <wp:effectExtent b="0" l="0" r="0" t="0"/>
                 <wp:wrapSquare wrapText="bothSides" distB="0" distT="0" distL="114300" distR="114300"/>
-                <wp:docPr id="2100667901" name="image13.png"/>
+                <wp:docPr id="2100667920" name="image11.png"/>
                 <a:graphic>
                   <a:graphicData uri="http://schemas.openxmlformats.org/drawingml/2006/picture">
                     <pic:pic>
                       <pic:nvPicPr>
-                        <pic:cNvPr id="0" name="image13.png"/>
+                        <pic:cNvPr id="0" name="image11.png"/>
                         <pic:cNvPicPr preferRelativeResize="0"/>
                       </pic:nvPicPr>
                       <pic:blipFill>
@@ -1247,7 +1247,7 @@
                       <pic:spPr>
                         <a:xfrm>
                           <a:off x="0" y="0"/>
-                          <a:ext cx="2371725" cy="7345680"/>
+                          <a:ext cx="2381250" cy="7355205"/>
                         </a:xfrm>
                         <a:prstGeom prst="rect"/>
                         <a:ln/>
@@ -1369,8 +1369,6 @@
       <w:pPr>
         <w:keepNext w:val="1"/>
         <w:keepLines w:val="1"/>
-        <w:pageBreakBefore w:val="0"/>
-        <w:widowControl w:val="1"/>
         <w:pBdr>
           <w:top w:space="0" w:sz="0" w:val="nil"/>
           <w:left w:space="0" w:sz="0" w:val="nil"/>
@@ -1378,37 +1376,21 @@
           <w:right w:space="0" w:sz="0" w:val="nil"/>
           <w:between w:space="0" w:sz="0" w:val="nil"/>
         </w:pBdr>
-        <w:shd w:fill="auto" w:val="clear"/>
-        <w:spacing w:after="0" w:before="240" w:line="259" w:lineRule="auto"/>
-        <w:ind w:left="0" w:right="0" w:firstLine="0"/>
-        <w:jc w:val="left"/>
+        <w:spacing w:before="240" w:line="259" w:lineRule="auto"/>
+        <w:ind w:left="0" w:firstLine="0"/>
         <w:rPr>
           <w:rFonts w:ascii="Play" w:cs="Play" w:eastAsia="Play" w:hAnsi="Play"/>
-          <w:b w:val="0"/>
-          <w:i w:val="0"/>
-          <w:smallCaps w:val="0"/>
-          <w:strike w:val="0"/>
           <w:color w:val="0f4761"/>
           <w:sz w:val="32"/>
           <w:szCs w:val="32"/>
-          <w:u w:val="none"/>
-          <w:shd w:fill="auto" w:val="clear"/>
-          <w:vertAlign w:val="baseline"/>
         </w:rPr>
       </w:pPr>
       <w:r>
         <w:rPr>
           <w:rFonts w:ascii="Play" w:cs="Play" w:eastAsia="Play" w:hAnsi="Play"/>
-          <w:b w:val="0"/>
-          <w:i w:val="0"/>
-          <w:smallCaps w:val="0"/>
-          <w:strike w:val="0"/>
           <w:color w:val="0f4761"/>
           <w:sz w:val="32"/>
           <w:szCs w:val="32"/>
-          <w:u w:val="none"/>
-          <w:shd w:fill="auto" w:val="clear"/>
-          <w:vertAlign w:val="baseline"/>
           <w:rtl w:val="0"/>
         </w:rPr>
         <w:t xml:space="preserve">Contenido</w:t>
@@ -1416,7 +1398,7 @@
     </w:p>
     <w:sdt>
       <w:sdtPr>
-        <w:id w:val="-1259260371"/>
+        <w:id w:val="54019905"/>
         <w:docPartObj>
           <w:docPartGallery w:val="Table of Contents"/>
           <w:docPartUnique w:val="1"/>
@@ -1425,10 +1407,6 @@
       <w:sdtContent>
         <w:p>
           <w:pPr>
-            <w:keepNext w:val="0"/>
-            <w:keepLines w:val="0"/>
-            <w:pageBreakBefore w:val="0"/>
-            <w:widowControl w:val="1"/>
             <w:pBdr>
               <w:top w:space="0" w:sz="0" w:val="nil"/>
               <w:left w:space="0" w:sz="0" w:val="nil"/>
@@ -1436,25 +1414,16 @@
               <w:right w:space="0" w:sz="0" w:val="nil"/>
               <w:between w:space="0" w:sz="0" w:val="nil"/>
             </w:pBdr>
-            <w:shd w:fill="auto" w:val="clear"/>
             <w:tabs>
               <w:tab w:val="right" w:leader="none" w:pos="8505"/>
             </w:tabs>
-            <w:spacing w:after="120" w:before="240" w:line="276" w:lineRule="auto"/>
-            <w:ind w:left="0" w:right="0" w:firstLine="0"/>
-            <w:jc w:val="left"/>
+            <w:spacing w:after="120" w:before="240" w:lineRule="auto"/>
+            <w:ind w:left="0" w:firstLine="0"/>
             <w:rPr>
               <w:rFonts w:ascii="Aptos" w:cs="Aptos" w:eastAsia="Aptos" w:hAnsi="Aptos"/>
-              <w:b w:val="0"/>
-              <w:i w:val="0"/>
-              <w:smallCaps w:val="0"/>
-              <w:strike w:val="0"/>
               <w:color w:val="000000"/>
               <w:sz w:val="24"/>
               <w:szCs w:val="24"/>
-              <w:u w:val="none"/>
-              <w:shd w:fill="auto" w:val="clear"/>
-              <w:vertAlign w:val="baseline"/>
             </w:rPr>
           </w:pPr>
           <w:r>
@@ -1465,17 +1434,10 @@
           <w:hyperlink w:anchor="_heading=h.z19v2st54u3w">
             <w:r>
               <w:rPr>
-                <w:rFonts w:ascii="Calibri" w:cs="Calibri" w:eastAsia="Calibri" w:hAnsi="Calibri"/>
-                <w:b w:val="1"/>
-                <w:i w:val="0"/>
-                <w:smallCaps w:val="0"/>
-                <w:strike w:val="0"/>
+                <w:b w:val="1"/>
                 <w:color w:val="000000"/>
                 <w:sz w:val="20"/>
                 <w:szCs w:val="20"/>
-                <w:u w:val="none"/>
-                <w:shd w:fill="auto" w:val="clear"/>
-                <w:vertAlign w:val="baseline"/>
                 <w:rtl w:val="0"/>
               </w:rPr>
               <w:t xml:space="preserve">Requerimientos</w:t>
@@ -1491,10 +1453,6 @@
         </w:p>
         <w:p>
           <w:pPr>
-            <w:keepNext w:val="0"/>
-            <w:keepLines w:val="0"/>
-            <w:pageBreakBefore w:val="0"/>
-            <w:widowControl w:val="1"/>
             <w:pBdr>
               <w:top w:space="0" w:sz="0" w:val="nil"/>
               <w:left w:space="0" w:sz="0" w:val="nil"/>
@@ -1502,41 +1460,25 @@
               <w:right w:space="0" w:sz="0" w:val="nil"/>
               <w:between w:space="0" w:sz="0" w:val="nil"/>
             </w:pBdr>
-            <w:shd w:fill="auto" w:val="clear"/>
             <w:tabs>
               <w:tab w:val="right" w:leader="none" w:pos="8505"/>
             </w:tabs>
-            <w:spacing w:after="0" w:before="120" w:line="276" w:lineRule="auto"/>
-            <w:ind w:left="220" w:right="0" w:firstLine="0"/>
-            <w:jc w:val="left"/>
+            <w:spacing w:before="120" w:lineRule="auto"/>
+            <w:ind w:left="220" w:firstLine="0"/>
             <w:rPr>
               <w:rFonts w:ascii="Aptos" w:cs="Aptos" w:eastAsia="Aptos" w:hAnsi="Aptos"/>
-              <w:b w:val="0"/>
-              <w:i w:val="0"/>
-              <w:smallCaps w:val="0"/>
-              <w:strike w:val="0"/>
               <w:color w:val="000000"/>
               <w:sz w:val="24"/>
               <w:szCs w:val="24"/>
-              <w:u w:val="none"/>
-              <w:shd w:fill="auto" w:val="clear"/>
-              <w:vertAlign w:val="baseline"/>
             </w:rPr>
           </w:pPr>
           <w:hyperlink w:anchor="_heading=h.5uzjidbenjoo">
             <w:r>
               <w:rPr>
-                <w:rFonts w:ascii="Calibri" w:cs="Calibri" w:eastAsia="Calibri" w:hAnsi="Calibri"/>
-                <w:b w:val="0"/>
                 <w:i w:val="1"/>
-                <w:smallCaps w:val="0"/>
-                <w:strike w:val="0"/>
                 <w:color w:val="000000"/>
                 <w:sz w:val="20"/>
                 <w:szCs w:val="20"/>
-                <w:u w:val="none"/>
-                <w:shd w:fill="auto" w:val="clear"/>
-                <w:vertAlign w:val="baseline"/>
                 <w:rtl w:val="0"/>
               </w:rPr>
               <w:t xml:space="preserve">Requerimientos Funcionales</w:t>
@@ -1552,10 +1494,6 @@
         </w:p>
         <w:p>
           <w:pPr>
-            <w:keepNext w:val="0"/>
-            <w:keepLines w:val="0"/>
-            <w:pageBreakBefore w:val="0"/>
-            <w:widowControl w:val="1"/>
             <w:pBdr>
               <w:top w:space="0" w:sz="0" w:val="nil"/>
               <w:left w:space="0" w:sz="0" w:val="nil"/>
@@ -1563,41 +1501,25 @@
               <w:right w:space="0" w:sz="0" w:val="nil"/>
               <w:between w:space="0" w:sz="0" w:val="nil"/>
             </w:pBdr>
-            <w:shd w:fill="auto" w:val="clear"/>
             <w:tabs>
               <w:tab w:val="right" w:leader="none" w:pos="8505"/>
             </w:tabs>
-            <w:spacing w:after="0" w:before="120" w:line="276" w:lineRule="auto"/>
-            <w:ind w:left="220" w:right="0" w:firstLine="0"/>
-            <w:jc w:val="left"/>
+            <w:spacing w:before="120" w:lineRule="auto"/>
+            <w:ind w:left="220" w:firstLine="0"/>
             <w:rPr>
               <w:rFonts w:ascii="Aptos" w:cs="Aptos" w:eastAsia="Aptos" w:hAnsi="Aptos"/>
-              <w:b w:val="0"/>
-              <w:i w:val="0"/>
-              <w:smallCaps w:val="0"/>
-              <w:strike w:val="0"/>
               <w:color w:val="000000"/>
               <w:sz w:val="24"/>
               <w:szCs w:val="24"/>
-              <w:u w:val="none"/>
-              <w:shd w:fill="auto" w:val="clear"/>
-              <w:vertAlign w:val="baseline"/>
             </w:rPr>
           </w:pPr>
           <w:hyperlink w:anchor="_heading=h.cxlj1bg86g87">
             <w:r>
               <w:rPr>
-                <w:rFonts w:ascii="Calibri" w:cs="Calibri" w:eastAsia="Calibri" w:hAnsi="Calibri"/>
-                <w:b w:val="0"/>
                 <w:i w:val="1"/>
-                <w:smallCaps w:val="0"/>
-                <w:strike w:val="0"/>
                 <w:color w:val="000000"/>
                 <w:sz w:val="20"/>
                 <w:szCs w:val="20"/>
-                <w:u w:val="none"/>
-                <w:shd w:fill="auto" w:val="clear"/>
-                <w:vertAlign w:val="baseline"/>
                 <w:rtl w:val="0"/>
               </w:rPr>
               <w:t xml:space="preserve">Requerimientos no Funcionales</w:t>
@@ -1613,10 +1535,6 @@
         </w:p>
         <w:p>
           <w:pPr>
-            <w:keepNext w:val="0"/>
-            <w:keepLines w:val="0"/>
-            <w:pageBreakBefore w:val="0"/>
-            <w:widowControl w:val="1"/>
             <w:pBdr>
               <w:top w:space="0" w:sz="0" w:val="nil"/>
               <w:left w:space="0" w:sz="0" w:val="nil"/>
@@ -1624,41 +1542,25 @@
               <w:right w:space="0" w:sz="0" w:val="nil"/>
               <w:between w:space="0" w:sz="0" w:val="nil"/>
             </w:pBdr>
-            <w:shd w:fill="auto" w:val="clear"/>
             <w:tabs>
               <w:tab w:val="right" w:leader="none" w:pos="8505"/>
             </w:tabs>
-            <w:spacing w:after="120" w:before="240" w:line="276" w:lineRule="auto"/>
-            <w:ind w:left="0" w:right="0" w:firstLine="0"/>
-            <w:jc w:val="left"/>
+            <w:spacing w:after="120" w:before="240" w:lineRule="auto"/>
+            <w:ind w:left="0" w:firstLine="0"/>
             <w:rPr>
               <w:rFonts w:ascii="Aptos" w:cs="Aptos" w:eastAsia="Aptos" w:hAnsi="Aptos"/>
-              <w:b w:val="0"/>
-              <w:i w:val="0"/>
-              <w:smallCaps w:val="0"/>
-              <w:strike w:val="0"/>
               <w:color w:val="000000"/>
               <w:sz w:val="24"/>
               <w:szCs w:val="24"/>
-              <w:u w:val="none"/>
-              <w:shd w:fill="auto" w:val="clear"/>
-              <w:vertAlign w:val="baseline"/>
             </w:rPr>
           </w:pPr>
           <w:hyperlink w:anchor="_heading=h.efko3h8punnk">
             <w:r>
               <w:rPr>
-                <w:rFonts w:ascii="Calibri" w:cs="Calibri" w:eastAsia="Calibri" w:hAnsi="Calibri"/>
-                <w:b w:val="1"/>
-                <w:i w:val="0"/>
-                <w:smallCaps w:val="0"/>
-                <w:strike w:val="0"/>
+                <w:b w:val="1"/>
                 <w:color w:val="000000"/>
                 <w:sz w:val="20"/>
                 <w:szCs w:val="20"/>
-                <w:u w:val="none"/>
-                <w:shd w:fill="auto" w:val="clear"/>
-                <w:vertAlign w:val="baseline"/>
                 <w:rtl w:val="0"/>
               </w:rPr>
               <w:t xml:space="preserve">Actores</w:t>
@@ -1674,10 +1576,6 @@
         </w:p>
         <w:p>
           <w:pPr>
-            <w:keepNext w:val="0"/>
-            <w:keepLines w:val="0"/>
-            <w:pageBreakBefore w:val="0"/>
-            <w:widowControl w:val="1"/>
             <w:pBdr>
               <w:top w:space="0" w:sz="0" w:val="nil"/>
               <w:left w:space="0" w:sz="0" w:val="nil"/>
@@ -1685,41 +1583,25 @@
               <w:right w:space="0" w:sz="0" w:val="nil"/>
               <w:between w:space="0" w:sz="0" w:val="nil"/>
             </w:pBdr>
-            <w:shd w:fill="auto" w:val="clear"/>
             <w:tabs>
               <w:tab w:val="right" w:leader="none" w:pos="8505"/>
             </w:tabs>
-            <w:spacing w:after="0" w:before="120" w:line="276" w:lineRule="auto"/>
-            <w:ind w:left="220" w:right="0" w:firstLine="0"/>
-            <w:jc w:val="left"/>
+            <w:spacing w:before="120" w:lineRule="auto"/>
+            <w:ind w:left="220" w:firstLine="0"/>
             <w:rPr>
               <w:rFonts w:ascii="Aptos" w:cs="Aptos" w:eastAsia="Aptos" w:hAnsi="Aptos"/>
-              <w:b w:val="0"/>
-              <w:i w:val="0"/>
-              <w:smallCaps w:val="0"/>
-              <w:strike w:val="0"/>
               <w:color w:val="000000"/>
               <w:sz w:val="24"/>
               <w:szCs w:val="24"/>
-              <w:u w:val="none"/>
-              <w:shd w:fill="auto" w:val="clear"/>
-              <w:vertAlign w:val="baseline"/>
             </w:rPr>
           </w:pPr>
           <w:hyperlink w:anchor="_heading=h.jxnu994gxted">
             <w:r>
               <w:rPr>
-                <w:rFonts w:ascii="Calibri" w:cs="Calibri" w:eastAsia="Calibri" w:hAnsi="Calibri"/>
-                <w:b w:val="0"/>
                 <w:i w:val="1"/>
-                <w:smallCaps w:val="0"/>
-                <w:strike w:val="0"/>
                 <w:color w:val="000000"/>
                 <w:sz w:val="20"/>
                 <w:szCs w:val="20"/>
-                <w:u w:val="none"/>
-                <w:shd w:fill="auto" w:val="clear"/>
-                <w:vertAlign w:val="baseline"/>
                 <w:rtl w:val="0"/>
               </w:rPr>
               <w:t xml:space="preserve">Docente administrador</w:t>
@@ -1735,10 +1617,6 @@
         </w:p>
         <w:p>
           <w:pPr>
-            <w:keepNext w:val="0"/>
-            <w:keepLines w:val="0"/>
-            <w:pageBreakBefore w:val="0"/>
-            <w:widowControl w:val="1"/>
             <w:pBdr>
               <w:top w:space="0" w:sz="0" w:val="nil"/>
               <w:left w:space="0" w:sz="0" w:val="nil"/>
@@ -1746,41 +1624,25 @@
               <w:right w:space="0" w:sz="0" w:val="nil"/>
               <w:between w:space="0" w:sz="0" w:val="nil"/>
             </w:pBdr>
-            <w:shd w:fill="auto" w:val="clear"/>
             <w:tabs>
               <w:tab w:val="right" w:leader="none" w:pos="8505"/>
             </w:tabs>
-            <w:spacing w:after="0" w:before="120" w:line="276" w:lineRule="auto"/>
-            <w:ind w:left="220" w:right="0" w:firstLine="0"/>
-            <w:jc w:val="left"/>
+            <w:spacing w:before="120" w:lineRule="auto"/>
+            <w:ind w:left="220" w:firstLine="0"/>
             <w:rPr>
               <w:rFonts w:ascii="Aptos" w:cs="Aptos" w:eastAsia="Aptos" w:hAnsi="Aptos"/>
-              <w:b w:val="0"/>
-              <w:i w:val="0"/>
-              <w:smallCaps w:val="0"/>
-              <w:strike w:val="0"/>
               <w:color w:val="000000"/>
               <w:sz w:val="24"/>
               <w:szCs w:val="24"/>
-              <w:u w:val="none"/>
-              <w:shd w:fill="auto" w:val="clear"/>
-              <w:vertAlign w:val="baseline"/>
             </w:rPr>
           </w:pPr>
           <w:hyperlink w:anchor="_heading=h.yjnxd8kjraj1">
             <w:r>
               <w:rPr>
-                <w:rFonts w:ascii="Calibri" w:cs="Calibri" w:eastAsia="Calibri" w:hAnsi="Calibri"/>
-                <w:b w:val="0"/>
                 <w:i w:val="1"/>
-                <w:smallCaps w:val="0"/>
-                <w:strike w:val="0"/>
                 <w:color w:val="000000"/>
                 <w:sz w:val="20"/>
                 <w:szCs w:val="20"/>
-                <w:u w:val="none"/>
-                <w:shd w:fill="auto" w:val="clear"/>
-                <w:vertAlign w:val="baseline"/>
                 <w:rtl w:val="0"/>
               </w:rPr>
               <w:t xml:space="preserve">Líder del proyecto (un miembro del equipo)</w:t>
@@ -1796,10 +1658,6 @@
         </w:p>
         <w:p>
           <w:pPr>
-            <w:keepNext w:val="0"/>
-            <w:keepLines w:val="0"/>
-            <w:pageBreakBefore w:val="0"/>
-            <w:widowControl w:val="1"/>
             <w:pBdr>
               <w:top w:space="0" w:sz="0" w:val="nil"/>
               <w:left w:space="0" w:sz="0" w:val="nil"/>
@@ -1807,41 +1665,25 @@
               <w:right w:space="0" w:sz="0" w:val="nil"/>
               <w:between w:space="0" w:sz="0" w:val="nil"/>
             </w:pBdr>
-            <w:shd w:fill="auto" w:val="clear"/>
             <w:tabs>
               <w:tab w:val="right" w:leader="none" w:pos="8505"/>
             </w:tabs>
-            <w:spacing w:after="0" w:before="120" w:line="276" w:lineRule="auto"/>
-            <w:ind w:left="220" w:right="0" w:firstLine="0"/>
-            <w:jc w:val="left"/>
+            <w:spacing w:before="120" w:lineRule="auto"/>
+            <w:ind w:left="220" w:firstLine="0"/>
             <w:rPr>
               <w:rFonts w:ascii="Aptos" w:cs="Aptos" w:eastAsia="Aptos" w:hAnsi="Aptos"/>
-              <w:b w:val="0"/>
-              <w:i w:val="0"/>
-              <w:smallCaps w:val="0"/>
-              <w:strike w:val="0"/>
               <w:color w:val="000000"/>
               <w:sz w:val="24"/>
               <w:szCs w:val="24"/>
-              <w:u w:val="none"/>
-              <w:shd w:fill="auto" w:val="clear"/>
-              <w:vertAlign w:val="baseline"/>
             </w:rPr>
           </w:pPr>
           <w:hyperlink w:anchor="_heading=h.zhvkzwrm1n46">
             <w:r>
               <w:rPr>
-                <w:rFonts w:ascii="Calibri" w:cs="Calibri" w:eastAsia="Calibri" w:hAnsi="Calibri"/>
-                <w:b w:val="0"/>
                 <w:i w:val="1"/>
-                <w:smallCaps w:val="0"/>
-                <w:strike w:val="0"/>
                 <w:color w:val="000000"/>
                 <w:sz w:val="20"/>
                 <w:szCs w:val="20"/>
-                <w:u w:val="none"/>
-                <w:shd w:fill="auto" w:val="clear"/>
-                <w:vertAlign w:val="baseline"/>
                 <w:rtl w:val="0"/>
               </w:rPr>
               <w:t xml:space="preserve">Integrante (miembro del equipo)</w:t>
@@ -1857,10 +1699,6 @@
         </w:p>
         <w:p>
           <w:pPr>
-            <w:keepNext w:val="0"/>
-            <w:keepLines w:val="0"/>
-            <w:pageBreakBefore w:val="0"/>
-            <w:widowControl w:val="1"/>
             <w:pBdr>
               <w:top w:space="0" w:sz="0" w:val="nil"/>
               <w:left w:space="0" w:sz="0" w:val="nil"/>
@@ -1868,41 +1706,25 @@
               <w:right w:space="0" w:sz="0" w:val="nil"/>
               <w:between w:space="0" w:sz="0" w:val="nil"/>
             </w:pBdr>
-            <w:shd w:fill="auto" w:val="clear"/>
             <w:tabs>
               <w:tab w:val="right" w:leader="none" w:pos="8505"/>
             </w:tabs>
-            <w:spacing w:after="0" w:before="120" w:line="276" w:lineRule="auto"/>
-            <w:ind w:left="220" w:right="0" w:firstLine="0"/>
-            <w:jc w:val="left"/>
+            <w:spacing w:before="120" w:lineRule="auto"/>
+            <w:ind w:left="220" w:firstLine="0"/>
             <w:rPr>
               <w:rFonts w:ascii="Aptos" w:cs="Aptos" w:eastAsia="Aptos" w:hAnsi="Aptos"/>
-              <w:b w:val="0"/>
-              <w:i w:val="0"/>
-              <w:smallCaps w:val="0"/>
-              <w:strike w:val="0"/>
               <w:color w:val="000000"/>
               <w:sz w:val="24"/>
               <w:szCs w:val="24"/>
-              <w:u w:val="none"/>
-              <w:shd w:fill="auto" w:val="clear"/>
-              <w:vertAlign w:val="baseline"/>
             </w:rPr>
           </w:pPr>
           <w:hyperlink w:anchor="_heading=h.idtu6l8oh1wu">
             <w:r>
               <w:rPr>
-                <w:rFonts w:ascii="Calibri" w:cs="Calibri" w:eastAsia="Calibri" w:hAnsi="Calibri"/>
-                <w:b w:val="0"/>
                 <w:i w:val="1"/>
-                <w:smallCaps w:val="0"/>
-                <w:strike w:val="0"/>
                 <w:color w:val="000000"/>
                 <w:sz w:val="20"/>
                 <w:szCs w:val="20"/>
-                <w:u w:val="none"/>
-                <w:shd w:fill="auto" w:val="clear"/>
-                <w:vertAlign w:val="baseline"/>
                 <w:rtl w:val="0"/>
               </w:rPr>
               <w:t xml:space="preserve">Stakeholder/Cliente</w:t>
@@ -1918,10 +1740,6 @@
         </w:p>
         <w:p>
           <w:pPr>
-            <w:keepNext w:val="0"/>
-            <w:keepLines w:val="0"/>
-            <w:pageBreakBefore w:val="0"/>
-            <w:widowControl w:val="1"/>
             <w:pBdr>
               <w:top w:space="0" w:sz="0" w:val="nil"/>
               <w:left w:space="0" w:sz="0" w:val="nil"/>
@@ -1929,41 +1747,25 @@
               <w:right w:space="0" w:sz="0" w:val="nil"/>
               <w:between w:space="0" w:sz="0" w:val="nil"/>
             </w:pBdr>
-            <w:shd w:fill="auto" w:val="clear"/>
             <w:tabs>
               <w:tab w:val="right" w:leader="none" w:pos="8505"/>
             </w:tabs>
-            <w:spacing w:after="0" w:before="120" w:line="276" w:lineRule="auto"/>
-            <w:ind w:left="220" w:right="0" w:firstLine="0"/>
-            <w:jc w:val="left"/>
+            <w:spacing w:before="120" w:lineRule="auto"/>
+            <w:ind w:left="220" w:firstLine="0"/>
             <w:rPr>
               <w:rFonts w:ascii="Aptos" w:cs="Aptos" w:eastAsia="Aptos" w:hAnsi="Aptos"/>
-              <w:b w:val="0"/>
-              <w:i w:val="0"/>
-              <w:smallCaps w:val="0"/>
-              <w:strike w:val="0"/>
               <w:color w:val="000000"/>
               <w:sz w:val="24"/>
               <w:szCs w:val="24"/>
-              <w:u w:val="none"/>
-              <w:shd w:fill="auto" w:val="clear"/>
-              <w:vertAlign w:val="baseline"/>
             </w:rPr>
           </w:pPr>
           <w:hyperlink w:anchor="_heading=h.jldbvfvvv0kl">
             <w:r>
               <w:rPr>
-                <w:rFonts w:ascii="Calibri" w:cs="Calibri" w:eastAsia="Calibri" w:hAnsi="Calibri"/>
-                <w:b w:val="0"/>
                 <w:i w:val="1"/>
-                <w:smallCaps w:val="0"/>
-                <w:strike w:val="0"/>
                 <w:color w:val="000000"/>
                 <w:sz w:val="20"/>
                 <w:szCs w:val="20"/>
-                <w:u w:val="none"/>
-                <w:shd w:fill="auto" w:val="clear"/>
-                <w:vertAlign w:val="baseline"/>
                 <w:rtl w:val="0"/>
               </w:rPr>
               <w:t xml:space="preserve">Lector/Visitante</w:t>
@@ -1979,10 +1781,6 @@
         </w:p>
         <w:p>
           <w:pPr>
-            <w:keepNext w:val="0"/>
-            <w:keepLines w:val="0"/>
-            <w:pageBreakBefore w:val="0"/>
-            <w:widowControl w:val="1"/>
             <w:pBdr>
               <w:top w:space="0" w:sz="0" w:val="nil"/>
               <w:left w:space="0" w:sz="0" w:val="nil"/>
@@ -1990,41 +1788,25 @@
               <w:right w:space="0" w:sz="0" w:val="nil"/>
               <w:between w:space="0" w:sz="0" w:val="nil"/>
             </w:pBdr>
-            <w:shd w:fill="auto" w:val="clear"/>
             <w:tabs>
               <w:tab w:val="right" w:leader="none" w:pos="8505"/>
             </w:tabs>
-            <w:spacing w:after="0" w:before="120" w:line="276" w:lineRule="auto"/>
-            <w:ind w:left="220" w:right="0" w:firstLine="0"/>
-            <w:jc w:val="left"/>
+            <w:spacing w:before="120" w:lineRule="auto"/>
+            <w:ind w:left="220" w:firstLine="0"/>
             <w:rPr>
               <w:rFonts w:ascii="Aptos" w:cs="Aptos" w:eastAsia="Aptos" w:hAnsi="Aptos"/>
-              <w:b w:val="0"/>
-              <w:i w:val="0"/>
-              <w:smallCaps w:val="0"/>
-              <w:strike w:val="0"/>
               <w:color w:val="000000"/>
               <w:sz w:val="24"/>
               <w:szCs w:val="24"/>
-              <w:u w:val="none"/>
-              <w:shd w:fill="auto" w:val="clear"/>
-              <w:vertAlign w:val="baseline"/>
             </w:rPr>
           </w:pPr>
           <w:hyperlink w:anchor="_heading=h.xa3yybaoc6ny">
             <w:r>
               <w:rPr>
-                <w:rFonts w:ascii="Calibri" w:cs="Calibri" w:eastAsia="Calibri" w:hAnsi="Calibri"/>
-                <w:b w:val="0"/>
                 <w:i w:val="1"/>
-                <w:smallCaps w:val="0"/>
-                <w:strike w:val="0"/>
                 <w:color w:val="000000"/>
                 <w:sz w:val="20"/>
                 <w:szCs w:val="20"/>
-                <w:u w:val="none"/>
-                <w:shd w:fill="auto" w:val="clear"/>
-                <w:vertAlign w:val="baseline"/>
                 <w:rtl w:val="0"/>
               </w:rPr>
               <w:t xml:space="preserve">BBDD</w:t>
@@ -2040,10 +1822,6 @@
         </w:p>
         <w:p>
           <w:pPr>
-            <w:keepNext w:val="0"/>
-            <w:keepLines w:val="0"/>
-            <w:pageBreakBefore w:val="0"/>
-            <w:widowControl w:val="1"/>
             <w:pBdr>
               <w:top w:space="0" w:sz="0" w:val="nil"/>
               <w:left w:space="0" w:sz="0" w:val="nil"/>
@@ -2051,41 +1829,25 @@
               <w:right w:space="0" w:sz="0" w:val="nil"/>
               <w:between w:space="0" w:sz="0" w:val="nil"/>
             </w:pBdr>
-            <w:shd w:fill="auto" w:val="clear"/>
             <w:tabs>
               <w:tab w:val="right" w:leader="none" w:pos="8505"/>
             </w:tabs>
-            <w:spacing w:after="120" w:before="240" w:line="276" w:lineRule="auto"/>
-            <w:ind w:left="0" w:right="0" w:firstLine="0"/>
-            <w:jc w:val="left"/>
+            <w:spacing w:after="120" w:before="240" w:lineRule="auto"/>
+            <w:ind w:left="0" w:firstLine="0"/>
             <w:rPr>
               <w:rFonts w:ascii="Aptos" w:cs="Aptos" w:eastAsia="Aptos" w:hAnsi="Aptos"/>
-              <w:b w:val="0"/>
-              <w:i w:val="0"/>
-              <w:smallCaps w:val="0"/>
-              <w:strike w:val="0"/>
               <w:color w:val="000000"/>
               <w:sz w:val="24"/>
               <w:szCs w:val="24"/>
-              <w:u w:val="none"/>
-              <w:shd w:fill="auto" w:val="clear"/>
-              <w:vertAlign w:val="baseline"/>
             </w:rPr>
           </w:pPr>
           <w:hyperlink w:anchor="_heading=h.hsyf6z51lj7l">
             <w:r>
               <w:rPr>
-                <w:rFonts w:ascii="Calibri" w:cs="Calibri" w:eastAsia="Calibri" w:hAnsi="Calibri"/>
-                <w:b w:val="1"/>
-                <w:i w:val="0"/>
-                <w:smallCaps w:val="0"/>
-                <w:strike w:val="0"/>
+                <w:b w:val="1"/>
                 <w:color w:val="000000"/>
                 <w:sz w:val="20"/>
                 <w:szCs w:val="20"/>
-                <w:u w:val="none"/>
-                <w:shd w:fill="auto" w:val="clear"/>
-                <w:vertAlign w:val="baseline"/>
                 <w:rtl w:val="0"/>
               </w:rPr>
               <w:t xml:space="preserve">Casos de Uso</w:t>
@@ -2101,10 +1863,6 @@
         </w:p>
         <w:p>
           <w:pPr>
-            <w:keepNext w:val="0"/>
-            <w:keepLines w:val="0"/>
-            <w:pageBreakBefore w:val="0"/>
-            <w:widowControl w:val="1"/>
             <w:pBdr>
               <w:top w:space="0" w:sz="0" w:val="nil"/>
               <w:left w:space="0" w:sz="0" w:val="nil"/>
@@ -2112,41 +1870,25 @@
               <w:right w:space="0" w:sz="0" w:val="nil"/>
               <w:between w:space="0" w:sz="0" w:val="nil"/>
             </w:pBdr>
-            <w:shd w:fill="auto" w:val="clear"/>
             <w:tabs>
               <w:tab w:val="right" w:leader="none" w:pos="8505"/>
             </w:tabs>
-            <w:spacing w:after="0" w:before="120" w:line="276" w:lineRule="auto"/>
-            <w:ind w:left="220" w:right="0" w:firstLine="0"/>
-            <w:jc w:val="left"/>
+            <w:spacing w:before="120" w:lineRule="auto"/>
+            <w:ind w:left="220" w:firstLine="0"/>
             <w:rPr>
               <w:rFonts w:ascii="Aptos" w:cs="Aptos" w:eastAsia="Aptos" w:hAnsi="Aptos"/>
-              <w:b w:val="0"/>
-              <w:i w:val="0"/>
-              <w:smallCaps w:val="0"/>
-              <w:strike w:val="0"/>
               <w:color w:val="000000"/>
               <w:sz w:val="24"/>
               <w:szCs w:val="24"/>
-              <w:u w:val="none"/>
-              <w:shd w:fill="auto" w:val="clear"/>
-              <w:vertAlign w:val="baseline"/>
             </w:rPr>
           </w:pPr>
           <w:hyperlink w:anchor="_heading=h.ojxo2xrc662c">
             <w:r>
               <w:rPr>
-                <w:rFonts w:ascii="Calibri" w:cs="Calibri" w:eastAsia="Calibri" w:hAnsi="Calibri"/>
-                <w:b w:val="0"/>
                 <w:i w:val="1"/>
-                <w:smallCaps w:val="0"/>
-                <w:strike w:val="0"/>
                 <w:color w:val="000000"/>
                 <w:sz w:val="20"/>
                 <w:szCs w:val="20"/>
-                <w:u w:val="none"/>
-                <w:shd w:fill="auto" w:val="clear"/>
-                <w:vertAlign w:val="baseline"/>
                 <w:rtl w:val="0"/>
               </w:rPr>
               <w:t xml:space="preserve">CU-01-Autenticarse</w:t>
@@ -2162,10 +1904,6 @@
         </w:p>
         <w:p>
           <w:pPr>
-            <w:keepNext w:val="0"/>
-            <w:keepLines w:val="0"/>
-            <w:pageBreakBefore w:val="0"/>
-            <w:widowControl w:val="1"/>
             <w:pBdr>
               <w:top w:space="0" w:sz="0" w:val="nil"/>
               <w:left w:space="0" w:sz="0" w:val="nil"/>
@@ -2173,41 +1911,24 @@
               <w:right w:space="0" w:sz="0" w:val="nil"/>
               <w:between w:space="0" w:sz="0" w:val="nil"/>
             </w:pBdr>
-            <w:shd w:fill="auto" w:val="clear"/>
             <w:tabs>
               <w:tab w:val="right" w:leader="none" w:pos="8504"/>
             </w:tabs>
-            <w:spacing w:after="0" w:before="0" w:line="276" w:lineRule="auto"/>
-            <w:ind w:left="440" w:right="0" w:firstLine="0"/>
-            <w:jc w:val="left"/>
+            <w:spacing w:before="0" w:lineRule="auto"/>
+            <w:ind w:left="440" w:firstLine="0"/>
             <w:rPr>
               <w:rFonts w:ascii="Aptos" w:cs="Aptos" w:eastAsia="Aptos" w:hAnsi="Aptos"/>
-              <w:b w:val="0"/>
-              <w:i w:val="0"/>
-              <w:smallCaps w:val="0"/>
-              <w:strike w:val="0"/>
               <w:color w:val="000000"/>
               <w:sz w:val="24"/>
               <w:szCs w:val="24"/>
-              <w:u w:val="none"/>
-              <w:shd w:fill="auto" w:val="clear"/>
-              <w:vertAlign w:val="baseline"/>
             </w:rPr>
           </w:pPr>
           <w:hyperlink w:anchor="_heading=h.vmp3kb4xiup2">
             <w:r>
               <w:rPr>
-                <w:rFonts w:ascii="Calibri" w:cs="Calibri" w:eastAsia="Calibri" w:hAnsi="Calibri"/>
-                <w:b w:val="0"/>
-                <w:i w:val="0"/>
-                <w:smallCaps w:val="0"/>
-                <w:strike w:val="0"/>
                 <w:color w:val="000000"/>
                 <w:sz w:val="20"/>
                 <w:szCs w:val="20"/>
-                <w:u w:val="none"/>
-                <w:shd w:fill="auto" w:val="clear"/>
-                <w:vertAlign w:val="baseline"/>
                 <w:rtl w:val="0"/>
               </w:rPr>
               <w:t xml:space="preserve">Descripción</w:t>
@@ -2223,10 +1944,6 @@
         </w:p>
         <w:p>
           <w:pPr>
-            <w:keepNext w:val="0"/>
-            <w:keepLines w:val="0"/>
-            <w:pageBreakBefore w:val="0"/>
-            <w:widowControl w:val="1"/>
             <w:pBdr>
               <w:top w:space="0" w:sz="0" w:val="nil"/>
               <w:left w:space="0" w:sz="0" w:val="nil"/>
@@ -2234,41 +1951,25 @@
               <w:right w:space="0" w:sz="0" w:val="nil"/>
               <w:between w:space="0" w:sz="0" w:val="nil"/>
             </w:pBdr>
-            <w:shd w:fill="auto" w:val="clear"/>
             <w:tabs>
               <w:tab w:val="right" w:leader="none" w:pos="8505"/>
             </w:tabs>
-            <w:spacing w:after="0" w:before="120" w:line="276" w:lineRule="auto"/>
-            <w:ind w:left="220" w:right="0" w:firstLine="0"/>
-            <w:jc w:val="left"/>
+            <w:spacing w:before="120" w:lineRule="auto"/>
+            <w:ind w:left="220" w:firstLine="0"/>
             <w:rPr>
               <w:rFonts w:ascii="Aptos" w:cs="Aptos" w:eastAsia="Aptos" w:hAnsi="Aptos"/>
-              <w:b w:val="0"/>
-              <w:i w:val="0"/>
-              <w:smallCaps w:val="0"/>
-              <w:strike w:val="0"/>
               <w:color w:val="000000"/>
               <w:sz w:val="24"/>
               <w:szCs w:val="24"/>
-              <w:u w:val="none"/>
-              <w:shd w:fill="auto" w:val="clear"/>
-              <w:vertAlign w:val="baseline"/>
             </w:rPr>
           </w:pPr>
           <w:hyperlink w:anchor="_heading=h.c8tlrfmxxvkn">
             <w:r>
               <w:rPr>
-                <w:rFonts w:ascii="Calibri" w:cs="Calibri" w:eastAsia="Calibri" w:hAnsi="Calibri"/>
-                <w:b w:val="0"/>
                 <w:i w:val="1"/>
-                <w:smallCaps w:val="0"/>
-                <w:strike w:val="0"/>
                 <w:color w:val="000000"/>
                 <w:sz w:val="20"/>
                 <w:szCs w:val="20"/>
-                <w:u w:val="none"/>
-                <w:shd w:fill="auto" w:val="clear"/>
-                <w:vertAlign w:val="baseline"/>
                 <w:rtl w:val="0"/>
               </w:rPr>
               <w:t xml:space="preserve">CU-02 – Gestionar usuarios</w:t>
@@ -2284,10 +1985,6 @@
         </w:p>
         <w:p>
           <w:pPr>
-            <w:keepNext w:val="0"/>
-            <w:keepLines w:val="0"/>
-            <w:pageBreakBefore w:val="0"/>
-            <w:widowControl w:val="1"/>
             <w:pBdr>
               <w:top w:space="0" w:sz="0" w:val="nil"/>
               <w:left w:space="0" w:sz="0" w:val="nil"/>
@@ -2295,41 +1992,24 @@
               <w:right w:space="0" w:sz="0" w:val="nil"/>
               <w:between w:space="0" w:sz="0" w:val="nil"/>
             </w:pBdr>
-            <w:shd w:fill="auto" w:val="clear"/>
             <w:tabs>
               <w:tab w:val="right" w:leader="none" w:pos="8504"/>
             </w:tabs>
-            <w:spacing w:after="0" w:before="0" w:line="276" w:lineRule="auto"/>
-            <w:ind w:left="440" w:right="0" w:firstLine="0"/>
-            <w:jc w:val="left"/>
+            <w:spacing w:before="0" w:lineRule="auto"/>
+            <w:ind w:left="440" w:firstLine="0"/>
             <w:rPr>
               <w:rFonts w:ascii="Aptos" w:cs="Aptos" w:eastAsia="Aptos" w:hAnsi="Aptos"/>
-              <w:b w:val="0"/>
-              <w:i w:val="0"/>
-              <w:smallCaps w:val="0"/>
-              <w:strike w:val="0"/>
               <w:color w:val="000000"/>
               <w:sz w:val="24"/>
               <w:szCs w:val="24"/>
-              <w:u w:val="none"/>
-              <w:shd w:fill="auto" w:val="clear"/>
-              <w:vertAlign w:val="baseline"/>
             </w:rPr>
           </w:pPr>
           <w:hyperlink w:anchor="_heading=h.n757nq6u8j1a">
             <w:r>
               <w:rPr>
-                <w:rFonts w:ascii="Calibri" w:cs="Calibri" w:eastAsia="Calibri" w:hAnsi="Calibri"/>
-                <w:b w:val="0"/>
-                <w:i w:val="0"/>
-                <w:smallCaps w:val="0"/>
-                <w:strike w:val="0"/>
                 <w:color w:val="000000"/>
                 <w:sz w:val="20"/>
                 <w:szCs w:val="20"/>
-                <w:u w:val="none"/>
-                <w:shd w:fill="auto" w:val="clear"/>
-                <w:vertAlign w:val="baseline"/>
                 <w:rtl w:val="0"/>
               </w:rPr>
               <w:t xml:space="preserve">Descripción</w:t>
@@ -2345,10 +2025,6 @@
         </w:p>
         <w:p>
           <w:pPr>
-            <w:keepNext w:val="0"/>
-            <w:keepLines w:val="0"/>
-            <w:pageBreakBefore w:val="0"/>
-            <w:widowControl w:val="1"/>
             <w:pBdr>
               <w:top w:space="0" w:sz="0" w:val="nil"/>
               <w:left w:space="0" w:sz="0" w:val="nil"/>
@@ -2356,41 +2032,25 @@
               <w:right w:space="0" w:sz="0" w:val="nil"/>
               <w:between w:space="0" w:sz="0" w:val="nil"/>
             </w:pBdr>
-            <w:shd w:fill="auto" w:val="clear"/>
             <w:tabs>
               <w:tab w:val="right" w:leader="none" w:pos="8505"/>
             </w:tabs>
-            <w:spacing w:after="0" w:before="120" w:line="276" w:lineRule="auto"/>
-            <w:ind w:left="220" w:right="0" w:firstLine="0"/>
-            <w:jc w:val="left"/>
+            <w:spacing w:before="120" w:lineRule="auto"/>
+            <w:ind w:left="220" w:firstLine="0"/>
             <w:rPr>
               <w:rFonts w:ascii="Aptos" w:cs="Aptos" w:eastAsia="Aptos" w:hAnsi="Aptos"/>
-              <w:b w:val="0"/>
-              <w:i w:val="0"/>
-              <w:smallCaps w:val="0"/>
-              <w:strike w:val="0"/>
               <w:color w:val="000000"/>
               <w:sz w:val="24"/>
               <w:szCs w:val="24"/>
-              <w:u w:val="none"/>
-              <w:shd w:fill="auto" w:val="clear"/>
-              <w:vertAlign w:val="baseline"/>
             </w:rPr>
           </w:pPr>
           <w:hyperlink w:anchor="_heading=h.xnl9vm5yjm6u">
             <w:r>
               <w:rPr>
-                <w:rFonts w:ascii="Calibri" w:cs="Calibri" w:eastAsia="Calibri" w:hAnsi="Calibri"/>
-                <w:b w:val="0"/>
                 <w:i w:val="1"/>
-                <w:smallCaps w:val="0"/>
-                <w:strike w:val="0"/>
                 <w:color w:val="000000"/>
                 <w:sz w:val="20"/>
                 <w:szCs w:val="20"/>
-                <w:u w:val="none"/>
-                <w:shd w:fill="auto" w:val="clear"/>
-                <w:vertAlign w:val="baseline"/>
                 <w:rtl w:val="0"/>
               </w:rPr>
               <w:t xml:space="preserve">CU-03 – Crear Proyecto</w:t>
@@ -2406,10 +2066,6 @@
         </w:p>
         <w:p>
           <w:pPr>
-            <w:keepNext w:val="0"/>
-            <w:keepLines w:val="0"/>
-            <w:pageBreakBefore w:val="0"/>
-            <w:widowControl w:val="1"/>
             <w:pBdr>
               <w:top w:space="0" w:sz="0" w:val="nil"/>
               <w:left w:space="0" w:sz="0" w:val="nil"/>
@@ -2417,41 +2073,24 @@
               <w:right w:space="0" w:sz="0" w:val="nil"/>
               <w:between w:space="0" w:sz="0" w:val="nil"/>
             </w:pBdr>
-            <w:shd w:fill="auto" w:val="clear"/>
             <w:tabs>
               <w:tab w:val="right" w:leader="none" w:pos="8504"/>
             </w:tabs>
-            <w:spacing w:after="0" w:before="0" w:line="276" w:lineRule="auto"/>
-            <w:ind w:left="440" w:right="0" w:firstLine="0"/>
-            <w:jc w:val="left"/>
+            <w:spacing w:before="0" w:lineRule="auto"/>
+            <w:ind w:left="440" w:firstLine="0"/>
             <w:rPr>
               <w:rFonts w:ascii="Aptos" w:cs="Aptos" w:eastAsia="Aptos" w:hAnsi="Aptos"/>
-              <w:b w:val="0"/>
-              <w:i w:val="0"/>
-              <w:smallCaps w:val="0"/>
-              <w:strike w:val="0"/>
               <w:color w:val="000000"/>
               <w:sz w:val="24"/>
               <w:szCs w:val="24"/>
-              <w:u w:val="none"/>
-              <w:shd w:fill="auto" w:val="clear"/>
-              <w:vertAlign w:val="baseline"/>
             </w:rPr>
           </w:pPr>
           <w:hyperlink w:anchor="_heading=h.xyg1b1uyt6iv">
             <w:r>
               <w:rPr>
-                <w:rFonts w:ascii="Calibri" w:cs="Calibri" w:eastAsia="Calibri" w:hAnsi="Calibri"/>
-                <w:b w:val="0"/>
-                <w:i w:val="0"/>
-                <w:smallCaps w:val="0"/>
-                <w:strike w:val="0"/>
                 <w:color w:val="000000"/>
                 <w:sz w:val="20"/>
                 <w:szCs w:val="20"/>
-                <w:u w:val="none"/>
-                <w:shd w:fill="auto" w:val="clear"/>
-                <w:vertAlign w:val="baseline"/>
                 <w:rtl w:val="0"/>
               </w:rPr>
               <w:t xml:space="preserve">Descripción</w:t>
@@ -2467,10 +2106,6 @@
         </w:p>
         <w:p>
           <w:pPr>
-            <w:keepNext w:val="0"/>
-            <w:keepLines w:val="0"/>
-            <w:pageBreakBefore w:val="0"/>
-            <w:widowControl w:val="1"/>
             <w:pBdr>
               <w:top w:space="0" w:sz="0" w:val="nil"/>
               <w:left w:space="0" w:sz="0" w:val="nil"/>
@@ -2478,41 +2113,25 @@
               <w:right w:space="0" w:sz="0" w:val="nil"/>
               <w:between w:space="0" w:sz="0" w:val="nil"/>
             </w:pBdr>
-            <w:shd w:fill="auto" w:val="clear"/>
             <w:tabs>
               <w:tab w:val="right" w:leader="none" w:pos="8505"/>
             </w:tabs>
-            <w:spacing w:after="0" w:before="120" w:line="276" w:lineRule="auto"/>
-            <w:ind w:left="220" w:right="0" w:firstLine="0"/>
-            <w:jc w:val="left"/>
+            <w:spacing w:before="120" w:lineRule="auto"/>
+            <w:ind w:left="220" w:firstLine="0"/>
             <w:rPr>
               <w:rFonts w:ascii="Aptos" w:cs="Aptos" w:eastAsia="Aptos" w:hAnsi="Aptos"/>
-              <w:b w:val="0"/>
-              <w:i w:val="0"/>
-              <w:smallCaps w:val="0"/>
-              <w:strike w:val="0"/>
               <w:color w:val="000000"/>
               <w:sz w:val="24"/>
               <w:szCs w:val="24"/>
-              <w:u w:val="none"/>
-              <w:shd w:fill="auto" w:val="clear"/>
-              <w:vertAlign w:val="baseline"/>
             </w:rPr>
           </w:pPr>
           <w:hyperlink w:anchor="_heading=h.6hxrywpyb2nt">
             <w:r>
               <w:rPr>
-                <w:rFonts w:ascii="Calibri" w:cs="Calibri" w:eastAsia="Calibri" w:hAnsi="Calibri"/>
-                <w:b w:val="0"/>
                 <w:i w:val="1"/>
-                <w:smallCaps w:val="0"/>
-                <w:strike w:val="0"/>
                 <w:color w:val="000000"/>
                 <w:sz w:val="20"/>
                 <w:szCs w:val="20"/>
-                <w:u w:val="none"/>
-                <w:shd w:fill="auto" w:val="clear"/>
-                <w:vertAlign w:val="baseline"/>
                 <w:rtl w:val="0"/>
               </w:rPr>
               <w:t xml:space="preserve">CU-04 – Asignar roles de usuario al proyecto</w:t>
@@ -2528,10 +2147,6 @@
         </w:p>
         <w:p>
           <w:pPr>
-            <w:keepNext w:val="0"/>
-            <w:keepLines w:val="0"/>
-            <w:pageBreakBefore w:val="0"/>
-            <w:widowControl w:val="1"/>
             <w:pBdr>
               <w:top w:space="0" w:sz="0" w:val="nil"/>
               <w:left w:space="0" w:sz="0" w:val="nil"/>
@@ -2539,41 +2154,24 @@
               <w:right w:space="0" w:sz="0" w:val="nil"/>
               <w:between w:space="0" w:sz="0" w:val="nil"/>
             </w:pBdr>
-            <w:shd w:fill="auto" w:val="clear"/>
             <w:tabs>
               <w:tab w:val="right" w:leader="none" w:pos="8504"/>
             </w:tabs>
-            <w:spacing w:after="0" w:before="0" w:line="276" w:lineRule="auto"/>
-            <w:ind w:left="440" w:right="0" w:firstLine="0"/>
-            <w:jc w:val="left"/>
+            <w:spacing w:before="0" w:lineRule="auto"/>
+            <w:ind w:left="440" w:firstLine="0"/>
             <w:rPr>
               <w:rFonts w:ascii="Aptos" w:cs="Aptos" w:eastAsia="Aptos" w:hAnsi="Aptos"/>
-              <w:b w:val="0"/>
-              <w:i w:val="0"/>
-              <w:smallCaps w:val="0"/>
-              <w:strike w:val="0"/>
               <w:color w:val="000000"/>
               <w:sz w:val="24"/>
               <w:szCs w:val="24"/>
-              <w:u w:val="none"/>
-              <w:shd w:fill="auto" w:val="clear"/>
-              <w:vertAlign w:val="baseline"/>
             </w:rPr>
           </w:pPr>
           <w:hyperlink w:anchor="_heading=h.z7g1ryo1zb1a">
             <w:r>
               <w:rPr>
-                <w:rFonts w:ascii="Calibri" w:cs="Calibri" w:eastAsia="Calibri" w:hAnsi="Calibri"/>
-                <w:b w:val="0"/>
-                <w:i w:val="0"/>
-                <w:smallCaps w:val="0"/>
-                <w:strike w:val="0"/>
                 <w:color w:val="000000"/>
                 <w:sz w:val="20"/>
                 <w:szCs w:val="20"/>
-                <w:u w:val="none"/>
-                <w:shd w:fill="auto" w:val="clear"/>
-                <w:vertAlign w:val="baseline"/>
                 <w:rtl w:val="0"/>
               </w:rPr>
               <w:t xml:space="preserve">Descripción</w:t>
@@ -2589,10 +2187,6 @@
         </w:p>
         <w:p>
           <w:pPr>
-            <w:keepNext w:val="0"/>
-            <w:keepLines w:val="0"/>
-            <w:pageBreakBefore w:val="0"/>
-            <w:widowControl w:val="1"/>
             <w:pBdr>
               <w:top w:space="0" w:sz="0" w:val="nil"/>
               <w:left w:space="0" w:sz="0" w:val="nil"/>
@@ -2600,41 +2194,25 @@
               <w:right w:space="0" w:sz="0" w:val="nil"/>
               <w:between w:space="0" w:sz="0" w:val="nil"/>
             </w:pBdr>
-            <w:shd w:fill="auto" w:val="clear"/>
             <w:tabs>
               <w:tab w:val="right" w:leader="none" w:pos="8505"/>
             </w:tabs>
-            <w:spacing w:after="0" w:before="120" w:line="276" w:lineRule="auto"/>
-            <w:ind w:left="220" w:right="0" w:firstLine="0"/>
-            <w:jc w:val="left"/>
+            <w:spacing w:before="120" w:lineRule="auto"/>
+            <w:ind w:left="220" w:firstLine="0"/>
             <w:rPr>
               <w:rFonts w:ascii="Aptos" w:cs="Aptos" w:eastAsia="Aptos" w:hAnsi="Aptos"/>
-              <w:b w:val="0"/>
-              <w:i w:val="0"/>
-              <w:smallCaps w:val="0"/>
-              <w:strike w:val="0"/>
               <w:color w:val="000000"/>
               <w:sz w:val="24"/>
               <w:szCs w:val="24"/>
-              <w:u w:val="none"/>
-              <w:shd w:fill="auto" w:val="clear"/>
-              <w:vertAlign w:val="baseline"/>
             </w:rPr>
           </w:pPr>
           <w:hyperlink w:anchor="_heading=h.rpoaxv8iza54">
             <w:r>
               <w:rPr>
-                <w:rFonts w:ascii="Calibri" w:cs="Calibri" w:eastAsia="Calibri" w:hAnsi="Calibri"/>
-                <w:b w:val="0"/>
                 <w:i w:val="1"/>
-                <w:smallCaps w:val="0"/>
-                <w:strike w:val="0"/>
                 <w:color w:val="000000"/>
                 <w:sz w:val="20"/>
                 <w:szCs w:val="20"/>
-                <w:u w:val="none"/>
-                <w:shd w:fill="auto" w:val="clear"/>
-                <w:vertAlign w:val="baseline"/>
                 <w:rtl w:val="0"/>
               </w:rPr>
               <w:t xml:space="preserve">CU-05 – Seleccionar metodología</w:t>
@@ -2650,10 +2228,6 @@
         </w:p>
         <w:p>
           <w:pPr>
-            <w:keepNext w:val="0"/>
-            <w:keepLines w:val="0"/>
-            <w:pageBreakBefore w:val="0"/>
-            <w:widowControl w:val="1"/>
             <w:pBdr>
               <w:top w:space="0" w:sz="0" w:val="nil"/>
               <w:left w:space="0" w:sz="0" w:val="nil"/>
@@ -2661,41 +2235,24 @@
               <w:right w:space="0" w:sz="0" w:val="nil"/>
               <w:between w:space="0" w:sz="0" w:val="nil"/>
             </w:pBdr>
-            <w:shd w:fill="auto" w:val="clear"/>
             <w:tabs>
               <w:tab w:val="right" w:leader="none" w:pos="8504"/>
             </w:tabs>
-            <w:spacing w:after="0" w:before="0" w:line="276" w:lineRule="auto"/>
-            <w:ind w:left="440" w:right="0" w:firstLine="0"/>
-            <w:jc w:val="left"/>
+            <w:spacing w:before="0" w:lineRule="auto"/>
+            <w:ind w:left="440" w:firstLine="0"/>
             <w:rPr>
               <w:rFonts w:ascii="Aptos" w:cs="Aptos" w:eastAsia="Aptos" w:hAnsi="Aptos"/>
-              <w:b w:val="0"/>
-              <w:i w:val="0"/>
-              <w:smallCaps w:val="0"/>
-              <w:strike w:val="0"/>
               <w:color w:val="000000"/>
               <w:sz w:val="24"/>
               <w:szCs w:val="24"/>
-              <w:u w:val="none"/>
-              <w:shd w:fill="auto" w:val="clear"/>
-              <w:vertAlign w:val="baseline"/>
             </w:rPr>
           </w:pPr>
           <w:hyperlink w:anchor="_heading=h.1sodthawbuzv">
             <w:r>
               <w:rPr>
-                <w:rFonts w:ascii="Calibri" w:cs="Calibri" w:eastAsia="Calibri" w:hAnsi="Calibri"/>
-                <w:b w:val="0"/>
-                <w:i w:val="0"/>
-                <w:smallCaps w:val="0"/>
-                <w:strike w:val="0"/>
                 <w:color w:val="000000"/>
                 <w:sz w:val="20"/>
                 <w:szCs w:val="20"/>
-                <w:u w:val="none"/>
-                <w:shd w:fill="auto" w:val="clear"/>
-                <w:vertAlign w:val="baseline"/>
                 <w:rtl w:val="0"/>
               </w:rPr>
               <w:t xml:space="preserve">Descripción</w:t>
@@ -2711,10 +2268,6 @@
         </w:p>
         <w:p>
           <w:pPr>
-            <w:keepNext w:val="0"/>
-            <w:keepLines w:val="0"/>
-            <w:pageBreakBefore w:val="0"/>
-            <w:widowControl w:val="1"/>
             <w:pBdr>
               <w:top w:space="0" w:sz="0" w:val="nil"/>
               <w:left w:space="0" w:sz="0" w:val="nil"/>
@@ -2722,41 +2275,25 @@
               <w:right w:space="0" w:sz="0" w:val="nil"/>
               <w:between w:space="0" w:sz="0" w:val="nil"/>
             </w:pBdr>
-            <w:shd w:fill="auto" w:val="clear"/>
             <w:tabs>
               <w:tab w:val="right" w:leader="none" w:pos="8505"/>
             </w:tabs>
-            <w:spacing w:after="0" w:before="120" w:line="276" w:lineRule="auto"/>
-            <w:ind w:left="220" w:right="0" w:firstLine="0"/>
-            <w:jc w:val="left"/>
+            <w:spacing w:before="120" w:lineRule="auto"/>
+            <w:ind w:left="220" w:firstLine="0"/>
             <w:rPr>
               <w:rFonts w:ascii="Aptos" w:cs="Aptos" w:eastAsia="Aptos" w:hAnsi="Aptos"/>
-              <w:b w:val="0"/>
-              <w:i w:val="0"/>
-              <w:smallCaps w:val="0"/>
-              <w:strike w:val="0"/>
               <w:color w:val="000000"/>
               <w:sz w:val="24"/>
               <w:szCs w:val="24"/>
-              <w:u w:val="none"/>
-              <w:shd w:fill="auto" w:val="clear"/>
-              <w:vertAlign w:val="baseline"/>
             </w:rPr>
           </w:pPr>
           <w:hyperlink w:anchor="_heading=h.jtbv9s7dkm01">
             <w:r>
               <w:rPr>
-                <w:rFonts w:ascii="Calibri" w:cs="Calibri" w:eastAsia="Calibri" w:hAnsi="Calibri"/>
-                <w:b w:val="0"/>
                 <w:i w:val="1"/>
-                <w:smallCaps w:val="0"/>
-                <w:strike w:val="0"/>
                 <w:color w:val="000000"/>
                 <w:sz w:val="20"/>
                 <w:szCs w:val="20"/>
-                <w:u w:val="none"/>
-                <w:shd w:fill="auto" w:val="clear"/>
-                <w:vertAlign w:val="baseline"/>
                 <w:rtl w:val="0"/>
               </w:rPr>
               <w:t xml:space="preserve">CU-06 – Registrar requerimiento</w:t>
@@ -2772,10 +2309,6 @@
         </w:p>
         <w:p>
           <w:pPr>
-            <w:keepNext w:val="0"/>
-            <w:keepLines w:val="0"/>
-            <w:pageBreakBefore w:val="0"/>
-            <w:widowControl w:val="1"/>
             <w:pBdr>
               <w:top w:space="0" w:sz="0" w:val="nil"/>
               <w:left w:space="0" w:sz="0" w:val="nil"/>
@@ -2783,41 +2316,24 @@
               <w:right w:space="0" w:sz="0" w:val="nil"/>
               <w:between w:space="0" w:sz="0" w:val="nil"/>
             </w:pBdr>
-            <w:shd w:fill="auto" w:val="clear"/>
             <w:tabs>
               <w:tab w:val="right" w:leader="none" w:pos="8504"/>
             </w:tabs>
-            <w:spacing w:after="0" w:before="0" w:line="276" w:lineRule="auto"/>
-            <w:ind w:left="440" w:right="0" w:firstLine="0"/>
-            <w:jc w:val="left"/>
+            <w:spacing w:before="0" w:lineRule="auto"/>
+            <w:ind w:left="440" w:firstLine="0"/>
             <w:rPr>
               <w:rFonts w:ascii="Aptos" w:cs="Aptos" w:eastAsia="Aptos" w:hAnsi="Aptos"/>
-              <w:b w:val="0"/>
-              <w:i w:val="0"/>
-              <w:smallCaps w:val="0"/>
-              <w:strike w:val="0"/>
               <w:color w:val="000000"/>
               <w:sz w:val="24"/>
               <w:szCs w:val="24"/>
-              <w:u w:val="none"/>
-              <w:shd w:fill="auto" w:val="clear"/>
-              <w:vertAlign w:val="baseline"/>
             </w:rPr>
           </w:pPr>
           <w:hyperlink w:anchor="_heading=h.3coglkjmyhzw">
             <w:r>
               <w:rPr>
-                <w:rFonts w:ascii="Calibri" w:cs="Calibri" w:eastAsia="Calibri" w:hAnsi="Calibri"/>
-                <w:b w:val="0"/>
-                <w:i w:val="0"/>
-                <w:smallCaps w:val="0"/>
-                <w:strike w:val="0"/>
                 <w:color w:val="000000"/>
                 <w:sz w:val="20"/>
                 <w:szCs w:val="20"/>
-                <w:u w:val="none"/>
-                <w:shd w:fill="auto" w:val="clear"/>
-                <w:vertAlign w:val="baseline"/>
                 <w:rtl w:val="0"/>
               </w:rPr>
               <w:t xml:space="preserve">Descripción</w:t>
@@ -2833,10 +2349,6 @@
         </w:p>
         <w:p>
           <w:pPr>
-            <w:keepNext w:val="0"/>
-            <w:keepLines w:val="0"/>
-            <w:pageBreakBefore w:val="0"/>
-            <w:widowControl w:val="1"/>
             <w:pBdr>
               <w:top w:space="0" w:sz="0" w:val="nil"/>
               <w:left w:space="0" w:sz="0" w:val="nil"/>
@@ -2844,41 +2356,25 @@
               <w:right w:space="0" w:sz="0" w:val="nil"/>
               <w:between w:space="0" w:sz="0" w:val="nil"/>
             </w:pBdr>
-            <w:shd w:fill="auto" w:val="clear"/>
             <w:tabs>
               <w:tab w:val="right" w:leader="none" w:pos="8505"/>
             </w:tabs>
-            <w:spacing w:after="0" w:before="120" w:line="276" w:lineRule="auto"/>
-            <w:ind w:left="220" w:right="0" w:firstLine="0"/>
-            <w:jc w:val="left"/>
+            <w:spacing w:before="120" w:lineRule="auto"/>
+            <w:ind w:left="220" w:firstLine="0"/>
             <w:rPr>
               <w:rFonts w:ascii="Aptos" w:cs="Aptos" w:eastAsia="Aptos" w:hAnsi="Aptos"/>
-              <w:b w:val="0"/>
-              <w:i w:val="0"/>
-              <w:smallCaps w:val="0"/>
-              <w:strike w:val="0"/>
               <w:color w:val="000000"/>
               <w:sz w:val="24"/>
               <w:szCs w:val="24"/>
-              <w:u w:val="none"/>
-              <w:shd w:fill="auto" w:val="clear"/>
-              <w:vertAlign w:val="baseline"/>
             </w:rPr>
           </w:pPr>
           <w:hyperlink w:anchor="_heading=h.l8576wiw8ri1">
             <w:r>
               <w:rPr>
-                <w:rFonts w:ascii="Calibri" w:cs="Calibri" w:eastAsia="Calibri" w:hAnsi="Calibri"/>
-                <w:b w:val="0"/>
                 <w:i w:val="1"/>
-                <w:smallCaps w:val="0"/>
-                <w:strike w:val="0"/>
                 <w:color w:val="000000"/>
                 <w:sz w:val="20"/>
                 <w:szCs w:val="20"/>
-                <w:u w:val="none"/>
-                <w:shd w:fill="auto" w:val="clear"/>
-                <w:vertAlign w:val="baseline"/>
                 <w:rtl w:val="0"/>
               </w:rPr>
               <w:t xml:space="preserve">CU-07 – Priorizar requerimiento</w:t>
@@ -2894,10 +2390,6 @@
         </w:p>
         <w:p>
           <w:pPr>
-            <w:keepNext w:val="0"/>
-            <w:keepLines w:val="0"/>
-            <w:pageBreakBefore w:val="0"/>
-            <w:widowControl w:val="1"/>
             <w:pBdr>
               <w:top w:space="0" w:sz="0" w:val="nil"/>
               <w:left w:space="0" w:sz="0" w:val="nil"/>
@@ -2905,41 +2397,24 @@
               <w:right w:space="0" w:sz="0" w:val="nil"/>
               <w:between w:space="0" w:sz="0" w:val="nil"/>
             </w:pBdr>
-            <w:shd w:fill="auto" w:val="clear"/>
             <w:tabs>
               <w:tab w:val="right" w:leader="none" w:pos="8504"/>
             </w:tabs>
-            <w:spacing w:after="0" w:before="0" w:line="276" w:lineRule="auto"/>
-            <w:ind w:left="440" w:right="0" w:firstLine="0"/>
-            <w:jc w:val="left"/>
+            <w:spacing w:before="0" w:lineRule="auto"/>
+            <w:ind w:left="440" w:firstLine="0"/>
             <w:rPr>
               <w:rFonts w:ascii="Aptos" w:cs="Aptos" w:eastAsia="Aptos" w:hAnsi="Aptos"/>
-              <w:b w:val="0"/>
-              <w:i w:val="0"/>
-              <w:smallCaps w:val="0"/>
-              <w:strike w:val="0"/>
               <w:color w:val="000000"/>
               <w:sz w:val="24"/>
               <w:szCs w:val="24"/>
-              <w:u w:val="none"/>
-              <w:shd w:fill="auto" w:val="clear"/>
-              <w:vertAlign w:val="baseline"/>
             </w:rPr>
           </w:pPr>
           <w:hyperlink w:anchor="_heading=h.6gh5sgwr3mcf">
             <w:r>
               <w:rPr>
-                <w:rFonts w:ascii="Calibri" w:cs="Calibri" w:eastAsia="Calibri" w:hAnsi="Calibri"/>
-                <w:b w:val="0"/>
-                <w:i w:val="0"/>
-                <w:smallCaps w:val="0"/>
-                <w:strike w:val="0"/>
                 <w:color w:val="000000"/>
                 <w:sz w:val="20"/>
                 <w:szCs w:val="20"/>
-                <w:u w:val="none"/>
-                <w:shd w:fill="auto" w:val="clear"/>
-                <w:vertAlign w:val="baseline"/>
                 <w:rtl w:val="0"/>
               </w:rPr>
               <w:t xml:space="preserve">Descripción</w:t>
@@ -2955,10 +2430,6 @@
         </w:p>
         <w:p>
           <w:pPr>
-            <w:keepNext w:val="0"/>
-            <w:keepLines w:val="0"/>
-            <w:pageBreakBefore w:val="0"/>
-            <w:widowControl w:val="1"/>
             <w:pBdr>
               <w:top w:space="0" w:sz="0" w:val="nil"/>
               <w:left w:space="0" w:sz="0" w:val="nil"/>
@@ -2966,41 +2437,25 @@
               <w:right w:space="0" w:sz="0" w:val="nil"/>
               <w:between w:space="0" w:sz="0" w:val="nil"/>
             </w:pBdr>
-            <w:shd w:fill="auto" w:val="clear"/>
             <w:tabs>
               <w:tab w:val="right" w:leader="none" w:pos="8505"/>
             </w:tabs>
-            <w:spacing w:after="0" w:before="120" w:line="276" w:lineRule="auto"/>
-            <w:ind w:left="220" w:right="0" w:firstLine="0"/>
-            <w:jc w:val="left"/>
+            <w:spacing w:before="120" w:lineRule="auto"/>
+            <w:ind w:left="220" w:firstLine="0"/>
             <w:rPr>
               <w:rFonts w:ascii="Aptos" w:cs="Aptos" w:eastAsia="Aptos" w:hAnsi="Aptos"/>
-              <w:b w:val="0"/>
-              <w:i w:val="0"/>
-              <w:smallCaps w:val="0"/>
-              <w:strike w:val="0"/>
               <w:color w:val="000000"/>
               <w:sz w:val="24"/>
               <w:szCs w:val="24"/>
-              <w:u w:val="none"/>
-              <w:shd w:fill="auto" w:val="clear"/>
-              <w:vertAlign w:val="baseline"/>
             </w:rPr>
           </w:pPr>
           <w:hyperlink w:anchor="_heading=h.h0ayk7y440ho">
             <w:r>
               <w:rPr>
-                <w:rFonts w:ascii="Calibri" w:cs="Calibri" w:eastAsia="Calibri" w:hAnsi="Calibri"/>
-                <w:b w:val="0"/>
                 <w:i w:val="1"/>
-                <w:smallCaps w:val="0"/>
-                <w:strike w:val="0"/>
                 <w:color w:val="000000"/>
                 <w:sz w:val="20"/>
                 <w:szCs w:val="20"/>
-                <w:u w:val="none"/>
-                <w:shd w:fill="auto" w:val="clear"/>
-                <w:vertAlign w:val="baseline"/>
                 <w:rtl w:val="0"/>
               </w:rPr>
               <w:t xml:space="preserve">CU-08 – Consultar historial de requerimientos</w:t>
@@ -3016,10 +2471,6 @@
         </w:p>
         <w:p>
           <w:pPr>
-            <w:keepNext w:val="0"/>
-            <w:keepLines w:val="0"/>
-            <w:pageBreakBefore w:val="0"/>
-            <w:widowControl w:val="1"/>
             <w:pBdr>
               <w:top w:space="0" w:sz="0" w:val="nil"/>
               <w:left w:space="0" w:sz="0" w:val="nil"/>
@@ -3027,41 +2478,24 @@
               <w:right w:space="0" w:sz="0" w:val="nil"/>
               <w:between w:space="0" w:sz="0" w:val="nil"/>
             </w:pBdr>
-            <w:shd w:fill="auto" w:val="clear"/>
             <w:tabs>
               <w:tab w:val="right" w:leader="none" w:pos="8504"/>
             </w:tabs>
-            <w:spacing w:after="0" w:before="0" w:line="276" w:lineRule="auto"/>
-            <w:ind w:left="440" w:right="0" w:firstLine="0"/>
-            <w:jc w:val="left"/>
+            <w:spacing w:before="0" w:lineRule="auto"/>
+            <w:ind w:left="440" w:firstLine="0"/>
             <w:rPr>
               <w:rFonts w:ascii="Aptos" w:cs="Aptos" w:eastAsia="Aptos" w:hAnsi="Aptos"/>
-              <w:b w:val="0"/>
-              <w:i w:val="0"/>
-              <w:smallCaps w:val="0"/>
-              <w:strike w:val="0"/>
               <w:color w:val="000000"/>
               <w:sz w:val="24"/>
               <w:szCs w:val="24"/>
-              <w:u w:val="none"/>
-              <w:shd w:fill="auto" w:val="clear"/>
-              <w:vertAlign w:val="baseline"/>
             </w:rPr>
           </w:pPr>
           <w:hyperlink w:anchor="_heading=h.2etq2v5ytgr9">
             <w:r>
               <w:rPr>
-                <w:rFonts w:ascii="Calibri" w:cs="Calibri" w:eastAsia="Calibri" w:hAnsi="Calibri"/>
-                <w:b w:val="0"/>
-                <w:i w:val="0"/>
-                <w:smallCaps w:val="0"/>
-                <w:strike w:val="0"/>
                 <w:color w:val="000000"/>
                 <w:sz w:val="20"/>
                 <w:szCs w:val="20"/>
-                <w:u w:val="none"/>
-                <w:shd w:fill="auto" w:val="clear"/>
-                <w:vertAlign w:val="baseline"/>
                 <w:rtl w:val="0"/>
               </w:rPr>
               <w:t xml:space="preserve">Descripción</w:t>
@@ -3077,10 +2511,6 @@
         </w:p>
         <w:p>
           <w:pPr>
-            <w:keepNext w:val="0"/>
-            <w:keepLines w:val="0"/>
-            <w:pageBreakBefore w:val="0"/>
-            <w:widowControl w:val="1"/>
             <w:pBdr>
               <w:top w:space="0" w:sz="0" w:val="nil"/>
               <w:left w:space="0" w:sz="0" w:val="nil"/>
@@ -3088,41 +2518,25 @@
               <w:right w:space="0" w:sz="0" w:val="nil"/>
               <w:between w:space="0" w:sz="0" w:val="nil"/>
             </w:pBdr>
-            <w:shd w:fill="auto" w:val="clear"/>
             <w:tabs>
               <w:tab w:val="right" w:leader="none" w:pos="8505"/>
             </w:tabs>
-            <w:spacing w:after="0" w:before="120" w:line="276" w:lineRule="auto"/>
-            <w:ind w:left="220" w:right="0" w:firstLine="0"/>
-            <w:jc w:val="left"/>
+            <w:spacing w:before="120" w:lineRule="auto"/>
+            <w:ind w:left="220" w:firstLine="0"/>
             <w:rPr>
               <w:rFonts w:ascii="Aptos" w:cs="Aptos" w:eastAsia="Aptos" w:hAnsi="Aptos"/>
-              <w:b w:val="0"/>
-              <w:i w:val="0"/>
-              <w:smallCaps w:val="0"/>
-              <w:strike w:val="0"/>
               <w:color w:val="000000"/>
               <w:sz w:val="24"/>
               <w:szCs w:val="24"/>
-              <w:u w:val="none"/>
-              <w:shd w:fill="auto" w:val="clear"/>
-              <w:vertAlign w:val="baseline"/>
             </w:rPr>
           </w:pPr>
           <w:hyperlink w:anchor="_heading=h.76a5jhrg9lak">
             <w:r>
               <w:rPr>
-                <w:rFonts w:ascii="Calibri" w:cs="Calibri" w:eastAsia="Calibri" w:hAnsi="Calibri"/>
-                <w:b w:val="0"/>
                 <w:i w:val="1"/>
-                <w:smallCaps w:val="0"/>
-                <w:strike w:val="0"/>
                 <w:color w:val="000000"/>
                 <w:sz w:val="20"/>
                 <w:szCs w:val="20"/>
-                <w:u w:val="none"/>
-                <w:shd w:fill="auto" w:val="clear"/>
-                <w:vertAlign w:val="baseline"/>
                 <w:rtl w:val="0"/>
               </w:rPr>
               <w:t xml:space="preserve">CU-09 – Consultar historial de caso de uso</w:t>
@@ -3138,10 +2552,6 @@
         </w:p>
         <w:p>
           <w:pPr>
-            <w:keepNext w:val="0"/>
-            <w:keepLines w:val="0"/>
-            <w:pageBreakBefore w:val="0"/>
-            <w:widowControl w:val="1"/>
             <w:pBdr>
               <w:top w:space="0" w:sz="0" w:val="nil"/>
               <w:left w:space="0" w:sz="0" w:val="nil"/>
@@ -3149,41 +2559,24 @@
               <w:right w:space="0" w:sz="0" w:val="nil"/>
               <w:between w:space="0" w:sz="0" w:val="nil"/>
             </w:pBdr>
-            <w:shd w:fill="auto" w:val="clear"/>
             <w:tabs>
               <w:tab w:val="right" w:leader="none" w:pos="8504"/>
             </w:tabs>
-            <w:spacing w:after="0" w:before="0" w:line="276" w:lineRule="auto"/>
-            <w:ind w:left="440" w:right="0" w:firstLine="0"/>
-            <w:jc w:val="left"/>
+            <w:spacing w:before="0" w:lineRule="auto"/>
+            <w:ind w:left="440" w:firstLine="0"/>
             <w:rPr>
               <w:rFonts w:ascii="Aptos" w:cs="Aptos" w:eastAsia="Aptos" w:hAnsi="Aptos"/>
-              <w:b w:val="0"/>
-              <w:i w:val="0"/>
-              <w:smallCaps w:val="0"/>
-              <w:strike w:val="0"/>
               <w:color w:val="000000"/>
               <w:sz w:val="24"/>
               <w:szCs w:val="24"/>
-              <w:u w:val="none"/>
-              <w:shd w:fill="auto" w:val="clear"/>
-              <w:vertAlign w:val="baseline"/>
             </w:rPr>
           </w:pPr>
           <w:hyperlink w:anchor="_heading=h.zadeg54qousk">
             <w:r>
               <w:rPr>
-                <w:rFonts w:ascii="Calibri" w:cs="Calibri" w:eastAsia="Calibri" w:hAnsi="Calibri"/>
-                <w:b w:val="0"/>
-                <w:i w:val="0"/>
-                <w:smallCaps w:val="0"/>
-                <w:strike w:val="0"/>
                 <w:color w:val="000000"/>
                 <w:sz w:val="20"/>
                 <w:szCs w:val="20"/>
-                <w:u w:val="none"/>
-                <w:shd w:fill="auto" w:val="clear"/>
-                <w:vertAlign w:val="baseline"/>
                 <w:rtl w:val="0"/>
               </w:rPr>
               <w:t xml:space="preserve">Descripción</w:t>
@@ -3199,10 +2592,6 @@
         </w:p>
         <w:p>
           <w:pPr>
-            <w:keepNext w:val="0"/>
-            <w:keepLines w:val="0"/>
-            <w:pageBreakBefore w:val="0"/>
-            <w:widowControl w:val="1"/>
             <w:pBdr>
               <w:top w:space="0" w:sz="0" w:val="nil"/>
               <w:left w:space="0" w:sz="0" w:val="nil"/>
@@ -3210,41 +2599,25 @@
               <w:right w:space="0" w:sz="0" w:val="nil"/>
               <w:between w:space="0" w:sz="0" w:val="nil"/>
             </w:pBdr>
-            <w:shd w:fill="auto" w:val="clear"/>
             <w:tabs>
               <w:tab w:val="right" w:leader="none" w:pos="8505"/>
             </w:tabs>
-            <w:spacing w:after="0" w:before="120" w:line="276" w:lineRule="auto"/>
-            <w:ind w:left="220" w:right="0" w:firstLine="0"/>
-            <w:jc w:val="left"/>
+            <w:spacing w:before="120" w:lineRule="auto"/>
+            <w:ind w:left="220" w:firstLine="0"/>
             <w:rPr>
               <w:rFonts w:ascii="Aptos" w:cs="Aptos" w:eastAsia="Aptos" w:hAnsi="Aptos"/>
-              <w:b w:val="0"/>
-              <w:i w:val="0"/>
-              <w:smallCaps w:val="0"/>
-              <w:strike w:val="0"/>
               <w:color w:val="000000"/>
               <w:sz w:val="24"/>
               <w:szCs w:val="24"/>
-              <w:u w:val="none"/>
-              <w:shd w:fill="auto" w:val="clear"/>
-              <w:vertAlign w:val="baseline"/>
             </w:rPr>
           </w:pPr>
           <w:hyperlink w:anchor="_heading=h.etvnsdvh0kx2">
             <w:r>
               <w:rPr>
-                <w:rFonts w:ascii="Calibri" w:cs="Calibri" w:eastAsia="Calibri" w:hAnsi="Calibri"/>
-                <w:b w:val="0"/>
                 <w:i w:val="1"/>
-                <w:smallCaps w:val="0"/>
-                <w:strike w:val="0"/>
                 <w:color w:val="000000"/>
                 <w:sz w:val="20"/>
                 <w:szCs w:val="20"/>
-                <w:u w:val="none"/>
-                <w:shd w:fill="auto" w:val="clear"/>
-                <w:vertAlign w:val="baseline"/>
                 <w:rtl w:val="0"/>
               </w:rPr>
               <w:t xml:space="preserve">CU-10– Registrar caso de uso</w:t>
@@ -3260,10 +2633,6 @@
         </w:p>
         <w:p>
           <w:pPr>
-            <w:keepNext w:val="0"/>
-            <w:keepLines w:val="0"/>
-            <w:pageBreakBefore w:val="0"/>
-            <w:widowControl w:val="1"/>
             <w:pBdr>
               <w:top w:space="0" w:sz="0" w:val="nil"/>
               <w:left w:space="0" w:sz="0" w:val="nil"/>
@@ -3271,41 +2640,24 @@
               <w:right w:space="0" w:sz="0" w:val="nil"/>
               <w:between w:space="0" w:sz="0" w:val="nil"/>
             </w:pBdr>
-            <w:shd w:fill="auto" w:val="clear"/>
             <w:tabs>
               <w:tab w:val="right" w:leader="none" w:pos="8504"/>
             </w:tabs>
-            <w:spacing w:after="0" w:before="0" w:line="276" w:lineRule="auto"/>
-            <w:ind w:left="440" w:right="0" w:firstLine="0"/>
-            <w:jc w:val="left"/>
+            <w:spacing w:before="0" w:lineRule="auto"/>
+            <w:ind w:left="440" w:firstLine="0"/>
             <w:rPr>
               <w:rFonts w:ascii="Aptos" w:cs="Aptos" w:eastAsia="Aptos" w:hAnsi="Aptos"/>
-              <w:b w:val="0"/>
-              <w:i w:val="0"/>
-              <w:smallCaps w:val="0"/>
-              <w:strike w:val="0"/>
               <w:color w:val="000000"/>
               <w:sz w:val="24"/>
               <w:szCs w:val="24"/>
-              <w:u w:val="none"/>
-              <w:shd w:fill="auto" w:val="clear"/>
-              <w:vertAlign w:val="baseline"/>
             </w:rPr>
           </w:pPr>
           <w:hyperlink w:anchor="_heading=h.6xtzvk7n4yja">
             <w:r>
               <w:rPr>
-                <w:rFonts w:ascii="Calibri" w:cs="Calibri" w:eastAsia="Calibri" w:hAnsi="Calibri"/>
-                <w:b w:val="0"/>
-                <w:i w:val="0"/>
-                <w:smallCaps w:val="0"/>
-                <w:strike w:val="0"/>
                 <w:color w:val="000000"/>
                 <w:sz w:val="20"/>
                 <w:szCs w:val="20"/>
-                <w:u w:val="none"/>
-                <w:shd w:fill="auto" w:val="clear"/>
-                <w:vertAlign w:val="baseline"/>
                 <w:rtl w:val="0"/>
               </w:rPr>
               <w:t xml:space="preserve">Descripción</w:t>
@@ -3321,10 +2673,6 @@
         </w:p>
         <w:p>
           <w:pPr>
-            <w:keepNext w:val="0"/>
-            <w:keepLines w:val="0"/>
-            <w:pageBreakBefore w:val="0"/>
-            <w:widowControl w:val="1"/>
             <w:pBdr>
               <w:top w:space="0" w:sz="0" w:val="nil"/>
               <w:left w:space="0" w:sz="0" w:val="nil"/>
@@ -3332,41 +2680,25 @@
               <w:right w:space="0" w:sz="0" w:val="nil"/>
               <w:between w:space="0" w:sz="0" w:val="nil"/>
             </w:pBdr>
-            <w:shd w:fill="auto" w:val="clear"/>
             <w:tabs>
               <w:tab w:val="right" w:leader="none" w:pos="8505"/>
             </w:tabs>
-            <w:spacing w:after="0" w:before="120" w:line="276" w:lineRule="auto"/>
-            <w:ind w:left="220" w:right="0" w:firstLine="0"/>
-            <w:jc w:val="left"/>
+            <w:spacing w:before="120" w:lineRule="auto"/>
+            <w:ind w:left="220" w:firstLine="0"/>
             <w:rPr>
               <w:rFonts w:ascii="Aptos" w:cs="Aptos" w:eastAsia="Aptos" w:hAnsi="Aptos"/>
-              <w:b w:val="0"/>
-              <w:i w:val="0"/>
-              <w:smallCaps w:val="0"/>
-              <w:strike w:val="0"/>
               <w:color w:val="000000"/>
               <w:sz w:val="24"/>
               <w:szCs w:val="24"/>
-              <w:u w:val="none"/>
-              <w:shd w:fill="auto" w:val="clear"/>
-              <w:vertAlign w:val="baseline"/>
             </w:rPr>
           </w:pPr>
           <w:hyperlink w:anchor="_heading=h.tyv3vqwyqogt">
             <w:r>
               <w:rPr>
-                <w:rFonts w:ascii="Calibri" w:cs="Calibri" w:eastAsia="Calibri" w:hAnsi="Calibri"/>
-                <w:b w:val="0"/>
                 <w:i w:val="1"/>
-                <w:smallCaps w:val="0"/>
-                <w:strike w:val="0"/>
                 <w:color w:val="000000"/>
                 <w:sz w:val="20"/>
                 <w:szCs w:val="20"/>
-                <w:u w:val="none"/>
-                <w:shd w:fill="auto" w:val="clear"/>
-                <w:vertAlign w:val="baseline"/>
                 <w:rtl w:val="0"/>
               </w:rPr>
               <w:t xml:space="preserve">CU-11- Definir dependencias</w:t>
@@ -3382,10 +2714,6 @@
         </w:p>
         <w:p>
           <w:pPr>
-            <w:keepNext w:val="0"/>
-            <w:keepLines w:val="0"/>
-            <w:pageBreakBefore w:val="0"/>
-            <w:widowControl w:val="1"/>
             <w:pBdr>
               <w:top w:space="0" w:sz="0" w:val="nil"/>
               <w:left w:space="0" w:sz="0" w:val="nil"/>
@@ -3393,41 +2721,24 @@
               <w:right w:space="0" w:sz="0" w:val="nil"/>
               <w:between w:space="0" w:sz="0" w:val="nil"/>
             </w:pBdr>
-            <w:shd w:fill="auto" w:val="clear"/>
             <w:tabs>
               <w:tab w:val="right" w:leader="none" w:pos="8504"/>
             </w:tabs>
-            <w:spacing w:after="0" w:before="0" w:line="276" w:lineRule="auto"/>
-            <w:ind w:left="440" w:right="0" w:firstLine="0"/>
-            <w:jc w:val="left"/>
+            <w:spacing w:before="0" w:lineRule="auto"/>
+            <w:ind w:left="440" w:firstLine="0"/>
             <w:rPr>
               <w:rFonts w:ascii="Aptos" w:cs="Aptos" w:eastAsia="Aptos" w:hAnsi="Aptos"/>
-              <w:b w:val="0"/>
-              <w:i w:val="0"/>
-              <w:smallCaps w:val="0"/>
-              <w:strike w:val="0"/>
               <w:color w:val="000000"/>
               <w:sz w:val="24"/>
               <w:szCs w:val="24"/>
-              <w:u w:val="none"/>
-              <w:shd w:fill="auto" w:val="clear"/>
-              <w:vertAlign w:val="baseline"/>
             </w:rPr>
           </w:pPr>
           <w:hyperlink w:anchor="_heading=h.xi2j7o6kp5jw">
             <w:r>
               <w:rPr>
-                <w:rFonts w:ascii="Calibri" w:cs="Calibri" w:eastAsia="Calibri" w:hAnsi="Calibri"/>
-                <w:b w:val="0"/>
-                <w:i w:val="0"/>
-                <w:smallCaps w:val="0"/>
-                <w:strike w:val="0"/>
                 <w:color w:val="000000"/>
                 <w:sz w:val="20"/>
                 <w:szCs w:val="20"/>
-                <w:u w:val="none"/>
-                <w:shd w:fill="auto" w:val="clear"/>
-                <w:vertAlign w:val="baseline"/>
                 <w:rtl w:val="0"/>
               </w:rPr>
               <w:t xml:space="preserve">Descripción</w:t>
@@ -3443,10 +2754,6 @@
         </w:p>
         <w:p>
           <w:pPr>
-            <w:keepNext w:val="0"/>
-            <w:keepLines w:val="0"/>
-            <w:pageBreakBefore w:val="0"/>
-            <w:widowControl w:val="1"/>
             <w:pBdr>
               <w:top w:space="0" w:sz="0" w:val="nil"/>
               <w:left w:space="0" w:sz="0" w:val="nil"/>
@@ -3454,41 +2761,25 @@
               <w:right w:space="0" w:sz="0" w:val="nil"/>
               <w:between w:space="0" w:sz="0" w:val="nil"/>
             </w:pBdr>
-            <w:shd w:fill="auto" w:val="clear"/>
             <w:tabs>
               <w:tab w:val="right" w:leader="none" w:pos="8505"/>
             </w:tabs>
-            <w:spacing w:after="0" w:before="120" w:line="276" w:lineRule="auto"/>
-            <w:ind w:left="220" w:right="0" w:firstLine="0"/>
-            <w:jc w:val="left"/>
+            <w:spacing w:before="120" w:lineRule="auto"/>
+            <w:ind w:left="220" w:firstLine="0"/>
             <w:rPr>
               <w:rFonts w:ascii="Aptos" w:cs="Aptos" w:eastAsia="Aptos" w:hAnsi="Aptos"/>
-              <w:b w:val="0"/>
-              <w:i w:val="0"/>
-              <w:smallCaps w:val="0"/>
-              <w:strike w:val="0"/>
               <w:color w:val="000000"/>
               <w:sz w:val="24"/>
               <w:szCs w:val="24"/>
-              <w:u w:val="none"/>
-              <w:shd w:fill="auto" w:val="clear"/>
-              <w:vertAlign w:val="baseline"/>
             </w:rPr>
           </w:pPr>
           <w:hyperlink w:anchor="_heading=h.ar7zf8mwjhc4">
             <w:r>
               <w:rPr>
-                <w:rFonts w:ascii="Calibri" w:cs="Calibri" w:eastAsia="Calibri" w:hAnsi="Calibri"/>
-                <w:b w:val="0"/>
                 <w:i w:val="1"/>
-                <w:smallCaps w:val="0"/>
-                <w:strike w:val="0"/>
                 <w:color w:val="000000"/>
                 <w:sz w:val="20"/>
                 <w:szCs w:val="20"/>
-                <w:u w:val="none"/>
-                <w:shd w:fill="auto" w:val="clear"/>
-                <w:vertAlign w:val="baseline"/>
                 <w:rtl w:val="0"/>
               </w:rPr>
               <w:t xml:space="preserve">CU-12 – Agrupar requerimientos</w:t>
@@ -3504,10 +2795,6 @@
         </w:p>
         <w:p>
           <w:pPr>
-            <w:keepNext w:val="0"/>
-            <w:keepLines w:val="0"/>
-            <w:pageBreakBefore w:val="0"/>
-            <w:widowControl w:val="1"/>
             <w:pBdr>
               <w:top w:space="0" w:sz="0" w:val="nil"/>
               <w:left w:space="0" w:sz="0" w:val="nil"/>
@@ -3515,41 +2802,24 @@
               <w:right w:space="0" w:sz="0" w:val="nil"/>
               <w:between w:space="0" w:sz="0" w:val="nil"/>
             </w:pBdr>
-            <w:shd w:fill="auto" w:val="clear"/>
             <w:tabs>
               <w:tab w:val="right" w:leader="none" w:pos="8504"/>
             </w:tabs>
-            <w:spacing w:after="0" w:before="0" w:line="276" w:lineRule="auto"/>
-            <w:ind w:left="440" w:right="0" w:firstLine="0"/>
-            <w:jc w:val="left"/>
+            <w:spacing w:before="0" w:lineRule="auto"/>
+            <w:ind w:left="440" w:firstLine="0"/>
             <w:rPr>
               <w:rFonts w:ascii="Aptos" w:cs="Aptos" w:eastAsia="Aptos" w:hAnsi="Aptos"/>
-              <w:b w:val="0"/>
-              <w:i w:val="0"/>
-              <w:smallCaps w:val="0"/>
-              <w:strike w:val="0"/>
               <w:color w:val="000000"/>
               <w:sz w:val="24"/>
               <w:szCs w:val="24"/>
-              <w:u w:val="none"/>
-              <w:shd w:fill="auto" w:val="clear"/>
-              <w:vertAlign w:val="baseline"/>
             </w:rPr>
           </w:pPr>
           <w:hyperlink w:anchor="_heading=h.ys9aa9kfagf5">
             <w:r>
               <w:rPr>
-                <w:rFonts w:ascii="Calibri" w:cs="Calibri" w:eastAsia="Calibri" w:hAnsi="Calibri"/>
-                <w:b w:val="0"/>
-                <w:i w:val="0"/>
-                <w:smallCaps w:val="0"/>
-                <w:strike w:val="0"/>
                 <w:color w:val="000000"/>
                 <w:sz w:val="20"/>
                 <w:szCs w:val="20"/>
-                <w:u w:val="none"/>
-                <w:shd w:fill="auto" w:val="clear"/>
-                <w:vertAlign w:val="baseline"/>
                 <w:rtl w:val="0"/>
               </w:rPr>
               <w:t xml:space="preserve">Descripción</w:t>
@@ -3565,10 +2835,6 @@
         </w:p>
         <w:p>
           <w:pPr>
-            <w:keepNext w:val="0"/>
-            <w:keepLines w:val="0"/>
-            <w:pageBreakBefore w:val="0"/>
-            <w:widowControl w:val="1"/>
             <w:pBdr>
               <w:top w:space="0" w:sz="0" w:val="nil"/>
               <w:left w:space="0" w:sz="0" w:val="nil"/>
@@ -3576,41 +2842,25 @@
               <w:right w:space="0" w:sz="0" w:val="nil"/>
               <w:between w:space="0" w:sz="0" w:val="nil"/>
             </w:pBdr>
-            <w:shd w:fill="auto" w:val="clear"/>
             <w:tabs>
               <w:tab w:val="right" w:leader="none" w:pos="8505"/>
             </w:tabs>
-            <w:spacing w:after="0" w:before="120" w:line="276" w:lineRule="auto"/>
-            <w:ind w:left="220" w:right="0" w:firstLine="0"/>
-            <w:jc w:val="left"/>
+            <w:spacing w:before="120" w:lineRule="auto"/>
+            <w:ind w:left="220" w:firstLine="0"/>
             <w:rPr>
               <w:rFonts w:ascii="Aptos" w:cs="Aptos" w:eastAsia="Aptos" w:hAnsi="Aptos"/>
-              <w:b w:val="0"/>
-              <w:i w:val="0"/>
-              <w:smallCaps w:val="0"/>
-              <w:strike w:val="0"/>
               <w:color w:val="000000"/>
               <w:sz w:val="24"/>
               <w:szCs w:val="24"/>
-              <w:u w:val="none"/>
-              <w:shd w:fill="auto" w:val="clear"/>
-              <w:vertAlign w:val="baseline"/>
             </w:rPr>
           </w:pPr>
           <w:hyperlink w:anchor="_heading=h.mjzp4g172d5j">
             <w:r>
               <w:rPr>
-                <w:rFonts w:ascii="Calibri" w:cs="Calibri" w:eastAsia="Calibri" w:hAnsi="Calibri"/>
-                <w:b w:val="0"/>
                 <w:i w:val="1"/>
-                <w:smallCaps w:val="0"/>
-                <w:strike w:val="0"/>
                 <w:color w:val="000000"/>
                 <w:sz w:val="20"/>
                 <w:szCs w:val="20"/>
-                <w:u w:val="none"/>
-                <w:shd w:fill="auto" w:val="clear"/>
-                <w:vertAlign w:val="baseline"/>
                 <w:rtl w:val="0"/>
               </w:rPr>
               <w:t xml:space="preserve">CU-13 – Adjuntar archivo del requerimiento</w:t>
@@ -3626,10 +2876,6 @@
         </w:p>
         <w:p>
           <w:pPr>
-            <w:keepNext w:val="0"/>
-            <w:keepLines w:val="0"/>
-            <w:pageBreakBefore w:val="0"/>
-            <w:widowControl w:val="1"/>
             <w:pBdr>
               <w:top w:space="0" w:sz="0" w:val="nil"/>
               <w:left w:space="0" w:sz="0" w:val="nil"/>
@@ -3637,41 +2883,24 @@
               <w:right w:space="0" w:sz="0" w:val="nil"/>
               <w:between w:space="0" w:sz="0" w:val="nil"/>
             </w:pBdr>
-            <w:shd w:fill="auto" w:val="clear"/>
             <w:tabs>
               <w:tab w:val="right" w:leader="none" w:pos="8504"/>
             </w:tabs>
-            <w:spacing w:after="0" w:before="0" w:line="276" w:lineRule="auto"/>
-            <w:ind w:left="440" w:right="0" w:firstLine="0"/>
-            <w:jc w:val="left"/>
+            <w:spacing w:before="0" w:lineRule="auto"/>
+            <w:ind w:left="440" w:firstLine="0"/>
             <w:rPr>
               <w:rFonts w:ascii="Aptos" w:cs="Aptos" w:eastAsia="Aptos" w:hAnsi="Aptos"/>
-              <w:b w:val="0"/>
-              <w:i w:val="0"/>
-              <w:smallCaps w:val="0"/>
-              <w:strike w:val="0"/>
               <w:color w:val="000000"/>
               <w:sz w:val="24"/>
               <w:szCs w:val="24"/>
-              <w:u w:val="none"/>
-              <w:shd w:fill="auto" w:val="clear"/>
-              <w:vertAlign w:val="baseline"/>
             </w:rPr>
           </w:pPr>
           <w:hyperlink w:anchor="_heading=h.2n7ok3mnzsvm">
             <w:r>
               <w:rPr>
-                <w:rFonts w:ascii="Calibri" w:cs="Calibri" w:eastAsia="Calibri" w:hAnsi="Calibri"/>
-                <w:b w:val="0"/>
-                <w:i w:val="0"/>
-                <w:smallCaps w:val="0"/>
-                <w:strike w:val="0"/>
                 <w:color w:val="000000"/>
                 <w:sz w:val="20"/>
                 <w:szCs w:val="20"/>
-                <w:u w:val="none"/>
-                <w:shd w:fill="auto" w:val="clear"/>
-                <w:vertAlign w:val="baseline"/>
                 <w:rtl w:val="0"/>
               </w:rPr>
               <w:t xml:space="preserve">Descripción</w:t>
@@ -3687,10 +2916,6 @@
         </w:p>
         <w:p>
           <w:pPr>
-            <w:keepNext w:val="0"/>
-            <w:keepLines w:val="0"/>
-            <w:pageBreakBefore w:val="0"/>
-            <w:widowControl w:val="1"/>
             <w:pBdr>
               <w:top w:space="0" w:sz="0" w:val="nil"/>
               <w:left w:space="0" w:sz="0" w:val="nil"/>
@@ -3698,41 +2923,25 @@
               <w:right w:space="0" w:sz="0" w:val="nil"/>
               <w:between w:space="0" w:sz="0" w:val="nil"/>
             </w:pBdr>
-            <w:shd w:fill="auto" w:val="clear"/>
             <w:tabs>
               <w:tab w:val="right" w:leader="none" w:pos="8505"/>
             </w:tabs>
-            <w:spacing w:after="0" w:before="120" w:line="276" w:lineRule="auto"/>
-            <w:ind w:left="220" w:right="0" w:firstLine="0"/>
-            <w:jc w:val="left"/>
+            <w:spacing w:before="120" w:lineRule="auto"/>
+            <w:ind w:left="220" w:firstLine="0"/>
             <w:rPr>
               <w:rFonts w:ascii="Aptos" w:cs="Aptos" w:eastAsia="Aptos" w:hAnsi="Aptos"/>
-              <w:b w:val="0"/>
-              <w:i w:val="0"/>
-              <w:smallCaps w:val="0"/>
-              <w:strike w:val="0"/>
               <w:color w:val="000000"/>
               <w:sz w:val="24"/>
               <w:szCs w:val="24"/>
-              <w:u w:val="none"/>
-              <w:shd w:fill="auto" w:val="clear"/>
-              <w:vertAlign w:val="baseline"/>
             </w:rPr>
           </w:pPr>
           <w:hyperlink w:anchor="_heading=h.ulu4rth4pbfk">
             <w:r>
               <w:rPr>
-                <w:rFonts w:ascii="Calibri" w:cs="Calibri" w:eastAsia="Calibri" w:hAnsi="Calibri"/>
-                <w:b w:val="0"/>
                 <w:i w:val="1"/>
-                <w:smallCaps w:val="0"/>
-                <w:strike w:val="0"/>
                 <w:color w:val="000000"/>
                 <w:sz w:val="20"/>
                 <w:szCs w:val="20"/>
-                <w:u w:val="none"/>
-                <w:shd w:fill="auto" w:val="clear"/>
-                <w:vertAlign w:val="baseline"/>
                 <w:rtl w:val="0"/>
               </w:rPr>
               <w:t xml:space="preserve">CU-14 – Adjuntar archivo del caso de uso</w:t>
@@ -3748,10 +2957,6 @@
         </w:p>
         <w:p>
           <w:pPr>
-            <w:keepNext w:val="0"/>
-            <w:keepLines w:val="0"/>
-            <w:pageBreakBefore w:val="0"/>
-            <w:widowControl w:val="1"/>
             <w:pBdr>
               <w:top w:space="0" w:sz="0" w:val="nil"/>
               <w:left w:space="0" w:sz="0" w:val="nil"/>
@@ -3759,41 +2964,24 @@
               <w:right w:space="0" w:sz="0" w:val="nil"/>
               <w:between w:space="0" w:sz="0" w:val="nil"/>
             </w:pBdr>
-            <w:shd w:fill="auto" w:val="clear"/>
             <w:tabs>
               <w:tab w:val="right" w:leader="none" w:pos="8504"/>
             </w:tabs>
-            <w:spacing w:after="0" w:before="0" w:line="276" w:lineRule="auto"/>
-            <w:ind w:left="440" w:right="0" w:firstLine="0"/>
-            <w:jc w:val="left"/>
+            <w:spacing w:before="0" w:lineRule="auto"/>
+            <w:ind w:left="440" w:firstLine="0"/>
             <w:rPr>
               <w:rFonts w:ascii="Aptos" w:cs="Aptos" w:eastAsia="Aptos" w:hAnsi="Aptos"/>
-              <w:b w:val="0"/>
-              <w:i w:val="0"/>
-              <w:smallCaps w:val="0"/>
-              <w:strike w:val="0"/>
               <w:color w:val="000000"/>
               <w:sz w:val="24"/>
               <w:szCs w:val="24"/>
-              <w:u w:val="none"/>
-              <w:shd w:fill="auto" w:val="clear"/>
-              <w:vertAlign w:val="baseline"/>
             </w:rPr>
           </w:pPr>
           <w:hyperlink w:anchor="_heading=h.1lh5tfwfrc1h">
             <w:r>
               <w:rPr>
-                <w:rFonts w:ascii="Calibri" w:cs="Calibri" w:eastAsia="Calibri" w:hAnsi="Calibri"/>
-                <w:b w:val="0"/>
-                <w:i w:val="0"/>
-                <w:smallCaps w:val="0"/>
-                <w:strike w:val="0"/>
                 <w:color w:val="000000"/>
                 <w:sz w:val="20"/>
                 <w:szCs w:val="20"/>
-                <w:u w:val="none"/>
-                <w:shd w:fill="auto" w:val="clear"/>
-                <w:vertAlign w:val="baseline"/>
                 <w:rtl w:val="0"/>
               </w:rPr>
               <w:t xml:space="preserve">Descripción</w:t>
@@ -3809,10 +2997,6 @@
         </w:p>
         <w:p>
           <w:pPr>
-            <w:keepNext w:val="0"/>
-            <w:keepLines w:val="0"/>
-            <w:pageBreakBefore w:val="0"/>
-            <w:widowControl w:val="1"/>
             <w:pBdr>
               <w:top w:space="0" w:sz="0" w:val="nil"/>
               <w:left w:space="0" w:sz="0" w:val="nil"/>
@@ -3820,41 +3004,25 @@
               <w:right w:space="0" w:sz="0" w:val="nil"/>
               <w:between w:space="0" w:sz="0" w:val="nil"/>
             </w:pBdr>
-            <w:shd w:fill="auto" w:val="clear"/>
             <w:tabs>
               <w:tab w:val="right" w:leader="none" w:pos="8505"/>
             </w:tabs>
-            <w:spacing w:after="0" w:before="120" w:line="276" w:lineRule="auto"/>
-            <w:ind w:left="220" w:right="0" w:firstLine="0"/>
-            <w:jc w:val="left"/>
+            <w:spacing w:before="120" w:lineRule="auto"/>
+            <w:ind w:left="220" w:firstLine="0"/>
             <w:rPr>
               <w:rFonts w:ascii="Aptos" w:cs="Aptos" w:eastAsia="Aptos" w:hAnsi="Aptos"/>
-              <w:b w:val="0"/>
-              <w:i w:val="0"/>
-              <w:smallCaps w:val="0"/>
-              <w:strike w:val="0"/>
               <w:color w:val="000000"/>
               <w:sz w:val="24"/>
               <w:szCs w:val="24"/>
-              <w:u w:val="none"/>
-              <w:shd w:fill="auto" w:val="clear"/>
-              <w:vertAlign w:val="baseline"/>
             </w:rPr>
           </w:pPr>
           <w:hyperlink w:anchor="_heading=h.cozru6bm5sah">
             <w:r>
               <w:rPr>
-                <w:rFonts w:ascii="Calibri" w:cs="Calibri" w:eastAsia="Calibri" w:hAnsi="Calibri"/>
-                <w:b w:val="0"/>
                 <w:i w:val="1"/>
-                <w:smallCaps w:val="0"/>
-                <w:strike w:val="0"/>
                 <w:color w:val="000000"/>
                 <w:sz w:val="20"/>
                 <w:szCs w:val="20"/>
-                <w:u w:val="none"/>
-                <w:shd w:fill="auto" w:val="clear"/>
-                <w:vertAlign w:val="baseline"/>
                 <w:rtl w:val="0"/>
               </w:rPr>
               <w:t xml:space="preserve">CU-15 – Generar matriz de trazabilidad</w:t>
@@ -3870,10 +3038,6 @@
         </w:p>
         <w:p>
           <w:pPr>
-            <w:keepNext w:val="0"/>
-            <w:keepLines w:val="0"/>
-            <w:pageBreakBefore w:val="0"/>
-            <w:widowControl w:val="1"/>
             <w:pBdr>
               <w:top w:space="0" w:sz="0" w:val="nil"/>
               <w:left w:space="0" w:sz="0" w:val="nil"/>
@@ -3881,41 +3045,24 @@
               <w:right w:space="0" w:sz="0" w:val="nil"/>
               <w:between w:space="0" w:sz="0" w:val="nil"/>
             </w:pBdr>
-            <w:shd w:fill="auto" w:val="clear"/>
             <w:tabs>
               <w:tab w:val="right" w:leader="none" w:pos="8504"/>
             </w:tabs>
-            <w:spacing w:after="0" w:before="0" w:line="276" w:lineRule="auto"/>
-            <w:ind w:left="440" w:right="0" w:firstLine="0"/>
-            <w:jc w:val="left"/>
+            <w:spacing w:before="0" w:lineRule="auto"/>
+            <w:ind w:left="440" w:firstLine="0"/>
             <w:rPr>
               <w:rFonts w:ascii="Aptos" w:cs="Aptos" w:eastAsia="Aptos" w:hAnsi="Aptos"/>
-              <w:b w:val="0"/>
-              <w:i w:val="0"/>
-              <w:smallCaps w:val="0"/>
-              <w:strike w:val="0"/>
               <w:color w:val="000000"/>
               <w:sz w:val="24"/>
               <w:szCs w:val="24"/>
-              <w:u w:val="none"/>
-              <w:shd w:fill="auto" w:val="clear"/>
-              <w:vertAlign w:val="baseline"/>
             </w:rPr>
           </w:pPr>
           <w:hyperlink w:anchor="_heading=h.yv2q455oscst">
             <w:r>
               <w:rPr>
-                <w:rFonts w:ascii="Calibri" w:cs="Calibri" w:eastAsia="Calibri" w:hAnsi="Calibri"/>
-                <w:b w:val="0"/>
-                <w:i w:val="0"/>
-                <w:smallCaps w:val="0"/>
-                <w:strike w:val="0"/>
                 <w:color w:val="000000"/>
                 <w:sz w:val="20"/>
                 <w:szCs w:val="20"/>
-                <w:u w:val="none"/>
-                <w:shd w:fill="auto" w:val="clear"/>
-                <w:vertAlign w:val="baseline"/>
                 <w:rtl w:val="0"/>
               </w:rPr>
               <w:t xml:space="preserve">Descripción</w:t>
@@ -3931,10 +3078,6 @@
         </w:p>
         <w:p>
           <w:pPr>
-            <w:keepNext w:val="0"/>
-            <w:keepLines w:val="0"/>
-            <w:pageBreakBefore w:val="0"/>
-            <w:widowControl w:val="1"/>
             <w:pBdr>
               <w:top w:space="0" w:sz="0" w:val="nil"/>
               <w:left w:space="0" w:sz="0" w:val="nil"/>
@@ -3942,41 +3085,25 @@
               <w:right w:space="0" w:sz="0" w:val="nil"/>
               <w:between w:space="0" w:sz="0" w:val="nil"/>
             </w:pBdr>
-            <w:shd w:fill="auto" w:val="clear"/>
             <w:tabs>
               <w:tab w:val="right" w:leader="none" w:pos="8505"/>
             </w:tabs>
-            <w:spacing w:after="0" w:before="120" w:line="276" w:lineRule="auto"/>
-            <w:ind w:left="220" w:right="0" w:firstLine="0"/>
-            <w:jc w:val="left"/>
+            <w:spacing w:before="120" w:lineRule="auto"/>
+            <w:ind w:left="220" w:firstLine="0"/>
             <w:rPr>
               <w:rFonts w:ascii="Aptos" w:cs="Aptos" w:eastAsia="Aptos" w:hAnsi="Aptos"/>
-              <w:b w:val="0"/>
-              <w:i w:val="0"/>
-              <w:smallCaps w:val="0"/>
-              <w:strike w:val="0"/>
               <w:color w:val="000000"/>
               <w:sz w:val="24"/>
               <w:szCs w:val="24"/>
-              <w:u w:val="none"/>
-              <w:shd w:fill="auto" w:val="clear"/>
-              <w:vertAlign w:val="baseline"/>
             </w:rPr>
           </w:pPr>
           <w:hyperlink w:anchor="_heading=h.gjtodjsxkdli">
             <w:r>
               <w:rPr>
-                <w:rFonts w:ascii="Calibri" w:cs="Calibri" w:eastAsia="Calibri" w:hAnsi="Calibri"/>
-                <w:b w:val="0"/>
                 <w:i w:val="1"/>
-                <w:smallCaps w:val="0"/>
-                <w:strike w:val="0"/>
                 <w:color w:val="000000"/>
                 <w:sz w:val="20"/>
                 <w:szCs w:val="20"/>
-                <w:u w:val="none"/>
-                <w:shd w:fill="auto" w:val="clear"/>
-                <w:vertAlign w:val="baseline"/>
                 <w:rtl w:val="0"/>
               </w:rPr>
               <w:t xml:space="preserve">CU-16 – Listar casos de uso sin requerimiento</w:t>
@@ -3992,10 +3119,6 @@
         </w:p>
         <w:p>
           <w:pPr>
-            <w:keepNext w:val="0"/>
-            <w:keepLines w:val="0"/>
-            <w:pageBreakBefore w:val="0"/>
-            <w:widowControl w:val="1"/>
             <w:pBdr>
               <w:top w:space="0" w:sz="0" w:val="nil"/>
               <w:left w:space="0" w:sz="0" w:val="nil"/>
@@ -4003,41 +3126,24 @@
               <w:right w:space="0" w:sz="0" w:val="nil"/>
               <w:between w:space="0" w:sz="0" w:val="nil"/>
             </w:pBdr>
-            <w:shd w:fill="auto" w:val="clear"/>
             <w:tabs>
               <w:tab w:val="right" w:leader="none" w:pos="8504"/>
             </w:tabs>
-            <w:spacing w:after="0" w:before="0" w:line="276" w:lineRule="auto"/>
-            <w:ind w:left="440" w:right="0" w:firstLine="0"/>
-            <w:jc w:val="left"/>
+            <w:spacing w:before="0" w:lineRule="auto"/>
+            <w:ind w:left="440" w:firstLine="0"/>
             <w:rPr>
               <w:rFonts w:ascii="Aptos" w:cs="Aptos" w:eastAsia="Aptos" w:hAnsi="Aptos"/>
-              <w:b w:val="0"/>
-              <w:i w:val="0"/>
-              <w:smallCaps w:val="0"/>
-              <w:strike w:val="0"/>
               <w:color w:val="000000"/>
               <w:sz w:val="24"/>
               <w:szCs w:val="24"/>
-              <w:u w:val="none"/>
-              <w:shd w:fill="auto" w:val="clear"/>
-              <w:vertAlign w:val="baseline"/>
             </w:rPr>
           </w:pPr>
           <w:hyperlink w:anchor="_heading=h.mak7o9swir24">
             <w:r>
               <w:rPr>
-                <w:rFonts w:ascii="Calibri" w:cs="Calibri" w:eastAsia="Calibri" w:hAnsi="Calibri"/>
-                <w:b w:val="0"/>
-                <w:i w:val="0"/>
-                <w:smallCaps w:val="0"/>
-                <w:strike w:val="0"/>
                 <w:color w:val="000000"/>
                 <w:sz w:val="20"/>
                 <w:szCs w:val="20"/>
-                <w:u w:val="none"/>
-                <w:shd w:fill="auto" w:val="clear"/>
-                <w:vertAlign w:val="baseline"/>
                 <w:rtl w:val="0"/>
               </w:rPr>
               <w:t xml:space="preserve">Descripción</w:t>
@@ -4053,10 +3159,6 @@
         </w:p>
         <w:p>
           <w:pPr>
-            <w:keepNext w:val="0"/>
-            <w:keepLines w:val="0"/>
-            <w:pageBreakBefore w:val="0"/>
-            <w:widowControl w:val="1"/>
             <w:pBdr>
               <w:top w:space="0" w:sz="0" w:val="nil"/>
               <w:left w:space="0" w:sz="0" w:val="nil"/>
@@ -4064,41 +3166,25 @@
               <w:right w:space="0" w:sz="0" w:val="nil"/>
               <w:between w:space="0" w:sz="0" w:val="nil"/>
             </w:pBdr>
-            <w:shd w:fill="auto" w:val="clear"/>
             <w:tabs>
               <w:tab w:val="right" w:leader="none" w:pos="8505"/>
             </w:tabs>
-            <w:spacing w:after="0" w:before="120" w:line="276" w:lineRule="auto"/>
-            <w:ind w:left="220" w:right="0" w:firstLine="0"/>
-            <w:jc w:val="left"/>
+            <w:spacing w:before="120" w:lineRule="auto"/>
+            <w:ind w:left="220" w:firstLine="0"/>
             <w:rPr>
               <w:rFonts w:ascii="Aptos" w:cs="Aptos" w:eastAsia="Aptos" w:hAnsi="Aptos"/>
-              <w:b w:val="0"/>
-              <w:i w:val="0"/>
-              <w:smallCaps w:val="0"/>
-              <w:strike w:val="0"/>
               <w:color w:val="000000"/>
               <w:sz w:val="24"/>
               <w:szCs w:val="24"/>
-              <w:u w:val="none"/>
-              <w:shd w:fill="auto" w:val="clear"/>
-              <w:vertAlign w:val="baseline"/>
             </w:rPr>
           </w:pPr>
           <w:hyperlink w:anchor="_heading=h.xqf5nsh29hs">
             <w:r>
               <w:rPr>
-                <w:rFonts w:ascii="Calibri" w:cs="Calibri" w:eastAsia="Calibri" w:hAnsi="Calibri"/>
-                <w:b w:val="0"/>
                 <w:i w:val="1"/>
-                <w:smallCaps w:val="0"/>
-                <w:strike w:val="0"/>
                 <w:color w:val="000000"/>
                 <w:sz w:val="20"/>
                 <w:szCs w:val="20"/>
-                <w:u w:val="none"/>
-                <w:shd w:fill="auto" w:val="clear"/>
-                <w:vertAlign w:val="baseline"/>
                 <w:rtl w:val="0"/>
               </w:rPr>
               <w:t xml:space="preserve">CU-17 – Listar requerimiento sin caso de uso</w:t>
@@ -4114,10 +3200,6 @@
         </w:p>
         <w:p>
           <w:pPr>
-            <w:keepNext w:val="0"/>
-            <w:keepLines w:val="0"/>
-            <w:pageBreakBefore w:val="0"/>
-            <w:widowControl w:val="1"/>
             <w:pBdr>
               <w:top w:space="0" w:sz="0" w:val="nil"/>
               <w:left w:space="0" w:sz="0" w:val="nil"/>
@@ -4125,41 +3207,24 @@
               <w:right w:space="0" w:sz="0" w:val="nil"/>
               <w:between w:space="0" w:sz="0" w:val="nil"/>
             </w:pBdr>
-            <w:shd w:fill="auto" w:val="clear"/>
             <w:tabs>
               <w:tab w:val="right" w:leader="none" w:pos="8504"/>
             </w:tabs>
-            <w:spacing w:after="0" w:before="0" w:line="276" w:lineRule="auto"/>
-            <w:ind w:left="440" w:right="0" w:firstLine="0"/>
-            <w:jc w:val="left"/>
+            <w:spacing w:before="0" w:lineRule="auto"/>
+            <w:ind w:left="440" w:firstLine="0"/>
             <w:rPr>
               <w:rFonts w:ascii="Aptos" w:cs="Aptos" w:eastAsia="Aptos" w:hAnsi="Aptos"/>
-              <w:b w:val="0"/>
-              <w:i w:val="0"/>
-              <w:smallCaps w:val="0"/>
-              <w:strike w:val="0"/>
               <w:color w:val="000000"/>
               <w:sz w:val="24"/>
               <w:szCs w:val="24"/>
-              <w:u w:val="none"/>
-              <w:shd w:fill="auto" w:val="clear"/>
-              <w:vertAlign w:val="baseline"/>
             </w:rPr>
           </w:pPr>
           <w:hyperlink w:anchor="_heading=h.syiu5uyoxwey">
             <w:r>
               <w:rPr>
-                <w:rFonts w:ascii="Calibri" w:cs="Calibri" w:eastAsia="Calibri" w:hAnsi="Calibri"/>
-                <w:b w:val="0"/>
-                <w:i w:val="0"/>
-                <w:smallCaps w:val="0"/>
-                <w:strike w:val="0"/>
                 <w:color w:val="000000"/>
                 <w:sz w:val="20"/>
                 <w:szCs w:val="20"/>
-                <w:u w:val="none"/>
-                <w:shd w:fill="auto" w:val="clear"/>
-                <w:vertAlign w:val="baseline"/>
                 <w:rtl w:val="0"/>
               </w:rPr>
               <w:t xml:space="preserve">Descripción</w:t>
@@ -4175,10 +3240,6 @@
         </w:p>
         <w:p>
           <w:pPr>
-            <w:keepNext w:val="0"/>
-            <w:keepLines w:val="0"/>
-            <w:pageBreakBefore w:val="0"/>
-            <w:widowControl w:val="1"/>
             <w:pBdr>
               <w:top w:space="0" w:sz="0" w:val="nil"/>
               <w:left w:space="0" w:sz="0" w:val="nil"/>
@@ -4186,41 +3247,25 @@
               <w:right w:space="0" w:sz="0" w:val="nil"/>
               <w:between w:space="0" w:sz="0" w:val="nil"/>
             </w:pBdr>
-            <w:shd w:fill="auto" w:val="clear"/>
             <w:tabs>
               <w:tab w:val="right" w:leader="none" w:pos="8505"/>
             </w:tabs>
-            <w:spacing w:after="0" w:before="120" w:line="276" w:lineRule="auto"/>
-            <w:ind w:left="220" w:right="0" w:firstLine="0"/>
-            <w:jc w:val="left"/>
+            <w:spacing w:before="120" w:lineRule="auto"/>
+            <w:ind w:left="220" w:firstLine="0"/>
             <w:rPr>
               <w:rFonts w:ascii="Aptos" w:cs="Aptos" w:eastAsia="Aptos" w:hAnsi="Aptos"/>
-              <w:b w:val="0"/>
-              <w:i w:val="0"/>
-              <w:smallCaps w:val="0"/>
-              <w:strike w:val="0"/>
               <w:color w:val="000000"/>
               <w:sz w:val="24"/>
               <w:szCs w:val="24"/>
-              <w:u w:val="none"/>
-              <w:shd w:fill="auto" w:val="clear"/>
-              <w:vertAlign w:val="baseline"/>
             </w:rPr>
           </w:pPr>
           <w:hyperlink w:anchor="_heading=h.vru5ew5tj75z">
             <w:r>
               <w:rPr>
-                <w:rFonts w:ascii="Calibri" w:cs="Calibri" w:eastAsia="Calibri" w:hAnsi="Calibri"/>
-                <w:b w:val="0"/>
                 <w:i w:val="1"/>
-                <w:smallCaps w:val="0"/>
-                <w:strike w:val="0"/>
                 <w:color w:val="000000"/>
                 <w:sz w:val="20"/>
                 <w:szCs w:val="20"/>
-                <w:u w:val="none"/>
-                <w:shd w:fill="auto" w:val="clear"/>
-                <w:vertAlign w:val="baseline"/>
                 <w:rtl w:val="0"/>
               </w:rPr>
               <w:t xml:space="preserve">CU-18 – Comentar un requerimiento</w:t>
@@ -4236,10 +3281,6 @@
         </w:p>
         <w:p>
           <w:pPr>
-            <w:keepNext w:val="0"/>
-            <w:keepLines w:val="0"/>
-            <w:pageBreakBefore w:val="0"/>
-            <w:widowControl w:val="1"/>
             <w:pBdr>
               <w:top w:space="0" w:sz="0" w:val="nil"/>
               <w:left w:space="0" w:sz="0" w:val="nil"/>
@@ -4247,41 +3288,24 @@
               <w:right w:space="0" w:sz="0" w:val="nil"/>
               <w:between w:space="0" w:sz="0" w:val="nil"/>
             </w:pBdr>
-            <w:shd w:fill="auto" w:val="clear"/>
             <w:tabs>
               <w:tab w:val="right" w:leader="none" w:pos="8504"/>
             </w:tabs>
-            <w:spacing w:after="0" w:before="0" w:line="276" w:lineRule="auto"/>
-            <w:ind w:left="440" w:right="0" w:firstLine="0"/>
-            <w:jc w:val="left"/>
+            <w:spacing w:before="0" w:lineRule="auto"/>
+            <w:ind w:left="440" w:firstLine="0"/>
             <w:rPr>
               <w:rFonts w:ascii="Aptos" w:cs="Aptos" w:eastAsia="Aptos" w:hAnsi="Aptos"/>
-              <w:b w:val="0"/>
-              <w:i w:val="0"/>
-              <w:smallCaps w:val="0"/>
-              <w:strike w:val="0"/>
               <w:color w:val="000000"/>
               <w:sz w:val="24"/>
               <w:szCs w:val="24"/>
-              <w:u w:val="none"/>
-              <w:shd w:fill="auto" w:val="clear"/>
-              <w:vertAlign w:val="baseline"/>
             </w:rPr>
           </w:pPr>
           <w:hyperlink w:anchor="_heading=h.m11rtzq14btk">
             <w:r>
               <w:rPr>
-                <w:rFonts w:ascii="Calibri" w:cs="Calibri" w:eastAsia="Calibri" w:hAnsi="Calibri"/>
-                <w:b w:val="0"/>
-                <w:i w:val="0"/>
-                <w:smallCaps w:val="0"/>
-                <w:strike w:val="0"/>
                 <w:color w:val="000000"/>
                 <w:sz w:val="20"/>
                 <w:szCs w:val="20"/>
-                <w:u w:val="none"/>
-                <w:shd w:fill="auto" w:val="clear"/>
-                <w:vertAlign w:val="baseline"/>
                 <w:rtl w:val="0"/>
               </w:rPr>
               <w:t xml:space="preserve">Descripción</w:t>
@@ -4297,10 +3321,6 @@
         </w:p>
         <w:p>
           <w:pPr>
-            <w:keepNext w:val="0"/>
-            <w:keepLines w:val="0"/>
-            <w:pageBreakBefore w:val="0"/>
-            <w:widowControl w:val="1"/>
             <w:pBdr>
               <w:top w:space="0" w:sz="0" w:val="nil"/>
               <w:left w:space="0" w:sz="0" w:val="nil"/>
@@ -4308,41 +3328,25 @@
               <w:right w:space="0" w:sz="0" w:val="nil"/>
               <w:between w:space="0" w:sz="0" w:val="nil"/>
             </w:pBdr>
-            <w:shd w:fill="auto" w:val="clear"/>
             <w:tabs>
               <w:tab w:val="right" w:leader="none" w:pos="8505"/>
             </w:tabs>
-            <w:spacing w:after="0" w:before="120" w:line="276" w:lineRule="auto"/>
-            <w:ind w:left="220" w:right="0" w:firstLine="0"/>
-            <w:jc w:val="left"/>
+            <w:spacing w:before="120" w:lineRule="auto"/>
+            <w:ind w:left="220" w:firstLine="0"/>
             <w:rPr>
               <w:rFonts w:ascii="Aptos" w:cs="Aptos" w:eastAsia="Aptos" w:hAnsi="Aptos"/>
-              <w:b w:val="0"/>
-              <w:i w:val="0"/>
-              <w:smallCaps w:val="0"/>
-              <w:strike w:val="0"/>
               <w:color w:val="000000"/>
               <w:sz w:val="24"/>
               <w:szCs w:val="24"/>
-              <w:u w:val="none"/>
-              <w:shd w:fill="auto" w:val="clear"/>
-              <w:vertAlign w:val="baseline"/>
             </w:rPr>
           </w:pPr>
           <w:hyperlink w:anchor="_heading=h.7i90tgidciq2">
             <w:r>
               <w:rPr>
-                <w:rFonts w:ascii="Calibri" w:cs="Calibri" w:eastAsia="Calibri" w:hAnsi="Calibri"/>
-                <w:b w:val="0"/>
                 <w:i w:val="1"/>
-                <w:smallCaps w:val="0"/>
-                <w:strike w:val="0"/>
                 <w:color w:val="000000"/>
                 <w:sz w:val="20"/>
                 <w:szCs w:val="20"/>
-                <w:u w:val="none"/>
-                <w:shd w:fill="auto" w:val="clear"/>
-                <w:vertAlign w:val="baseline"/>
                 <w:rtl w:val="0"/>
               </w:rPr>
               <w:t xml:space="preserve">CU-19 – Comentar un caso de uso</w:t>
@@ -4358,10 +3362,6 @@
         </w:p>
         <w:p>
           <w:pPr>
-            <w:keepNext w:val="0"/>
-            <w:keepLines w:val="0"/>
-            <w:pageBreakBefore w:val="0"/>
-            <w:widowControl w:val="1"/>
             <w:pBdr>
               <w:top w:space="0" w:sz="0" w:val="nil"/>
               <w:left w:space="0" w:sz="0" w:val="nil"/>
@@ -4369,41 +3369,24 @@
               <w:right w:space="0" w:sz="0" w:val="nil"/>
               <w:between w:space="0" w:sz="0" w:val="nil"/>
             </w:pBdr>
-            <w:shd w:fill="auto" w:val="clear"/>
             <w:tabs>
               <w:tab w:val="right" w:leader="none" w:pos="8504"/>
             </w:tabs>
-            <w:spacing w:after="0" w:before="0" w:line="276" w:lineRule="auto"/>
-            <w:ind w:left="440" w:right="0" w:firstLine="0"/>
-            <w:jc w:val="left"/>
+            <w:spacing w:before="0" w:lineRule="auto"/>
+            <w:ind w:left="440" w:firstLine="0"/>
             <w:rPr>
               <w:rFonts w:ascii="Aptos" w:cs="Aptos" w:eastAsia="Aptos" w:hAnsi="Aptos"/>
-              <w:b w:val="0"/>
-              <w:i w:val="0"/>
-              <w:smallCaps w:val="0"/>
-              <w:strike w:val="0"/>
               <w:color w:val="000000"/>
               <w:sz w:val="24"/>
               <w:szCs w:val="24"/>
-              <w:u w:val="none"/>
-              <w:shd w:fill="auto" w:val="clear"/>
-              <w:vertAlign w:val="baseline"/>
             </w:rPr>
           </w:pPr>
           <w:hyperlink w:anchor="_heading=h.f3k5g0g92qe">
             <w:r>
               <w:rPr>
-                <w:rFonts w:ascii="Calibri" w:cs="Calibri" w:eastAsia="Calibri" w:hAnsi="Calibri"/>
-                <w:b w:val="0"/>
-                <w:i w:val="0"/>
-                <w:smallCaps w:val="0"/>
-                <w:strike w:val="0"/>
                 <w:color w:val="000000"/>
                 <w:sz w:val="20"/>
                 <w:szCs w:val="20"/>
-                <w:u w:val="none"/>
-                <w:shd w:fill="auto" w:val="clear"/>
-                <w:vertAlign w:val="baseline"/>
                 <w:rtl w:val="0"/>
               </w:rPr>
               <w:t xml:space="preserve">Descripción</w:t>
@@ -4419,10 +3402,6 @@
         </w:p>
         <w:p>
           <w:pPr>
-            <w:keepNext w:val="0"/>
-            <w:keepLines w:val="0"/>
-            <w:pageBreakBefore w:val="0"/>
-            <w:widowControl w:val="1"/>
             <w:pBdr>
               <w:top w:space="0" w:sz="0" w:val="nil"/>
               <w:left w:space="0" w:sz="0" w:val="nil"/>
@@ -4430,41 +3409,25 @@
               <w:right w:space="0" w:sz="0" w:val="nil"/>
               <w:between w:space="0" w:sz="0" w:val="nil"/>
             </w:pBdr>
-            <w:shd w:fill="auto" w:val="clear"/>
             <w:tabs>
               <w:tab w:val="right" w:leader="none" w:pos="8505"/>
             </w:tabs>
-            <w:spacing w:after="0" w:before="120" w:line="276" w:lineRule="auto"/>
-            <w:ind w:left="220" w:right="0" w:firstLine="0"/>
-            <w:jc w:val="left"/>
+            <w:spacing w:before="120" w:lineRule="auto"/>
+            <w:ind w:left="220" w:firstLine="0"/>
             <w:rPr>
               <w:rFonts w:ascii="Aptos" w:cs="Aptos" w:eastAsia="Aptos" w:hAnsi="Aptos"/>
-              <w:b w:val="0"/>
-              <w:i w:val="0"/>
-              <w:smallCaps w:val="0"/>
-              <w:strike w:val="0"/>
               <w:color w:val="000000"/>
               <w:sz w:val="24"/>
               <w:szCs w:val="24"/>
-              <w:u w:val="none"/>
-              <w:shd w:fill="auto" w:val="clear"/>
-              <w:vertAlign w:val="baseline"/>
             </w:rPr>
           </w:pPr>
           <w:hyperlink w:anchor="_heading=h.nwk5gnz00x0m">
             <w:r>
               <w:rPr>
-                <w:rFonts w:ascii="Calibri" w:cs="Calibri" w:eastAsia="Calibri" w:hAnsi="Calibri"/>
-                <w:b w:val="0"/>
                 <w:i w:val="1"/>
-                <w:smallCaps w:val="0"/>
-                <w:strike w:val="0"/>
                 <w:color w:val="000000"/>
                 <w:sz w:val="20"/>
                 <w:szCs w:val="20"/>
-                <w:u w:val="none"/>
-                <w:shd w:fill="auto" w:val="clear"/>
-                <w:vertAlign w:val="baseline"/>
                 <w:rtl w:val="0"/>
               </w:rPr>
               <w:t xml:space="preserve">CU-20 – Validar requerimiento</w:t>
@@ -4480,10 +3443,6 @@
         </w:p>
         <w:p>
           <w:pPr>
-            <w:keepNext w:val="0"/>
-            <w:keepLines w:val="0"/>
-            <w:pageBreakBefore w:val="0"/>
-            <w:widowControl w:val="1"/>
             <w:pBdr>
               <w:top w:space="0" w:sz="0" w:val="nil"/>
               <w:left w:space="0" w:sz="0" w:val="nil"/>
@@ -4491,41 +3450,24 @@
               <w:right w:space="0" w:sz="0" w:val="nil"/>
               <w:between w:space="0" w:sz="0" w:val="nil"/>
             </w:pBdr>
-            <w:shd w:fill="auto" w:val="clear"/>
             <w:tabs>
               <w:tab w:val="right" w:leader="none" w:pos="8504"/>
             </w:tabs>
-            <w:spacing w:after="0" w:before="0" w:line="276" w:lineRule="auto"/>
-            <w:ind w:left="440" w:right="0" w:firstLine="0"/>
-            <w:jc w:val="left"/>
+            <w:spacing w:before="0" w:lineRule="auto"/>
+            <w:ind w:left="440" w:firstLine="0"/>
             <w:rPr>
               <w:rFonts w:ascii="Aptos" w:cs="Aptos" w:eastAsia="Aptos" w:hAnsi="Aptos"/>
-              <w:b w:val="0"/>
-              <w:i w:val="0"/>
-              <w:smallCaps w:val="0"/>
-              <w:strike w:val="0"/>
               <w:color w:val="000000"/>
               <w:sz w:val="24"/>
               <w:szCs w:val="24"/>
-              <w:u w:val="none"/>
-              <w:shd w:fill="auto" w:val="clear"/>
-              <w:vertAlign w:val="baseline"/>
             </w:rPr>
           </w:pPr>
           <w:hyperlink w:anchor="_heading=h.e5felpp5w16d">
             <w:r>
               <w:rPr>
-                <w:rFonts w:ascii="Calibri" w:cs="Calibri" w:eastAsia="Calibri" w:hAnsi="Calibri"/>
-                <w:b w:val="0"/>
-                <w:i w:val="0"/>
-                <w:smallCaps w:val="0"/>
-                <w:strike w:val="0"/>
                 <w:color w:val="000000"/>
                 <w:sz w:val="20"/>
                 <w:szCs w:val="20"/>
-                <w:u w:val="none"/>
-                <w:shd w:fill="auto" w:val="clear"/>
-                <w:vertAlign w:val="baseline"/>
                 <w:rtl w:val="0"/>
               </w:rPr>
               <w:t xml:space="preserve">Descripción</w:t>
@@ -4541,10 +3483,6 @@
         </w:p>
         <w:p>
           <w:pPr>
-            <w:keepNext w:val="0"/>
-            <w:keepLines w:val="0"/>
-            <w:pageBreakBefore w:val="0"/>
-            <w:widowControl w:val="1"/>
             <w:pBdr>
               <w:top w:space="0" w:sz="0" w:val="nil"/>
               <w:left w:space="0" w:sz="0" w:val="nil"/>
@@ -4552,41 +3490,25 @@
               <w:right w:space="0" w:sz="0" w:val="nil"/>
               <w:between w:space="0" w:sz="0" w:val="nil"/>
             </w:pBdr>
-            <w:shd w:fill="auto" w:val="clear"/>
             <w:tabs>
               <w:tab w:val="right" w:leader="none" w:pos="8505"/>
             </w:tabs>
-            <w:spacing w:after="0" w:before="120" w:line="276" w:lineRule="auto"/>
-            <w:ind w:left="220" w:right="0" w:firstLine="0"/>
-            <w:jc w:val="left"/>
+            <w:spacing w:before="120" w:lineRule="auto"/>
+            <w:ind w:left="220" w:firstLine="0"/>
             <w:rPr>
               <w:rFonts w:ascii="Aptos" w:cs="Aptos" w:eastAsia="Aptos" w:hAnsi="Aptos"/>
-              <w:b w:val="0"/>
-              <w:i w:val="0"/>
-              <w:smallCaps w:val="0"/>
-              <w:strike w:val="0"/>
               <w:color w:val="000000"/>
               <w:sz w:val="24"/>
               <w:szCs w:val="24"/>
-              <w:u w:val="none"/>
-              <w:shd w:fill="auto" w:val="clear"/>
-              <w:vertAlign w:val="baseline"/>
             </w:rPr>
           </w:pPr>
           <w:hyperlink w:anchor="_heading=h.hwadf1sic7vt">
             <w:r>
               <w:rPr>
-                <w:rFonts w:ascii="Calibri" w:cs="Calibri" w:eastAsia="Calibri" w:hAnsi="Calibri"/>
-                <w:b w:val="0"/>
                 <w:i w:val="1"/>
-                <w:smallCaps w:val="0"/>
-                <w:strike w:val="0"/>
                 <w:color w:val="000000"/>
                 <w:sz w:val="20"/>
                 <w:szCs w:val="20"/>
-                <w:u w:val="none"/>
-                <w:shd w:fill="auto" w:val="clear"/>
-                <w:vertAlign w:val="baseline"/>
                 <w:rtl w:val="0"/>
               </w:rPr>
               <w:t xml:space="preserve">CU-21 – Generar informe</w:t>
@@ -4602,10 +3524,6 @@
         </w:p>
         <w:p>
           <w:pPr>
-            <w:keepNext w:val="0"/>
-            <w:keepLines w:val="0"/>
-            <w:pageBreakBefore w:val="0"/>
-            <w:widowControl w:val="1"/>
             <w:pBdr>
               <w:top w:space="0" w:sz="0" w:val="nil"/>
               <w:left w:space="0" w:sz="0" w:val="nil"/>
@@ -4613,41 +3531,24 @@
               <w:right w:space="0" w:sz="0" w:val="nil"/>
               <w:between w:space="0" w:sz="0" w:val="nil"/>
             </w:pBdr>
-            <w:shd w:fill="auto" w:val="clear"/>
             <w:tabs>
               <w:tab w:val="right" w:leader="none" w:pos="8504"/>
             </w:tabs>
-            <w:spacing w:after="0" w:before="0" w:line="276" w:lineRule="auto"/>
-            <w:ind w:left="440" w:right="0" w:firstLine="0"/>
-            <w:jc w:val="left"/>
+            <w:spacing w:before="0" w:lineRule="auto"/>
+            <w:ind w:left="440" w:firstLine="0"/>
             <w:rPr>
               <w:rFonts w:ascii="Aptos" w:cs="Aptos" w:eastAsia="Aptos" w:hAnsi="Aptos"/>
-              <w:b w:val="0"/>
-              <w:i w:val="0"/>
-              <w:smallCaps w:val="0"/>
-              <w:strike w:val="0"/>
               <w:color w:val="000000"/>
               <w:sz w:val="24"/>
               <w:szCs w:val="24"/>
-              <w:u w:val="none"/>
-              <w:shd w:fill="auto" w:val="clear"/>
-              <w:vertAlign w:val="baseline"/>
             </w:rPr>
           </w:pPr>
           <w:hyperlink w:anchor="_heading=h.z29mwzwill70">
             <w:r>
               <w:rPr>
-                <w:rFonts w:ascii="Calibri" w:cs="Calibri" w:eastAsia="Calibri" w:hAnsi="Calibri"/>
-                <w:b w:val="0"/>
-                <w:i w:val="0"/>
-                <w:smallCaps w:val="0"/>
-                <w:strike w:val="0"/>
                 <w:color w:val="000000"/>
                 <w:sz w:val="20"/>
                 <w:szCs w:val="20"/>
-                <w:u w:val="none"/>
-                <w:shd w:fill="auto" w:val="clear"/>
-                <w:vertAlign w:val="baseline"/>
                 <w:rtl w:val="0"/>
               </w:rPr>
               <w:t xml:space="preserve">Descripción</w:t>
@@ -4663,10 +3564,6 @@
         </w:p>
         <w:p>
           <w:pPr>
-            <w:keepNext w:val="0"/>
-            <w:keepLines w:val="0"/>
-            <w:pageBreakBefore w:val="0"/>
-            <w:widowControl w:val="1"/>
             <w:pBdr>
               <w:top w:space="0" w:sz="0" w:val="nil"/>
               <w:left w:space="0" w:sz="0" w:val="nil"/>
@@ -4674,41 +3571,25 @@
               <w:right w:space="0" w:sz="0" w:val="nil"/>
               <w:between w:space="0" w:sz="0" w:val="nil"/>
             </w:pBdr>
-            <w:shd w:fill="auto" w:val="clear"/>
             <w:tabs>
               <w:tab w:val="right" w:leader="none" w:pos="8505"/>
             </w:tabs>
-            <w:spacing w:after="0" w:before="120" w:line="276" w:lineRule="auto"/>
-            <w:ind w:left="220" w:right="0" w:firstLine="0"/>
-            <w:jc w:val="left"/>
+            <w:spacing w:before="120" w:lineRule="auto"/>
+            <w:ind w:left="220" w:firstLine="0"/>
             <w:rPr>
               <w:rFonts w:ascii="Aptos" w:cs="Aptos" w:eastAsia="Aptos" w:hAnsi="Aptos"/>
-              <w:b w:val="0"/>
-              <w:i w:val="0"/>
-              <w:smallCaps w:val="0"/>
-              <w:strike w:val="0"/>
               <w:color w:val="000000"/>
               <w:sz w:val="24"/>
               <w:szCs w:val="24"/>
-              <w:u w:val="none"/>
-              <w:shd w:fill="auto" w:val="clear"/>
-              <w:vertAlign w:val="baseline"/>
             </w:rPr>
           </w:pPr>
           <w:hyperlink w:anchor="_heading=h.vwqb4ppj6g82">
             <w:r>
               <w:rPr>
-                <w:rFonts w:ascii="Calibri" w:cs="Calibri" w:eastAsia="Calibri" w:hAnsi="Calibri"/>
-                <w:b w:val="0"/>
                 <w:i w:val="1"/>
-                <w:smallCaps w:val="0"/>
-                <w:strike w:val="0"/>
                 <w:color w:val="000000"/>
                 <w:sz w:val="20"/>
                 <w:szCs w:val="20"/>
-                <w:u w:val="none"/>
-                <w:shd w:fill="auto" w:val="clear"/>
-                <w:vertAlign w:val="baseline"/>
                 <w:rtl w:val="0"/>
               </w:rPr>
               <w:t xml:space="preserve">CU-22 – Visualizar</w:t>
@@ -4724,10 +3605,6 @@
         </w:p>
         <w:p>
           <w:pPr>
-            <w:keepNext w:val="0"/>
-            <w:keepLines w:val="0"/>
-            <w:pageBreakBefore w:val="0"/>
-            <w:widowControl w:val="1"/>
             <w:pBdr>
               <w:top w:space="0" w:sz="0" w:val="nil"/>
               <w:left w:space="0" w:sz="0" w:val="nil"/>
@@ -4735,41 +3612,24 @@
               <w:right w:space="0" w:sz="0" w:val="nil"/>
               <w:between w:space="0" w:sz="0" w:val="nil"/>
             </w:pBdr>
-            <w:shd w:fill="auto" w:val="clear"/>
             <w:tabs>
               <w:tab w:val="right" w:leader="none" w:pos="8504"/>
             </w:tabs>
-            <w:spacing w:after="0" w:before="0" w:line="276" w:lineRule="auto"/>
-            <w:ind w:left="440" w:right="0" w:firstLine="0"/>
-            <w:jc w:val="left"/>
+            <w:spacing w:before="0" w:lineRule="auto"/>
+            <w:ind w:left="440" w:firstLine="0"/>
             <w:rPr>
               <w:rFonts w:ascii="Aptos" w:cs="Aptos" w:eastAsia="Aptos" w:hAnsi="Aptos"/>
-              <w:b w:val="0"/>
-              <w:i w:val="0"/>
-              <w:smallCaps w:val="0"/>
-              <w:strike w:val="0"/>
               <w:color w:val="000000"/>
               <w:sz w:val="24"/>
               <w:szCs w:val="24"/>
-              <w:u w:val="none"/>
-              <w:shd w:fill="auto" w:val="clear"/>
-              <w:vertAlign w:val="baseline"/>
             </w:rPr>
           </w:pPr>
           <w:hyperlink w:anchor="_heading=h.vzirtnsarq19">
             <w:r>
               <w:rPr>
-                <w:rFonts w:ascii="Calibri" w:cs="Calibri" w:eastAsia="Calibri" w:hAnsi="Calibri"/>
-                <w:b w:val="0"/>
-                <w:i w:val="0"/>
-                <w:smallCaps w:val="0"/>
-                <w:strike w:val="0"/>
                 <w:color w:val="000000"/>
                 <w:sz w:val="20"/>
                 <w:szCs w:val="20"/>
-                <w:u w:val="none"/>
-                <w:shd w:fill="auto" w:val="clear"/>
-                <w:vertAlign w:val="baseline"/>
                 <w:rtl w:val="0"/>
               </w:rPr>
               <w:t xml:space="preserve">Descripción</w:t>
@@ -4785,10 +3645,6 @@
         </w:p>
         <w:p>
           <w:pPr>
-            <w:keepNext w:val="0"/>
-            <w:keepLines w:val="0"/>
-            <w:pageBreakBefore w:val="0"/>
-            <w:widowControl w:val="1"/>
             <w:pBdr>
               <w:top w:space="0" w:sz="0" w:val="nil"/>
               <w:left w:space="0" w:sz="0" w:val="nil"/>
@@ -4796,41 +3652,25 @@
               <w:right w:space="0" w:sz="0" w:val="nil"/>
               <w:between w:space="0" w:sz="0" w:val="nil"/>
             </w:pBdr>
-            <w:shd w:fill="auto" w:val="clear"/>
             <w:tabs>
               <w:tab w:val="right" w:leader="none" w:pos="8505"/>
             </w:tabs>
-            <w:spacing w:after="120" w:before="240" w:line="276" w:lineRule="auto"/>
-            <w:ind w:left="0" w:right="0" w:firstLine="0"/>
-            <w:jc w:val="left"/>
+            <w:spacing w:after="120" w:before="240" w:lineRule="auto"/>
+            <w:ind w:left="0" w:firstLine="0"/>
             <w:rPr>
               <w:rFonts w:ascii="Aptos" w:cs="Aptos" w:eastAsia="Aptos" w:hAnsi="Aptos"/>
-              <w:b w:val="0"/>
-              <w:i w:val="0"/>
-              <w:smallCaps w:val="0"/>
-              <w:strike w:val="0"/>
               <w:color w:val="000000"/>
               <w:sz w:val="24"/>
               <w:szCs w:val="24"/>
-              <w:u w:val="none"/>
-              <w:shd w:fill="auto" w:val="clear"/>
-              <w:vertAlign w:val="baseline"/>
             </w:rPr>
           </w:pPr>
           <w:hyperlink w:anchor="_heading=h.hep2pghncsdn">
             <w:r>
               <w:rPr>
-                <w:rFonts w:ascii="Calibri" w:cs="Calibri" w:eastAsia="Calibri" w:hAnsi="Calibri"/>
-                <w:b w:val="1"/>
-                <w:i w:val="0"/>
-                <w:smallCaps w:val="0"/>
-                <w:strike w:val="0"/>
+                <w:b w:val="1"/>
                 <w:color w:val="000000"/>
                 <w:sz w:val="20"/>
                 <w:szCs w:val="20"/>
-                <w:u w:val="none"/>
-                <w:shd w:fill="auto" w:val="clear"/>
-                <w:vertAlign w:val="baseline"/>
                 <w:rtl w:val="0"/>
               </w:rPr>
               <w:t xml:space="preserve">Diagramas Asociados</w:t>
@@ -4846,10 +3686,6 @@
         </w:p>
         <w:p>
           <w:pPr>
-            <w:keepNext w:val="0"/>
-            <w:keepLines w:val="0"/>
-            <w:pageBreakBefore w:val="0"/>
-            <w:widowControl w:val="1"/>
             <w:pBdr>
               <w:top w:space="0" w:sz="0" w:val="nil"/>
               <w:left w:space="0" w:sz="0" w:val="nil"/>
@@ -4857,41 +3693,25 @@
               <w:right w:space="0" w:sz="0" w:val="nil"/>
               <w:between w:space="0" w:sz="0" w:val="nil"/>
             </w:pBdr>
-            <w:shd w:fill="auto" w:val="clear"/>
             <w:tabs>
               <w:tab w:val="right" w:leader="none" w:pos="8505"/>
             </w:tabs>
-            <w:spacing w:after="0" w:before="120" w:line="276" w:lineRule="auto"/>
-            <w:ind w:left="220" w:right="0" w:firstLine="0"/>
-            <w:jc w:val="left"/>
+            <w:spacing w:before="120" w:lineRule="auto"/>
+            <w:ind w:left="220" w:firstLine="0"/>
             <w:rPr>
               <w:rFonts w:ascii="Aptos" w:cs="Aptos" w:eastAsia="Aptos" w:hAnsi="Aptos"/>
-              <w:b w:val="0"/>
-              <w:i w:val="0"/>
-              <w:smallCaps w:val="0"/>
-              <w:strike w:val="0"/>
               <w:color w:val="000000"/>
               <w:sz w:val="24"/>
               <w:szCs w:val="24"/>
-              <w:u w:val="none"/>
-              <w:shd w:fill="auto" w:val="clear"/>
-              <w:vertAlign w:val="baseline"/>
             </w:rPr>
           </w:pPr>
           <w:hyperlink w:anchor="_heading=h.pfyhtywb5f9b">
             <w:r>
               <w:rPr>
-                <w:rFonts w:ascii="Calibri" w:cs="Calibri" w:eastAsia="Calibri" w:hAnsi="Calibri"/>
-                <w:b w:val="0"/>
                 <w:i w:val="1"/>
-                <w:smallCaps w:val="0"/>
-                <w:strike w:val="0"/>
                 <w:color w:val="000000"/>
                 <w:sz w:val="20"/>
                 <w:szCs w:val="20"/>
-                <w:u w:val="none"/>
-                <w:shd w:fill="auto" w:val="clear"/>
-                <w:vertAlign w:val="baseline"/>
                 <w:rtl w:val="0"/>
               </w:rPr>
               <w:t xml:space="preserve">Diagrama de casos de uso</w:t>
@@ -4907,10 +3727,6 @@
         </w:p>
         <w:p>
           <w:pPr>
-            <w:keepNext w:val="0"/>
-            <w:keepLines w:val="0"/>
-            <w:pageBreakBefore w:val="0"/>
-            <w:widowControl w:val="1"/>
             <w:pBdr>
               <w:top w:space="0" w:sz="0" w:val="nil"/>
               <w:left w:space="0" w:sz="0" w:val="nil"/>
@@ -4918,41 +3734,25 @@
               <w:right w:space="0" w:sz="0" w:val="nil"/>
               <w:between w:space="0" w:sz="0" w:val="nil"/>
             </w:pBdr>
-            <w:shd w:fill="auto" w:val="clear"/>
             <w:tabs>
               <w:tab w:val="right" w:leader="none" w:pos="8505"/>
             </w:tabs>
-            <w:spacing w:after="0" w:before="120" w:line="276" w:lineRule="auto"/>
-            <w:ind w:left="220" w:right="0" w:firstLine="0"/>
-            <w:jc w:val="left"/>
+            <w:spacing w:before="120" w:lineRule="auto"/>
+            <w:ind w:left="220" w:firstLine="0"/>
             <w:rPr>
               <w:rFonts w:ascii="Aptos" w:cs="Aptos" w:eastAsia="Aptos" w:hAnsi="Aptos"/>
-              <w:b w:val="0"/>
-              <w:i w:val="0"/>
-              <w:smallCaps w:val="0"/>
-              <w:strike w:val="0"/>
               <w:color w:val="000000"/>
               <w:sz w:val="24"/>
               <w:szCs w:val="24"/>
-              <w:u w:val="none"/>
-              <w:shd w:fill="auto" w:val="clear"/>
-              <w:vertAlign w:val="baseline"/>
             </w:rPr>
           </w:pPr>
           <w:hyperlink w:anchor="_heading=h.p9p5m44ib1ye">
             <w:r>
               <w:rPr>
-                <w:rFonts w:ascii="Calibri" w:cs="Calibri" w:eastAsia="Calibri" w:hAnsi="Calibri"/>
-                <w:b w:val="0"/>
                 <w:i w:val="1"/>
-                <w:smallCaps w:val="0"/>
-                <w:strike w:val="0"/>
                 <w:color w:val="000000"/>
                 <w:sz w:val="20"/>
                 <w:szCs w:val="20"/>
-                <w:u w:val="none"/>
-                <w:shd w:fill="auto" w:val="clear"/>
-                <w:vertAlign w:val="baseline"/>
                 <w:rtl w:val="0"/>
               </w:rPr>
               <w:t xml:space="preserve">Diagrama de Paquete</w:t>
@@ -4968,10 +3768,6 @@
         </w:p>
         <w:p>
           <w:pPr>
-            <w:keepNext w:val="0"/>
-            <w:keepLines w:val="0"/>
-            <w:pageBreakBefore w:val="0"/>
-            <w:widowControl w:val="1"/>
             <w:pBdr>
               <w:top w:space="0" w:sz="0" w:val="nil"/>
               <w:left w:space="0" w:sz="0" w:val="nil"/>
@@ -4979,41 +3775,25 @@
               <w:right w:space="0" w:sz="0" w:val="nil"/>
               <w:between w:space="0" w:sz="0" w:val="nil"/>
             </w:pBdr>
-            <w:shd w:fill="auto" w:val="clear"/>
             <w:tabs>
               <w:tab w:val="right" w:leader="none" w:pos="8505"/>
             </w:tabs>
-            <w:spacing w:after="0" w:before="120" w:line="276" w:lineRule="auto"/>
-            <w:ind w:left="220" w:right="0" w:firstLine="0"/>
-            <w:jc w:val="left"/>
+            <w:spacing w:before="120" w:lineRule="auto"/>
+            <w:ind w:left="220" w:firstLine="0"/>
             <w:rPr>
               <w:rFonts w:ascii="Aptos" w:cs="Aptos" w:eastAsia="Aptos" w:hAnsi="Aptos"/>
-              <w:b w:val="0"/>
-              <w:i w:val="0"/>
-              <w:smallCaps w:val="0"/>
-              <w:strike w:val="0"/>
               <w:color w:val="000000"/>
               <w:sz w:val="24"/>
               <w:szCs w:val="24"/>
-              <w:u w:val="none"/>
-              <w:shd w:fill="auto" w:val="clear"/>
-              <w:vertAlign w:val="baseline"/>
             </w:rPr>
           </w:pPr>
           <w:hyperlink w:anchor="_heading=h.o96k0yiicwbm">
             <w:r>
               <w:rPr>
-                <w:rFonts w:ascii="Calibri" w:cs="Calibri" w:eastAsia="Calibri" w:hAnsi="Calibri"/>
-                <w:b w:val="0"/>
                 <w:i w:val="1"/>
-                <w:smallCaps w:val="0"/>
-                <w:strike w:val="0"/>
                 <w:color w:val="000000"/>
                 <w:sz w:val="20"/>
                 <w:szCs w:val="20"/>
-                <w:u w:val="none"/>
-                <w:shd w:fill="auto" w:val="clear"/>
-                <w:vertAlign w:val="baseline"/>
                 <w:rtl w:val="0"/>
               </w:rPr>
               <w:t xml:space="preserve">Diagrama de componentes</w:t>
@@ -5029,10 +3809,6 @@
         </w:p>
         <w:p>
           <w:pPr>
-            <w:keepNext w:val="0"/>
-            <w:keepLines w:val="0"/>
-            <w:pageBreakBefore w:val="0"/>
-            <w:widowControl w:val="1"/>
             <w:pBdr>
               <w:top w:space="0" w:sz="0" w:val="nil"/>
               <w:left w:space="0" w:sz="0" w:val="nil"/>
@@ -5040,41 +3816,25 @@
               <w:right w:space="0" w:sz="0" w:val="nil"/>
               <w:between w:space="0" w:sz="0" w:val="nil"/>
             </w:pBdr>
-            <w:shd w:fill="auto" w:val="clear"/>
             <w:tabs>
               <w:tab w:val="right" w:leader="none" w:pos="8505"/>
             </w:tabs>
-            <w:spacing w:after="0" w:before="120" w:line="276" w:lineRule="auto"/>
-            <w:ind w:left="220" w:right="0" w:firstLine="0"/>
-            <w:jc w:val="left"/>
+            <w:spacing w:before="120" w:lineRule="auto"/>
+            <w:ind w:left="220" w:firstLine="0"/>
             <w:rPr>
               <w:rFonts w:ascii="Aptos" w:cs="Aptos" w:eastAsia="Aptos" w:hAnsi="Aptos"/>
-              <w:b w:val="0"/>
-              <w:i w:val="0"/>
-              <w:smallCaps w:val="0"/>
-              <w:strike w:val="0"/>
               <w:color w:val="000000"/>
               <w:sz w:val="24"/>
               <w:szCs w:val="24"/>
-              <w:u w:val="none"/>
-              <w:shd w:fill="auto" w:val="clear"/>
-              <w:vertAlign w:val="baseline"/>
             </w:rPr>
           </w:pPr>
           <w:hyperlink w:anchor="_heading=h.6tdel3klqqo8">
             <w:r>
               <w:rPr>
-                <w:rFonts w:ascii="Calibri" w:cs="Calibri" w:eastAsia="Calibri" w:hAnsi="Calibri"/>
-                <w:b w:val="0"/>
                 <w:i w:val="1"/>
-                <w:smallCaps w:val="0"/>
-                <w:strike w:val="0"/>
                 <w:color w:val="000000"/>
                 <w:sz w:val="20"/>
                 <w:szCs w:val="20"/>
-                <w:u w:val="none"/>
-                <w:shd w:fill="auto" w:val="clear"/>
-                <w:vertAlign w:val="baseline"/>
                 <w:rtl w:val="0"/>
               </w:rPr>
               <w:t xml:space="preserve">Diagrama de Clases</w:t>
@@ -7263,7 +6023,7 @@
             <w:pPr>
               <w:numPr>
                 <w:ilvl w:val="0"/>
-                <w:numId w:val="8"/>
+                <w:numId w:val="9"/>
               </w:numPr>
               <w:ind w:left="720" w:hanging="360"/>
               <w:jc w:val="both"/>
@@ -7287,7 +6047,7 @@
             <w:pPr>
               <w:numPr>
                 <w:ilvl w:val="0"/>
-                <w:numId w:val="8"/>
+                <w:numId w:val="9"/>
               </w:numPr>
               <w:ind w:left="720" w:hanging="360"/>
               <w:jc w:val="both"/>
@@ -7664,7 +6424,7 @@
             <w:pPr>
               <w:numPr>
                 <w:ilvl w:val="0"/>
-                <w:numId w:val="9"/>
+                <w:numId w:val="10"/>
               </w:numPr>
               <w:pBdr>
                 <w:top w:space="0" w:sz="0" w:val="nil"/>
@@ -7698,7 +6458,7 @@
             <w:pPr>
               <w:numPr>
                 <w:ilvl w:val="0"/>
-                <w:numId w:val="9"/>
+                <w:numId w:val="10"/>
               </w:numPr>
               <w:pBdr>
                 <w:top w:space="0" w:sz="0" w:val="nil"/>
@@ -7733,7 +6493,7 @@
             <w:pPr>
               <w:numPr>
                 <w:ilvl w:val="0"/>
-                <w:numId w:val="9"/>
+                <w:numId w:val="10"/>
               </w:numPr>
               <w:pBdr>
                 <w:top w:space="0" w:sz="0" w:val="nil"/>
@@ -7768,7 +6528,7 @@
             <w:pPr>
               <w:numPr>
                 <w:ilvl w:val="0"/>
-                <w:numId w:val="9"/>
+                <w:numId w:val="10"/>
               </w:numPr>
               <w:pBdr>
                 <w:top w:space="0" w:sz="0" w:val="nil"/>
@@ -8887,7 +7647,7 @@
             <w:pPr>
               <w:numPr>
                 <w:ilvl w:val="0"/>
-                <w:numId w:val="10"/>
+                <w:numId w:val="2"/>
               </w:numPr>
               <w:pBdr>
                 <w:top w:space="0" w:sz="0" w:val="nil"/>
@@ -8922,7 +7682,7 @@
             <w:pPr>
               <w:numPr>
                 <w:ilvl w:val="0"/>
-                <w:numId w:val="10"/>
+                <w:numId w:val="2"/>
               </w:numPr>
               <w:pBdr>
                 <w:top w:space="0" w:sz="0" w:val="nil"/>
@@ -12516,6 +11276,158 @@
             <w:pPr>
               <w:numPr>
                 <w:ilvl w:val="1"/>
+                <w:numId w:val="4"/>
+              </w:numPr>
+              <w:pBdr>
+                <w:top w:space="0" w:sz="0" w:val="nil"/>
+                <w:left w:space="0" w:sz="0" w:val="nil"/>
+                <w:bottom w:space="0" w:sz="0" w:val="nil"/>
+                <w:right w:space="0" w:sz="0" w:val="nil"/>
+                <w:between w:space="0" w:sz="0" w:val="nil"/>
+              </w:pBdr>
+              <w:ind w:left="633" w:hanging="360"/>
+              <w:jc w:val="both"/>
+              <w:rPr>
+                <w:color w:val="000000"/>
+              </w:rPr>
+            </w:pPr>
+            <w:r>
+              <w:rPr>
+                <w:color w:val="000000"/>
+                <w:rtl w:val="0"/>
+              </w:rPr>
+              <w:t xml:space="preserve">Completitud: Todos los campos obligatorios deben estar completos</w:t>
+            </w:r>
+          </w:p>
+          <w:p>
+            <w:pPr>
+              <w:numPr>
+                <w:ilvl w:val="1"/>
+                <w:numId w:val="4"/>
+              </w:numPr>
+              <w:pBdr>
+                <w:top w:space="0" w:sz="0" w:val="nil"/>
+                <w:left w:space="0" w:sz="0" w:val="nil"/>
+                <w:bottom w:space="0" w:sz="0" w:val="nil"/>
+                <w:right w:space="0" w:sz="0" w:val="nil"/>
+                <w:between w:space="0" w:sz="0" w:val="nil"/>
+              </w:pBdr>
+              <w:spacing w:before="0" w:lineRule="auto"/>
+              <w:ind w:left="633" w:hanging="360"/>
+              <w:jc w:val="both"/>
+              <w:rPr>
+                <w:color w:val="000000"/>
+              </w:rPr>
+            </w:pPr>
+            <w:r>
+              <w:rPr>
+                <w:color w:val="000000"/>
+                <w:rtl w:val="0"/>
+              </w:rPr>
+              <w:t xml:space="preserve">Claridad: El requerimiento debe ser comprensible y no ambiguo</w:t>
+            </w:r>
+          </w:p>
+          <w:p>
+            <w:pPr>
+              <w:numPr>
+                <w:ilvl w:val="1"/>
+                <w:numId w:val="4"/>
+              </w:numPr>
+              <w:pBdr>
+                <w:top w:space="0" w:sz="0" w:val="nil"/>
+                <w:left w:space="0" w:sz="0" w:val="nil"/>
+                <w:bottom w:space="0" w:sz="0" w:val="nil"/>
+                <w:right w:space="0" w:sz="0" w:val="nil"/>
+                <w:between w:space="0" w:sz="0" w:val="nil"/>
+              </w:pBdr>
+              <w:spacing w:before="0" w:lineRule="auto"/>
+              <w:ind w:left="633" w:hanging="360"/>
+              <w:jc w:val="both"/>
+              <w:rPr>
+                <w:color w:val="000000"/>
+              </w:rPr>
+            </w:pPr>
+            <w:r>
+              <w:rPr>
+                <w:color w:val="000000"/>
+                <w:rtl w:val="0"/>
+              </w:rPr>
+              <w:t xml:space="preserve">Verificabilidad: Debe ser posible verificar si el requerimiento se cumple</w:t>
+            </w:r>
+          </w:p>
+          <w:p>
+            <w:pPr>
+              <w:numPr>
+                <w:ilvl w:val="1"/>
+                <w:numId w:val="4"/>
+              </w:numPr>
+              <w:pBdr>
+                <w:top w:space="0" w:sz="0" w:val="nil"/>
+                <w:left w:space="0" w:sz="0" w:val="nil"/>
+                <w:bottom w:space="0" w:sz="0" w:val="nil"/>
+                <w:right w:space="0" w:sz="0" w:val="nil"/>
+                <w:between w:space="0" w:sz="0" w:val="nil"/>
+              </w:pBdr>
+              <w:spacing w:before="0" w:lineRule="auto"/>
+              <w:ind w:left="633" w:hanging="360"/>
+              <w:jc w:val="both"/>
+              <w:rPr>
+                <w:color w:val="000000"/>
+              </w:rPr>
+            </w:pPr>
+            <w:r>
+              <w:rPr>
+                <w:color w:val="000000"/>
+                <w:rtl w:val="0"/>
+              </w:rPr>
+              <w:t xml:space="preserve">Trazabilidad: Debe estar vinculado al menos a un caso de uso</w:t>
+            </w:r>
+          </w:p>
+          <w:p>
+            <w:pPr>
+              <w:numPr>
+                <w:ilvl w:val="1"/>
+                <w:numId w:val="4"/>
+              </w:numPr>
+              <w:pBdr>
+                <w:top w:space="0" w:sz="0" w:val="nil"/>
+                <w:left w:space="0" w:sz="0" w:val="nil"/>
+                <w:bottom w:space="0" w:sz="0" w:val="nil"/>
+                <w:right w:space="0" w:sz="0" w:val="nil"/>
+                <w:between w:space="0" w:sz="0" w:val="nil"/>
+              </w:pBdr>
+              <w:spacing w:before="0" w:lineRule="auto"/>
+              <w:ind w:left="633" w:hanging="360"/>
+              <w:jc w:val="both"/>
+              <w:rPr>
+                <w:color w:val="000000"/>
+              </w:rPr>
+            </w:pPr>
+            <w:r>
+              <w:rPr>
+                <w:color w:val="000000"/>
+                <w:rtl w:val="0"/>
+              </w:rPr>
+              <w:t xml:space="preserve">Consistencia: No debe contradecir otros requerimientos del proyecto</w:t>
+            </w:r>
+          </w:p>
+          <w:p>
+            <w:pPr>
+              <w:ind w:left="0" w:firstLine="0"/>
+              <w:jc w:val="both"/>
+              <w:rPr/>
+            </w:pPr>
+            <w:r>
+              <w:rPr>
+                <w:rtl w:val="0"/>
+              </w:rPr>
+              <w:t xml:space="preserve">PROCESO DE VALIDACIÓN:</w:t>
+            </w:r>
+          </w:p>
+          <w:p>
+            <w:pPr>
+              <w:numPr>
+                <w:ilvl w:val="1"/>
                 <w:numId w:val="3"/>
               </w:numPr>
               <w:pBdr>
@@ -12536,7 +11448,7 @@
                 <w:color w:val="000000"/>
                 <w:rtl w:val="0"/>
               </w:rPr>
-              <w:t xml:space="preserve">Completitud: Todos los campos obligatorios deben estar completos</w:t>
+              <w:t xml:space="preserve">El sistema verificará automáticamente criterios técnicos (campos completos, formato)</w:t>
             </w:r>
           </w:p>
           <w:p>
@@ -12564,7 +11476,7 @@
                 <w:color w:val="000000"/>
                 <w:rtl w:val="0"/>
               </w:rPr>
-              <w:t xml:space="preserve">Claridad: El requerimiento debe ser comprensible y no ambiguo</w:t>
+              <w:t xml:space="preserve">El líder del proyecto evaluará criterios cualitativos (claridad, consistencia)</w:t>
             </w:r>
           </w:p>
           <w:p>
@@ -12592,7 +11504,7 @@
                 <w:color w:val="000000"/>
                 <w:rtl w:val="0"/>
               </w:rPr>
-              <w:t xml:space="preserve">Verificabilidad: Debe ser posible verificar si el requerimiento se cumple</w:t>
+              <w:t xml:space="preserve">Se registrará fecha, hora y responsable de la validación</w:t>
             </w:r>
           </w:p>
           <w:p>
@@ -12620,35 +11532,7 @@
                 <w:color w:val="000000"/>
                 <w:rtl w:val="0"/>
               </w:rPr>
-              <w:t xml:space="preserve">Trazabilidad: Debe estar vinculado al menos a un caso de uso</w:t>
-            </w:r>
-          </w:p>
-          <w:p>
-            <w:pPr>
-              <w:numPr>
-                <w:ilvl w:val="1"/>
-                <w:numId w:val="3"/>
-              </w:numPr>
-              <w:pBdr>
-                <w:top w:space="0" w:sz="0" w:val="nil"/>
-                <w:left w:space="0" w:sz="0" w:val="nil"/>
-                <w:bottom w:space="0" w:sz="0" w:val="nil"/>
-                <w:right w:space="0" w:sz="0" w:val="nil"/>
-                <w:between w:space="0" w:sz="0" w:val="nil"/>
-              </w:pBdr>
-              <w:spacing w:before="0" w:lineRule="auto"/>
-              <w:ind w:left="633" w:hanging="360"/>
-              <w:jc w:val="both"/>
-              <w:rPr>
-                <w:color w:val="000000"/>
-              </w:rPr>
-            </w:pPr>
-            <w:r>
-              <w:rPr>
-                <w:color w:val="000000"/>
-                <w:rtl w:val="0"/>
-              </w:rPr>
-              <w:t xml:space="preserve">Consistencia: No debe contradecir otros requerimientos del proyecto</w:t>
+              <w:t xml:space="preserve">El requerimiento tendrá estados: Borrador, En Revisión, Validado, Rechazado</w:t>
             </w:r>
           </w:p>
           <w:p>
@@ -12661,14 +11545,14 @@
               <w:rPr>
                 <w:rtl w:val="0"/>
               </w:rPr>
-              <w:t xml:space="preserve">PROCESO DE VALIDACIÓN:</w:t>
+              <w:t xml:space="preserve">RESULTADOS:</w:t>
             </w:r>
           </w:p>
           <w:p>
             <w:pPr>
               <w:numPr>
-                <w:ilvl w:val="1"/>
-                <w:numId w:val="2"/>
+                <w:ilvl w:val="0"/>
+                <w:numId w:val="5"/>
               </w:numPr>
               <w:pBdr>
                 <w:top w:space="0" w:sz="0" w:val="nil"/>
@@ -12688,138 +11572,14 @@
                 <w:color w:val="000000"/>
                 <w:rtl w:val="0"/>
               </w:rPr>
-              <w:t xml:space="preserve">El sistema verificará automáticamente criterios técnicos (campos completos, formato)</w:t>
-            </w:r>
-          </w:p>
-          <w:p>
-            <w:pPr>
-              <w:numPr>
-                <w:ilvl w:val="1"/>
-                <w:numId w:val="2"/>
-              </w:numPr>
-              <w:pBdr>
-                <w:top w:space="0" w:sz="0" w:val="nil"/>
-                <w:left w:space="0" w:sz="0" w:val="nil"/>
-                <w:bottom w:space="0" w:sz="0" w:val="nil"/>
-                <w:right w:space="0" w:sz="0" w:val="nil"/>
-                <w:between w:space="0" w:sz="0" w:val="nil"/>
-              </w:pBdr>
-              <w:spacing w:before="0" w:lineRule="auto"/>
-              <w:ind w:left="633" w:hanging="360"/>
-              <w:jc w:val="both"/>
-              <w:rPr>
-                <w:color w:val="000000"/>
-              </w:rPr>
-            </w:pPr>
-            <w:r>
-              <w:rPr>
-                <w:color w:val="000000"/>
-                <w:rtl w:val="0"/>
-              </w:rPr>
-              <w:t xml:space="preserve">El líder del proyecto evaluará criterios cualitativos (claridad, consistencia)</w:t>
-            </w:r>
-          </w:p>
-          <w:p>
-            <w:pPr>
-              <w:numPr>
-                <w:ilvl w:val="1"/>
-                <w:numId w:val="2"/>
-              </w:numPr>
-              <w:pBdr>
-                <w:top w:space="0" w:sz="0" w:val="nil"/>
-                <w:left w:space="0" w:sz="0" w:val="nil"/>
-                <w:bottom w:space="0" w:sz="0" w:val="nil"/>
-                <w:right w:space="0" w:sz="0" w:val="nil"/>
-                <w:between w:space="0" w:sz="0" w:val="nil"/>
-              </w:pBdr>
-              <w:spacing w:before="0" w:lineRule="auto"/>
-              <w:ind w:left="633" w:hanging="360"/>
-              <w:jc w:val="both"/>
-              <w:rPr>
-                <w:color w:val="000000"/>
-              </w:rPr>
-            </w:pPr>
-            <w:r>
-              <w:rPr>
-                <w:color w:val="000000"/>
-                <w:rtl w:val="0"/>
-              </w:rPr>
-              <w:t xml:space="preserve">Se registrará fecha, hora y responsable de la validación</w:t>
-            </w:r>
-          </w:p>
-          <w:p>
-            <w:pPr>
-              <w:numPr>
-                <w:ilvl w:val="1"/>
-                <w:numId w:val="2"/>
-              </w:numPr>
-              <w:pBdr>
-                <w:top w:space="0" w:sz="0" w:val="nil"/>
-                <w:left w:space="0" w:sz="0" w:val="nil"/>
-                <w:bottom w:space="0" w:sz="0" w:val="nil"/>
-                <w:right w:space="0" w:sz="0" w:val="nil"/>
-                <w:between w:space="0" w:sz="0" w:val="nil"/>
-              </w:pBdr>
-              <w:spacing w:before="0" w:lineRule="auto"/>
-              <w:ind w:left="633" w:hanging="360"/>
-              <w:jc w:val="both"/>
-              <w:rPr>
-                <w:color w:val="000000"/>
-              </w:rPr>
-            </w:pPr>
-            <w:r>
-              <w:rPr>
-                <w:color w:val="000000"/>
-                <w:rtl w:val="0"/>
-              </w:rPr>
-              <w:t xml:space="preserve">El requerimiento tendrá estados: Borrador, En Revisión, Validado, Rechazado</w:t>
-            </w:r>
-          </w:p>
-          <w:p>
-            <w:pPr>
-              <w:ind w:left="0" w:firstLine="0"/>
-              <w:jc w:val="both"/>
-              <w:rPr/>
-            </w:pPr>
-            <w:r>
-              <w:rPr>
-                <w:rtl w:val="0"/>
-              </w:rPr>
-              <w:t xml:space="preserve">RESULTADOS:</w:t>
+              <w:t xml:space="preserve">Requerimientos validados se marcarán con estado "Validado"</w:t>
             </w:r>
           </w:p>
           <w:p>
             <w:pPr>
               <w:numPr>
                 <w:ilvl w:val="0"/>
-                <w:numId w:val="4"/>
-              </w:numPr>
-              <w:pBdr>
-                <w:top w:space="0" w:sz="0" w:val="nil"/>
-                <w:left w:space="0" w:sz="0" w:val="nil"/>
-                <w:bottom w:space="0" w:sz="0" w:val="nil"/>
-                <w:right w:space="0" w:sz="0" w:val="nil"/>
-                <w:between w:space="0" w:sz="0" w:val="nil"/>
-              </w:pBdr>
-              <w:ind w:left="633" w:hanging="360"/>
-              <w:jc w:val="both"/>
-              <w:rPr>
-                <w:color w:val="000000"/>
-              </w:rPr>
-            </w:pPr>
-            <w:r>
-              <w:rPr>
-                <w:color w:val="000000"/>
-                <w:rtl w:val="0"/>
-              </w:rPr>
-              <w:t xml:space="preserve">Requerimientos validados se marcarán con estado "Validado"</w:t>
-            </w:r>
-          </w:p>
-          <w:p>
-            <w:pPr>
-              <w:numPr>
-                <w:ilvl w:val="0"/>
-                <w:numId w:val="4"/>
+                <w:numId w:val="5"/>
               </w:numPr>
               <w:pBdr>
                 <w:top w:space="0" w:sz="0" w:val="nil"/>
@@ -14972,7 +13732,7 @@
     <w:tbl>
       <w:tblPr>
         <w:tblStyle w:val="Table27"/>
-        <w:tblW w:w="8185.999999999999" w:type="dxa"/>
+        <w:tblW w:w="8185.0" w:type="dxa"/>
         <w:jc w:val="left"/>
         <w:tblInd w:w="610.0" w:type="dxa"/>
         <w:tblBorders>
@@ -14989,13 +13749,13 @@
       <w:tblGrid>
         <w:gridCol w:w="1686"/>
         <w:gridCol w:w="395"/>
-        <w:gridCol w:w="4563"/>
+        <w:gridCol w:w="4562"/>
         <w:gridCol w:w="1542"/>
         <w:tblGridChange w:id="0">
           <w:tblGrid>
             <w:gridCol w:w="1686"/>
             <w:gridCol w:w="395"/>
-            <w:gridCol w:w="4563"/>
+            <w:gridCol w:w="4562"/>
             <w:gridCol w:w="1542"/>
           </w:tblGrid>
         </w:tblGridChange>
@@ -15407,7 +14167,7 @@
     <w:tbl>
       <w:tblPr>
         <w:tblStyle w:val="Table28"/>
-        <w:tblW w:w="8185.999999999999" w:type="dxa"/>
+        <w:tblW w:w="8185.0" w:type="dxa"/>
         <w:jc w:val="left"/>
         <w:tblInd w:w="610.0" w:type="dxa"/>
         <w:tblBorders>
@@ -15424,13 +14184,13 @@
       <w:tblGrid>
         <w:gridCol w:w="1686"/>
         <w:gridCol w:w="395"/>
-        <w:gridCol w:w="4563"/>
+        <w:gridCol w:w="4562"/>
         <w:gridCol w:w="1542"/>
         <w:tblGridChange w:id="0">
           <w:tblGrid>
             <w:gridCol w:w="1686"/>
             <w:gridCol w:w="395"/>
-            <w:gridCol w:w="4563"/>
+            <w:gridCol w:w="4562"/>
             <w:gridCol w:w="1542"/>
           </w:tblGrid>
         </w:tblGridChange>
@@ -15909,7 +14669,7 @@
     <w:tbl>
       <w:tblPr>
         <w:tblStyle w:val="Table29"/>
-        <w:tblW w:w="8185.999999999999" w:type="dxa"/>
+        <w:tblW w:w="8185.0" w:type="dxa"/>
         <w:jc w:val="left"/>
         <w:tblInd w:w="610.0" w:type="dxa"/>
         <w:tblBorders>
@@ -15926,13 +14686,13 @@
       <w:tblGrid>
         <w:gridCol w:w="1686"/>
         <w:gridCol w:w="395"/>
-        <w:gridCol w:w="4563"/>
+        <w:gridCol w:w="4562"/>
         <w:gridCol w:w="1542"/>
         <w:tblGridChange w:id="0">
           <w:tblGrid>
             <w:gridCol w:w="1686"/>
             <w:gridCol w:w="395"/>
-            <w:gridCol w:w="4563"/>
+            <w:gridCol w:w="4562"/>
             <w:gridCol w:w="1542"/>
           </w:tblGrid>
         </w:tblGridChange>
@@ -16335,7 +15095,7 @@
     <w:tbl>
       <w:tblPr>
         <w:tblStyle w:val="Table30"/>
-        <w:tblW w:w="8185.999999999999" w:type="dxa"/>
+        <w:tblW w:w="8185.0" w:type="dxa"/>
         <w:jc w:val="left"/>
         <w:tblInd w:w="610.0" w:type="dxa"/>
         <w:tblBorders>
@@ -16352,13 +15112,13 @@
       <w:tblGrid>
         <w:gridCol w:w="1686"/>
         <w:gridCol w:w="395"/>
-        <w:gridCol w:w="4563"/>
+        <w:gridCol w:w="4562"/>
         <w:gridCol w:w="1542"/>
         <w:tblGridChange w:id="0">
           <w:tblGrid>
             <w:gridCol w:w="1686"/>
             <w:gridCol w:w="395"/>
-            <w:gridCol w:w="4563"/>
+            <w:gridCol w:w="4562"/>
             <w:gridCol w:w="1542"/>
           </w:tblGrid>
         </w:tblGridChange>
@@ -16772,7 +15532,7 @@
     <w:tbl>
       <w:tblPr>
         <w:tblStyle w:val="Table31"/>
-        <w:tblW w:w="8185.999999999999" w:type="dxa"/>
+        <w:tblW w:w="8185.0" w:type="dxa"/>
         <w:jc w:val="left"/>
         <w:tblInd w:w="610.0" w:type="dxa"/>
         <w:tblBorders>
@@ -16789,13 +15549,13 @@
       <w:tblGrid>
         <w:gridCol w:w="1686"/>
         <w:gridCol w:w="395"/>
-        <w:gridCol w:w="4563"/>
+        <w:gridCol w:w="4562"/>
         <w:gridCol w:w="1542"/>
         <w:tblGridChange w:id="0">
           <w:tblGrid>
             <w:gridCol w:w="1686"/>
             <w:gridCol w:w="395"/>
-            <w:gridCol w:w="4563"/>
+            <w:gridCol w:w="4562"/>
             <w:gridCol w:w="1542"/>
           </w:tblGrid>
         </w:tblGridChange>
@@ -17198,7 +15958,7 @@
     <w:tbl>
       <w:tblPr>
         <w:tblStyle w:val="Table32"/>
-        <w:tblW w:w="8185.999999999999" w:type="dxa"/>
+        <w:tblW w:w="8185.0" w:type="dxa"/>
         <w:jc w:val="left"/>
         <w:tblInd w:w="610.0" w:type="dxa"/>
         <w:tblBorders>
@@ -17215,13 +15975,13 @@
       <w:tblGrid>
         <w:gridCol w:w="1686"/>
         <w:gridCol w:w="395"/>
-        <w:gridCol w:w="4563"/>
+        <w:gridCol w:w="4562"/>
         <w:gridCol w:w="1542"/>
         <w:tblGridChange w:id="0">
           <w:tblGrid>
             <w:gridCol w:w="1686"/>
             <w:gridCol w:w="395"/>
-            <w:gridCol w:w="4563"/>
+            <w:gridCol w:w="4562"/>
             <w:gridCol w:w="1542"/>
           </w:tblGrid>
         </w:tblGridChange>
@@ -17705,11 +16465,6 @@
         </w:rPr>
         <w:t xml:space="preserve">Este caso de uso ocurre una única vez, al inicio del ciclo de vida del sistema. Posteriormente, los administradores ya creados podrán dar de alta a otros administradores y usuarios, garantizando que la plataforma pueda ser utilizada y gestionada de manera colaborativa por el equipo docente.</w:t>
       </w:r>
-      <w:r>
-        <w:rPr>
-          <w:rtl w:val="0"/>
-        </w:rPr>
-      </w:r>
     </w:p>
     <w:p>
       <w:pPr>
@@ -17984,7 +16739,7 @@
       <w:pPr>
         <w:numPr>
           <w:ilvl w:val="0"/>
-          <w:numId w:val="5"/>
+          <w:numId w:val="6"/>
         </w:numPr>
         <w:pBdr>
           <w:top w:space="0" w:sz="0" w:val="nil"/>
@@ -18011,7 +16766,7 @@
       <w:pPr>
         <w:numPr>
           <w:ilvl w:val="0"/>
-          <w:numId w:val="5"/>
+          <w:numId w:val="6"/>
         </w:numPr>
         <w:pBdr>
           <w:top w:space="0" w:sz="0" w:val="nil"/>
@@ -18108,7 +16863,7 @@
       <w:pPr>
         <w:numPr>
           <w:ilvl w:val="0"/>
-          <w:numId w:val="5"/>
+          <w:numId w:val="6"/>
         </w:numPr>
         <w:pBdr>
           <w:top w:space="0" w:sz="0" w:val="nil"/>
@@ -18135,7 +16890,7 @@
       <w:pPr>
         <w:numPr>
           <w:ilvl w:val="0"/>
-          <w:numId w:val="5"/>
+          <w:numId w:val="6"/>
         </w:numPr>
         <w:pBdr>
           <w:top w:space="0" w:sz="0" w:val="nil"/>
@@ -18163,7 +16918,7 @@
       <w:pPr>
         <w:numPr>
           <w:ilvl w:val="0"/>
-          <w:numId w:val="5"/>
+          <w:numId w:val="6"/>
         </w:numPr>
         <w:pBdr>
           <w:top w:space="0" w:sz="0" w:val="nil"/>
@@ -18191,7 +16946,7 @@
       <w:pPr>
         <w:numPr>
           <w:ilvl w:val="0"/>
-          <w:numId w:val="5"/>
+          <w:numId w:val="6"/>
         </w:numPr>
         <w:pBdr>
           <w:top w:space="0" w:sz="0" w:val="nil"/>
@@ -18387,7 +17142,7 @@
       <w:pPr>
         <w:numPr>
           <w:ilvl w:val="0"/>
-          <w:numId w:val="6"/>
+          <w:numId w:val="7"/>
         </w:numPr>
         <w:ind w:left="1146" w:hanging="360"/>
         <w:rPr/>
@@ -18397,85 +17152,6 @@
           <w:rtl w:val="0"/>
         </w:rPr>
         <w:t xml:space="preserve">Precondiciones</w:t>
-      </w:r>
-    </w:p>
-    <w:p>
-      <w:pPr>
-        <w:numPr>
-          <w:ilvl w:val="0"/>
-          <w:numId w:val="6"/>
-        </w:numPr>
-        <w:ind w:left="1146" w:hanging="360"/>
-        <w:rPr/>
-      </w:pPr>
-      <w:r>
-        <w:rPr>
-          <w:rtl w:val="0"/>
-        </w:rPr>
-        <w:t xml:space="preserve">Flujo básico (escenario principal)</w:t>
-      </w:r>
-    </w:p>
-    <w:p>
-      <w:pPr>
-        <w:numPr>
-          <w:ilvl w:val="0"/>
-          <w:numId w:val="6"/>
-        </w:numPr>
-        <w:ind w:left="1146" w:hanging="360"/>
-        <w:rPr/>
-      </w:pPr>
-      <w:r>
-        <w:rPr>
-          <w:rtl w:val="0"/>
-        </w:rPr>
-        <w:t xml:space="preserve">Flujos alternativos o excepciones</w:t>
-      </w:r>
-    </w:p>
-    <w:p>
-      <w:pPr>
-        <w:numPr>
-          <w:ilvl w:val="0"/>
-          <w:numId w:val="6"/>
-        </w:numPr>
-        <w:ind w:left="1146" w:hanging="360"/>
-        <w:rPr/>
-      </w:pPr>
-      <w:r>
-        <w:rPr>
-          <w:rtl w:val="0"/>
-        </w:rPr>
-        <w:t xml:space="preserve">Postcondiciones</w:t>
-      </w:r>
-    </w:p>
-    <w:p>
-      <w:pPr>
-        <w:numPr>
-          <w:ilvl w:val="0"/>
-          <w:numId w:val="6"/>
-        </w:numPr>
-        <w:ind w:left="1146" w:hanging="360"/>
-        <w:rPr/>
-      </w:pPr>
-      <w:r>
-        <w:rPr>
-          <w:rtl w:val="0"/>
-        </w:rPr>
-        <w:t xml:space="preserve">Requerimientos vinculados</w:t>
-      </w:r>
-    </w:p>
-    <w:p>
-      <w:pPr>
-        <w:ind w:firstLine="357"/>
-        <w:rPr>
-          <w:b w:val="1"/>
-        </w:rPr>
-      </w:pPr>
-      <w:r>
-        <w:rPr>
-          <w:b w:val="1"/>
-          <w:rtl w:val="0"/>
-        </w:rPr>
-        <w:t xml:space="preserve">Ágil:</w:t>
       </w:r>
     </w:p>
     <w:p>
@@ -18491,7 +17167,7 @@
         <w:rPr>
           <w:rtl w:val="0"/>
         </w:rPr>
-        <w:t xml:space="preserve">Historia de usuario en formato: “Como [rol], quiero [acción] para [beneficio]”</w:t>
+        <w:t xml:space="preserve">Flujo básico (escenario principal)</w:t>
       </w:r>
     </w:p>
     <w:p>
@@ -18507,7 +17183,7 @@
         <w:rPr>
           <w:rtl w:val="0"/>
         </w:rPr>
-        <w:t xml:space="preserve">Criterios de aceptación asociados</w:t>
+        <w:t xml:space="preserve">Flujos alternativos o excepciones</w:t>
       </w:r>
     </w:p>
     <w:p>
@@ -18523,7 +17199,7 @@
         <w:rPr>
           <w:rtl w:val="0"/>
         </w:rPr>
-        <w:t xml:space="preserve">Requerimientos vinculados</w:t>
+        <w:t xml:space="preserve">Postcondiciones</w:t>
       </w:r>
     </w:p>
     <w:p>
@@ -18539,6 +17215,85 @@
         <w:rPr>
           <w:rtl w:val="0"/>
         </w:rPr>
+        <w:t xml:space="preserve">Requerimientos vinculados</w:t>
+      </w:r>
+    </w:p>
+    <w:p>
+      <w:pPr>
+        <w:ind w:firstLine="357"/>
+        <w:rPr>
+          <w:b w:val="1"/>
+        </w:rPr>
+      </w:pPr>
+      <w:r>
+        <w:rPr>
+          <w:b w:val="1"/>
+          <w:rtl w:val="0"/>
+        </w:rPr>
+        <w:t xml:space="preserve">Ágil:</w:t>
+      </w:r>
+    </w:p>
+    <w:p>
+      <w:pPr>
+        <w:numPr>
+          <w:ilvl w:val="0"/>
+          <w:numId w:val="8"/>
+        </w:numPr>
+        <w:ind w:left="1146" w:hanging="360"/>
+        <w:rPr/>
+      </w:pPr>
+      <w:r>
+        <w:rPr>
+          <w:rtl w:val="0"/>
+        </w:rPr>
+        <w:t xml:space="preserve">Historia de usuario en formato: “Como [rol], quiero [acción] para [beneficio]”</w:t>
+      </w:r>
+    </w:p>
+    <w:p>
+      <w:pPr>
+        <w:numPr>
+          <w:ilvl w:val="0"/>
+          <w:numId w:val="8"/>
+        </w:numPr>
+        <w:ind w:left="1146" w:hanging="360"/>
+        <w:rPr/>
+      </w:pPr>
+      <w:r>
+        <w:rPr>
+          <w:rtl w:val="0"/>
+        </w:rPr>
+        <w:t xml:space="preserve">Criterios de aceptación asociados</w:t>
+      </w:r>
+    </w:p>
+    <w:p>
+      <w:pPr>
+        <w:numPr>
+          <w:ilvl w:val="0"/>
+          <w:numId w:val="8"/>
+        </w:numPr>
+        <w:ind w:left="1146" w:hanging="360"/>
+        <w:rPr/>
+      </w:pPr>
+      <w:r>
+        <w:rPr>
+          <w:rtl w:val="0"/>
+        </w:rPr>
+        <w:t xml:space="preserve">Requerimientos vinculados</w:t>
+      </w:r>
+    </w:p>
+    <w:p>
+      <w:pPr>
+        <w:numPr>
+          <w:ilvl w:val="0"/>
+          <w:numId w:val="8"/>
+        </w:numPr>
+        <w:ind w:left="1146" w:hanging="360"/>
+        <w:rPr/>
+      </w:pPr>
+      <w:r>
+        <w:rPr>
+          <w:rtl w:val="0"/>
+        </w:rPr>
         <w:t xml:space="preserve">Notas o restricciones simples (p. ej. permisos, validaciones mínimas)</w:t>
       </w:r>
     </w:p>
@@ -18645,7 +17400,7 @@
       <w:pPr>
         <w:numPr>
           <w:ilvl w:val="0"/>
-          <w:numId w:val="5"/>
+          <w:numId w:val="6"/>
         </w:numPr>
         <w:pBdr>
           <w:top w:space="0" w:sz="0" w:val="nil"/>
@@ -18672,7 +17427,7 @@
       <w:pPr>
         <w:numPr>
           <w:ilvl w:val="0"/>
-          <w:numId w:val="5"/>
+          <w:numId w:val="6"/>
         </w:numPr>
         <w:pBdr>
           <w:top w:space="0" w:sz="0" w:val="nil"/>
@@ -19229,7 +17984,7 @@
           <wp:anchor allowOverlap="1" behindDoc="0" distB="0" distT="0" distL="114300" distR="114300" hidden="0" layoutInCell="1" locked="0" relativeHeight="0" simplePos="0">
             <wp:simplePos x="0" y="0"/>
             <wp:positionH relativeFrom="column">
-              <wp:posOffset>1</wp:posOffset>
+              <wp:posOffset>2</wp:posOffset>
             </wp:positionH>
             <wp:positionV relativeFrom="paragraph">
               <wp:posOffset>106239</wp:posOffset>
@@ -19237,7 +17992,7 @@
             <wp:extent cx="7011387" cy="6454863"/>
             <wp:effectExtent b="0" l="0" r="0" t="0"/>
             <wp:wrapNone/>
-            <wp:docPr descr="Diagrama&#10;&#10;El contenido generado por IA puede ser incorrecto." id="2100667915" name="image6.jpg"/>
+            <wp:docPr descr="Diagrama&#10;&#10;El contenido generado por IA puede ser incorrecto." id="2100667935" name="image6.jpg"/>
             <a:graphic>
               <a:graphicData uri="http://schemas.openxmlformats.org/drawingml/2006/picture">
                 <pic:pic>
@@ -19311,7 +18066,7 @@
           <wp:anchor allowOverlap="1" behindDoc="0" distB="0" distT="0" distL="114300" distR="114300" hidden="0" layoutInCell="1" locked="0" relativeHeight="0" simplePos="0">
             <wp:simplePos x="0" y="0"/>
             <wp:positionH relativeFrom="column">
-              <wp:posOffset>-958214</wp:posOffset>
+              <wp:posOffset>-958213</wp:posOffset>
             </wp:positionH>
             <wp:positionV relativeFrom="paragraph">
               <wp:posOffset>128270</wp:posOffset>
@@ -19319,7 +18074,7 @@
             <wp:extent cx="7322616" cy="5126003"/>
             <wp:effectExtent b="0" l="0" r="0" t="0"/>
             <wp:wrapNone/>
-            <wp:docPr descr="Diagrama, Dibujo de ingeniería&#10;&#10;El contenido generado por IA puede ser incorrecto." id="2100667911" name="image7.jpg"/>
+            <wp:docPr descr="Diagrama, Dibujo de ingeniería&#10;&#10;El contenido generado por IA puede ser incorrecto." id="2100667937" name="image7.jpg"/>
             <a:graphic>
               <a:graphicData uri="http://schemas.openxmlformats.org/drawingml/2006/picture">
                 <pic:pic>
@@ -19558,7 +18313,7 @@
           <wp:anchor allowOverlap="1" behindDoc="0" distB="0" distT="0" distL="114300" distR="114300" hidden="0" layoutInCell="1" locked="0" relativeHeight="0" simplePos="0">
             <wp:simplePos x="0" y="0"/>
             <wp:positionH relativeFrom="column">
-              <wp:posOffset>-300549</wp:posOffset>
+              <wp:posOffset>-300547</wp:posOffset>
             </wp:positionH>
             <wp:positionV relativeFrom="paragraph">
               <wp:posOffset>232605</wp:posOffset>
@@ -19566,12 +18321,12 @@
             <wp:extent cx="6347265" cy="4912711"/>
             <wp:effectExtent b="0" l="0" r="0" t="0"/>
             <wp:wrapNone/>
-            <wp:docPr descr="Diagrama, Esquemático&#10;&#10;El contenido generado por IA puede ser incorrecto." id="2100667909" name="image3.jpg"/>
+            <wp:docPr descr="Diagrama, Esquemático&#10;&#10;El contenido generado por IA puede ser incorrecto." id="2100667930" name="image4.jpg"/>
             <a:graphic>
               <a:graphicData uri="http://schemas.openxmlformats.org/drawingml/2006/picture">
                 <pic:pic>
                   <pic:nvPicPr>
-                    <pic:cNvPr descr="Diagrama, Esquemático&#10;&#10;El contenido generado por IA puede ser incorrecto." id="0" name="image3.jpg"/>
+                    <pic:cNvPr descr="Diagrama, Esquemático&#10;&#10;El contenido generado por IA puede ser incorrecto." id="0" name="image4.jpg"/>
                     <pic:cNvPicPr preferRelativeResize="0"/>
                   </pic:nvPicPr>
                   <pic:blipFill>
@@ -19636,7 +18391,7 @@
           <wp:inline distB="0" distT="0" distL="0" distR="0">
             <wp:extent cx="5400040" cy="5121910"/>
             <wp:effectExtent b="0" l="0" r="0" t="0"/>
-            <wp:docPr descr="Diagrama&#10;&#10;El contenido generado por IA puede ser incorrecto." id="2100667914" name="image5.jpg"/>
+            <wp:docPr descr="Diagrama&#10;&#10;El contenido generado por IA puede ser incorrecto." id="2100667936" name="image5.jpg"/>
             <a:graphic>
               <a:graphicData uri="http://schemas.openxmlformats.org/drawingml/2006/picture">
                 <pic:pic>
@@ -19699,7 +18454,7 @@
         <w:szCs w:val="20"/>
         <w:rtl w:val="0"/>
       </w:rPr>
-      <w:t xml:space="preserve">ALVAREZ | BUTTERFIELD | CARRANZA | GAGNA                                                             </w:t>
+      <w:t xml:space="preserve">ALVAREZ | BUTTERFIELD | CARRANZA | GAGNA                                                        </w:t>
     </w:r>
     <w:r>
       <w:rPr>
@@ -19745,20 +18500,20 @@
             <wp:anchor allowOverlap="1" behindDoc="0" distB="0" distT="0" distL="114300" distR="114300" hidden="0" layoutInCell="1" locked="0" relativeHeight="0" simplePos="0">
               <wp:simplePos x="0" y="0"/>
               <wp:positionH relativeFrom="column">
-                <wp:posOffset>5885181</wp:posOffset>
+                <wp:posOffset>5880418</wp:posOffset>
               </wp:positionH>
               <wp:positionV relativeFrom="paragraph">
-                <wp:posOffset>9878061</wp:posOffset>
+                <wp:posOffset>9873299</wp:posOffset>
               </wp:positionV>
-              <wp:extent cx="109855" cy="808990"/>
+              <wp:extent cx="119380" cy="818515"/>
               <wp:effectExtent b="0" l="0" r="0" t="0"/>
               <wp:wrapNone/>
-              <wp:docPr id="2100667897" name=""/>
+              <wp:docPr id="2100667921" name=""/>
               <a:graphic>
                 <a:graphicData uri="http://schemas.microsoft.com/office/word/2010/wordprocessingShape">
                   <wps:wsp>
                     <wps:cNvSpPr/>
-                    <wps:cNvPr id="3" name="Shape 3"/>
+                    <wps:cNvPr id="6" name="Shape 6"/>
                     <wps:spPr>
                       <a:xfrm>
                         <a:off x="5300598" y="3385030"/>
@@ -19806,20 +18561,20 @@
             <wp:anchor allowOverlap="1" behindDoc="0" distB="0" distT="0" distL="114300" distR="114300" hidden="0" layoutInCell="1" locked="0" relativeHeight="0" simplePos="0">
               <wp:simplePos x="0" y="0"/>
               <wp:positionH relativeFrom="column">
-                <wp:posOffset>5885181</wp:posOffset>
+                <wp:posOffset>5880418</wp:posOffset>
               </wp:positionH>
               <wp:positionV relativeFrom="paragraph">
-                <wp:posOffset>9878061</wp:posOffset>
+                <wp:posOffset>9873299</wp:posOffset>
               </wp:positionV>
-              <wp:extent cx="109855" cy="808990"/>
+              <wp:extent cx="119380" cy="818515"/>
               <wp:effectExtent b="0" l="0" r="0" t="0"/>
               <wp:wrapNone/>
-              <wp:docPr id="2100667897" name="image9.png"/>
+              <wp:docPr id="2100667921" name="image12.png"/>
               <a:graphic>
                 <a:graphicData uri="http://schemas.openxmlformats.org/drawingml/2006/picture">
                   <pic:pic>
                     <pic:nvPicPr>
-                      <pic:cNvPr id="0" name="image9.png"/>
+                      <pic:cNvPr id="0" name="image12.png"/>
                       <pic:cNvPicPr preferRelativeResize="0"/>
                     </pic:nvPicPr>
                     <pic:blipFill>
@@ -19832,7 +18587,7 @@
                     <pic:spPr>
                       <a:xfrm>
                         <a:off x="0" y="0"/>
-                        <a:ext cx="109855" cy="808990"/>
+                        <a:ext cx="119380" cy="818515"/>
                       </a:xfrm>
                       <a:prstGeom prst="rect"/>
                       <a:ln/>
@@ -19852,20 +18607,20 @@
             <wp:anchor allowOverlap="1" behindDoc="0" distB="0" distT="0" distL="114300" distR="114300" hidden="0" layoutInCell="1" locked="0" relativeHeight="0" simplePos="0">
               <wp:simplePos x="0" y="0"/>
               <wp:positionH relativeFrom="column">
-                <wp:posOffset>-594991</wp:posOffset>
+                <wp:posOffset>-599752</wp:posOffset>
               </wp:positionH>
               <wp:positionV relativeFrom="paragraph">
-                <wp:posOffset>9878061</wp:posOffset>
+                <wp:posOffset>9873299</wp:posOffset>
               </wp:positionV>
-              <wp:extent cx="109855" cy="808990"/>
+              <wp:extent cx="119380" cy="818515"/>
               <wp:effectExtent b="0" l="0" r="0" t="0"/>
               <wp:wrapNone/>
-              <wp:docPr id="2100667903" name=""/>
+              <wp:docPr id="2100667917" name=""/>
               <a:graphic>
                 <a:graphicData uri="http://schemas.microsoft.com/office/word/2010/wordprocessingShape">
                   <wps:wsp>
                     <wps:cNvSpPr/>
-                    <wps:cNvPr id="12" name="Shape 12"/>
+                    <wps:cNvPr id="2" name="Shape 2"/>
                     <wps:spPr>
                       <a:xfrm>
                         <a:off x="5300598" y="3385030"/>
@@ -19913,20 +18668,20 @@
             <wp:anchor allowOverlap="1" behindDoc="0" distB="0" distT="0" distL="114300" distR="114300" hidden="0" layoutInCell="1" locked="0" relativeHeight="0" simplePos="0">
               <wp:simplePos x="0" y="0"/>
               <wp:positionH relativeFrom="column">
-                <wp:posOffset>-594991</wp:posOffset>
+                <wp:posOffset>-599752</wp:posOffset>
               </wp:positionH>
               <wp:positionV relativeFrom="paragraph">
-                <wp:posOffset>9878061</wp:posOffset>
+                <wp:posOffset>9873299</wp:posOffset>
               </wp:positionV>
-              <wp:extent cx="109855" cy="808990"/>
+              <wp:extent cx="119380" cy="818515"/>
               <wp:effectExtent b="0" l="0" r="0" t="0"/>
               <wp:wrapNone/>
-              <wp:docPr id="2100667903" name="image15.png"/>
+              <wp:docPr id="2100667917" name="image8.png"/>
               <a:graphic>
                 <a:graphicData uri="http://schemas.openxmlformats.org/drawingml/2006/picture">
                   <pic:pic>
                     <pic:nvPicPr>
-                      <pic:cNvPr id="0" name="image15.png"/>
+                      <pic:cNvPr id="0" name="image8.png"/>
                       <pic:cNvPicPr preferRelativeResize="0"/>
                     </pic:nvPicPr>
                     <pic:blipFill>
@@ -19939,7 +18694,7 @@
                     <pic:spPr>
                       <a:xfrm>
                         <a:off x="0" y="0"/>
-                        <a:ext cx="109855" cy="808990"/>
+                        <a:ext cx="119380" cy="818515"/>
                       </a:xfrm>
                       <a:prstGeom prst="rect"/>
                       <a:ln/>
@@ -19959,15 +18714,15 @@
             <wp:anchor allowOverlap="1" behindDoc="0" distB="0" distT="0" distL="114300" distR="114300" hidden="0" layoutInCell="1" locked="0" relativeHeight="0" simplePos="0">
               <wp:simplePos x="0" y="0"/>
               <wp:positionH relativeFrom="column">
-                <wp:posOffset>195263</wp:posOffset>
+                <wp:posOffset>190501</wp:posOffset>
               </wp:positionH>
               <wp:positionV relativeFrom="paragraph">
-                <wp:posOffset>48578</wp:posOffset>
+                <wp:posOffset>43816</wp:posOffset>
               </wp:positionV>
-              <wp:extent cx="5244465" cy="24765"/>
+              <wp:extent cx="5253990" cy="34290"/>
               <wp:effectExtent b="0" l="0" r="0" t="0"/>
               <wp:wrapNone/>
-              <wp:docPr id="2100667907" name=""/>
+              <wp:docPr id="2100667929" name=""/>
               <a:graphic>
                 <a:graphicData uri="http://schemas.microsoft.com/office/word/2010/wordprocessingShape">
                   <wps:wsp>
@@ -20005,20 +18760,20 @@
             <wp:anchor allowOverlap="1" behindDoc="0" distB="0" distT="0" distL="114300" distR="114300" hidden="0" layoutInCell="1" locked="0" relativeHeight="0" simplePos="0">
               <wp:simplePos x="0" y="0"/>
               <wp:positionH relativeFrom="column">
-                <wp:posOffset>195263</wp:posOffset>
+                <wp:posOffset>190501</wp:posOffset>
               </wp:positionH>
               <wp:positionV relativeFrom="paragraph">
-                <wp:posOffset>48578</wp:posOffset>
+                <wp:posOffset>43816</wp:posOffset>
               </wp:positionV>
-              <wp:extent cx="5244465" cy="24765"/>
+              <wp:extent cx="5253990" cy="34290"/>
               <wp:effectExtent b="0" l="0" r="0" t="0"/>
               <wp:wrapNone/>
-              <wp:docPr id="2100667907" name="image19.png"/>
+              <wp:docPr id="2100667929" name="image20.png"/>
               <a:graphic>
                 <a:graphicData uri="http://schemas.openxmlformats.org/drawingml/2006/picture">
                   <pic:pic>
                     <pic:nvPicPr>
-                      <pic:cNvPr id="0" name="image19.png"/>
+                      <pic:cNvPr id="0" name="image20.png"/>
                       <pic:cNvPicPr preferRelativeResize="0"/>
                     </pic:nvPicPr>
                     <pic:blipFill>
@@ -20031,7 +18786,7 @@
                     <pic:spPr>
                       <a:xfrm>
                         <a:off x="0" y="0"/>
-                        <a:ext cx="5244465" cy="24765"/>
+                        <a:ext cx="5253990" cy="34290"/>
                       </a:xfrm>
                       <a:prstGeom prst="rect"/>
                       <a:ln/>
@@ -20095,20 +18850,20 @@
             <wp:anchor allowOverlap="1" behindDoc="0" distB="0" distT="0" distL="114300" distR="114300" hidden="0" layoutInCell="1" locked="0" relativeHeight="0" simplePos="0">
               <wp:simplePos x="0" y="0"/>
               <wp:positionH relativeFrom="page">
-                <wp:posOffset>6970396</wp:posOffset>
+                <wp:posOffset>6965633</wp:posOffset>
               </wp:positionH>
               <wp:positionV relativeFrom="page">
                 <wp:align>top</wp:align>
               </wp:positionV>
-              <wp:extent cx="109855" cy="808990"/>
+              <wp:extent cx="119380" cy="818515"/>
               <wp:effectExtent b="0" l="0" r="0" t="0"/>
               <wp:wrapNone/>
-              <wp:docPr id="2100667902" name=""/>
+              <wp:docPr id="2100667924" name=""/>
               <a:graphic>
                 <a:graphicData uri="http://schemas.microsoft.com/office/word/2010/wordprocessingShape">
                   <wps:wsp>
                     <wps:cNvSpPr/>
-                    <wps:cNvPr id="11" name="Shape 11"/>
+                    <wps:cNvPr id="12" name="Shape 12"/>
                     <wps:spPr>
                       <a:xfrm>
                         <a:off x="5300598" y="3385030"/>
@@ -20156,20 +18911,20 @@
             <wp:anchor allowOverlap="1" behindDoc="0" distB="0" distT="0" distL="114300" distR="114300" hidden="0" layoutInCell="1" locked="0" relativeHeight="0" simplePos="0">
               <wp:simplePos x="0" y="0"/>
               <wp:positionH relativeFrom="page">
-                <wp:posOffset>6970396</wp:posOffset>
+                <wp:posOffset>6965633</wp:posOffset>
               </wp:positionH>
               <wp:positionV relativeFrom="page">
                 <wp:align>top</wp:align>
               </wp:positionV>
-              <wp:extent cx="109855" cy="808990"/>
+              <wp:extent cx="119380" cy="818515"/>
               <wp:effectExtent b="0" l="0" r="0" t="0"/>
               <wp:wrapNone/>
-              <wp:docPr id="2100667902" name="image14.png"/>
+              <wp:docPr id="2100667924" name="image15.png"/>
               <a:graphic>
                 <a:graphicData uri="http://schemas.openxmlformats.org/drawingml/2006/picture">
                   <pic:pic>
                     <pic:nvPicPr>
-                      <pic:cNvPr id="0" name="image14.png"/>
+                      <pic:cNvPr id="0" name="image15.png"/>
                       <pic:cNvPicPr preferRelativeResize="0"/>
                     </pic:nvPicPr>
                     <pic:blipFill>
@@ -20182,7 +18937,7 @@
                     <pic:spPr>
                       <a:xfrm>
                         <a:off x="0" y="0"/>
-                        <a:ext cx="109855" cy="808990"/>
+                        <a:ext cx="119380" cy="818515"/>
                       </a:xfrm>
                       <a:prstGeom prst="rect"/>
                       <a:ln/>
@@ -20205,20 +18960,20 @@
             <wp:anchor allowOverlap="1" behindDoc="0" distB="0" distT="0" distL="114300" distR="114300" hidden="0" layoutInCell="1" locked="0" relativeHeight="0" simplePos="0">
               <wp:simplePos x="0" y="0"/>
               <wp:positionH relativeFrom="page">
-                <wp:posOffset>491491</wp:posOffset>
+                <wp:posOffset>486729</wp:posOffset>
               </wp:positionH>
               <wp:positionV relativeFrom="page">
-                <wp:posOffset>636</wp:posOffset>
+                <wp:posOffset>-4125</wp:posOffset>
               </wp:positionV>
-              <wp:extent cx="109855" cy="808990"/>
+              <wp:extent cx="119380" cy="818515"/>
               <wp:effectExtent b="0" l="0" r="0" t="0"/>
               <wp:wrapNone/>
-              <wp:docPr id="2100667898" name=""/>
+              <wp:docPr id="2100667925" name=""/>
               <a:graphic>
                 <a:graphicData uri="http://schemas.microsoft.com/office/word/2010/wordprocessingShape">
                   <wps:wsp>
                     <wps:cNvSpPr/>
-                    <wps:cNvPr id="4" name="Shape 4"/>
+                    <wps:cNvPr id="13" name="Shape 13"/>
                     <wps:spPr>
                       <a:xfrm>
                         <a:off x="5300598" y="3385030"/>
@@ -20266,20 +19021,20 @@
             <wp:anchor allowOverlap="1" behindDoc="0" distB="0" distT="0" distL="114300" distR="114300" hidden="0" layoutInCell="1" locked="0" relativeHeight="0" simplePos="0">
               <wp:simplePos x="0" y="0"/>
               <wp:positionH relativeFrom="page">
-                <wp:posOffset>491491</wp:posOffset>
+                <wp:posOffset>486729</wp:posOffset>
               </wp:positionH>
               <wp:positionV relativeFrom="page">
-                <wp:posOffset>636</wp:posOffset>
+                <wp:posOffset>-4125</wp:posOffset>
               </wp:positionV>
-              <wp:extent cx="109855" cy="808990"/>
+              <wp:extent cx="119380" cy="818515"/>
               <wp:effectExtent b="0" l="0" r="0" t="0"/>
               <wp:wrapNone/>
-              <wp:docPr id="2100667898" name="image10.png"/>
+              <wp:docPr id="2100667925" name="image16.png"/>
               <a:graphic>
                 <a:graphicData uri="http://schemas.openxmlformats.org/drawingml/2006/picture">
                   <pic:pic>
                     <pic:nvPicPr>
-                      <pic:cNvPr id="0" name="image10.png"/>
+                      <pic:cNvPr id="0" name="image16.png"/>
                       <pic:cNvPicPr preferRelativeResize="0"/>
                     </pic:nvPicPr>
                     <pic:blipFill>
@@ -20292,7 +19047,7 @@
                     <pic:spPr>
                       <a:xfrm>
                         <a:off x="0" y="0"/>
-                        <a:ext cx="109855" cy="808990"/>
+                        <a:ext cx="119380" cy="818515"/>
                       </a:xfrm>
                       <a:prstGeom prst="rect"/>
                       <a:ln/>
@@ -20318,15 +19073,15 @@
         <wp:anchor allowOverlap="1" behindDoc="0" distB="0" distT="0" distL="114300" distR="114300" hidden="0" layoutInCell="1" locked="0" relativeHeight="0" simplePos="0">
           <wp:simplePos x="0" y="0"/>
           <wp:positionH relativeFrom="column">
-            <wp:posOffset>-462913</wp:posOffset>
+            <wp:posOffset>-462912</wp:posOffset>
           </wp:positionH>
           <wp:positionV relativeFrom="paragraph">
-            <wp:posOffset>-55242</wp:posOffset>
+            <wp:posOffset>-55241</wp:posOffset>
           </wp:positionV>
           <wp:extent cx="444612" cy="436428"/>
           <wp:effectExtent b="0" l="0" r="0" t="0"/>
           <wp:wrapNone/>
-          <wp:docPr id="2100667912" name="image2.png"/>
+          <wp:docPr id="2100667933" name="image2.png"/>
           <a:graphic>
             <a:graphicData uri="http://schemas.openxmlformats.org/drawingml/2006/picture">
               <pic:pic>
@@ -20368,7 +19123,7 @@
           <wp:extent cx="1303020" cy="350813"/>
           <wp:effectExtent b="0" l="0" r="0" t="0"/>
           <wp:wrapNone/>
-          <wp:docPr descr="Un dibujo con letras&#10;&#10;El contenido generado por IA puede ser incorrecto." id="2100667916" name="image1.jpg"/>
+          <wp:docPr descr="Un dibujo con letras&#10;&#10;El contenido generado por IA puede ser incorrecto." id="2100667931" name="image1.jpg"/>
           <a:graphic>
             <a:graphicData uri="http://schemas.openxmlformats.org/drawingml/2006/picture">
               <pic:pic>
@@ -20404,15 +19159,15 @@
             <wp:anchor allowOverlap="1" behindDoc="0" distB="0" distT="0" distL="114300" distR="114300" hidden="0" layoutInCell="1" locked="0" relativeHeight="0" simplePos="0">
               <wp:simplePos x="0" y="0"/>
               <wp:positionH relativeFrom="column">
-                <wp:posOffset>-1080134</wp:posOffset>
+                <wp:posOffset>-1080126</wp:posOffset>
               </wp:positionH>
               <wp:positionV relativeFrom="paragraph">
                 <wp:posOffset>-1083944</wp:posOffset>
               </wp:positionV>
-              <wp:extent cx="7595235" cy="11164570"/>
+              <wp:extent cx="7595220" cy="11164570"/>
               <wp:effectExtent b="0" l="0" r="0" t="0"/>
               <wp:wrapNone/>
-              <wp:docPr id="2100667900" name=""/>
+              <wp:docPr id="2100667922" name=""/>
               <a:graphic>
                 <a:graphicData uri="http://schemas.microsoft.com/office/word/2010/wordprocessingGroup">
                   <wpg:wgp>
@@ -20420,7 +19175,7 @@
                     <wpg:grpSpPr>
                       <a:xfrm>
                         <a:off x="1548375" y="0"/>
-                        <a:ext cx="7595235" cy="11164570"/>
+                        <a:ext cx="7595220" cy="11164570"/>
                         <a:chOff x="1548375" y="0"/>
                         <a:chExt cx="7595250" cy="7560000"/>
                       </a:xfrm>
@@ -20429,15 +19184,15 @@
                       <wpg:cNvGrpSpPr/>
                       <wpg:grpSpPr>
                         <a:xfrm flipH="1" rot="10800000">
-                          <a:off x="1548383" y="0"/>
-                          <a:ext cx="7595235" cy="7560000"/>
+                          <a:off x="1548390" y="0"/>
+                          <a:ext cx="7595220" cy="7560000"/>
                           <a:chOff x="8" y="9"/>
                           <a:chExt cx="15940" cy="19845"/>
                         </a:xfrm>
                       </wpg:grpSpPr>
                       <wps:wsp>
                         <wps:cNvSpPr/>
-                        <wps:cNvPr id="7" name="Shape 7"/>
+                        <wps:cNvPr id="8" name="Shape 8"/>
                         <wps:spPr>
                           <a:xfrm>
                             <a:off x="8" y="9"/>
@@ -20469,7 +19224,7 @@
                       </wps:wsp>
                       <wps:wsp>
                         <wps:cNvSpPr/>
-                        <wps:cNvPr id="8" name="Shape 8"/>
+                        <wps:cNvPr id="9" name="Shape 9"/>
                         <wps:spPr>
                           <a:xfrm>
                             <a:off x="148" y="18429"/>
@@ -20501,7 +19256,7 @@
                       </wps:wsp>
                       <wps:wsp>
                         <wps:cNvSpPr/>
-                        <wps:cNvPr id="9" name="Shape 9"/>
+                        <wps:cNvPr id="10" name="Shape 10"/>
                         <wps:spPr>
                           <a:xfrm>
                             <a:off x="8" y="9"/>
@@ -20543,20 +19298,20 @@
             <wp:anchor allowOverlap="1" behindDoc="0" distB="0" distT="0" distL="114300" distR="114300" hidden="0" layoutInCell="1" locked="0" relativeHeight="0" simplePos="0">
               <wp:simplePos x="0" y="0"/>
               <wp:positionH relativeFrom="column">
-                <wp:posOffset>-1080134</wp:posOffset>
+                <wp:posOffset>-1080126</wp:posOffset>
               </wp:positionH>
               <wp:positionV relativeFrom="paragraph">
                 <wp:posOffset>-1083944</wp:posOffset>
               </wp:positionV>
-              <wp:extent cx="7595235" cy="11164570"/>
+              <wp:extent cx="7595220" cy="11164570"/>
               <wp:effectExtent b="0" l="0" r="0" t="0"/>
               <wp:wrapNone/>
-              <wp:docPr id="2100667900" name="image12.png"/>
+              <wp:docPr id="2100667922" name="image13.png"/>
               <a:graphic>
                 <a:graphicData uri="http://schemas.openxmlformats.org/drawingml/2006/picture">
                   <pic:pic>
                     <pic:nvPicPr>
-                      <pic:cNvPr id="0" name="image12.png"/>
+                      <pic:cNvPr id="0" name="image13.png"/>
                       <pic:cNvPicPr preferRelativeResize="0"/>
                     </pic:nvPicPr>
                     <pic:blipFill>
@@ -20569,7 +19324,7 @@
                     <pic:spPr>
                       <a:xfrm>
                         <a:off x="0" y="0"/>
-                        <a:ext cx="7595235" cy="11164570"/>
+                        <a:ext cx="7595220" cy="11164570"/>
                       </a:xfrm>
                       <a:prstGeom prst="rect"/>
                       <a:ln/>
@@ -20620,7 +19375,7 @@
             <wp:anchor allowOverlap="1" behindDoc="0" distB="0" distT="0" distL="114300" distR="114300" hidden="0" layoutInCell="1" locked="0" relativeHeight="0" simplePos="0">
               <wp:simplePos x="0" y="0"/>
               <wp:positionH relativeFrom="column">
-                <wp:posOffset>-582294</wp:posOffset>
+                <wp:posOffset>-588643</wp:posOffset>
               </wp:positionH>
               <wp:positionV relativeFrom="paragraph">
                 <wp:posOffset>272415</wp:posOffset>
@@ -20628,7 +19383,7 @@
               <wp:extent cx="12065" cy="12700"/>
               <wp:effectExtent b="0" l="0" r="0" t="0"/>
               <wp:wrapNone/>
-              <wp:docPr id="2100667908" name=""/>
+              <wp:docPr id="2100667923" name=""/>
               <a:graphic>
                 <a:graphicData uri="http://schemas.microsoft.com/office/word/2010/wordprocessingShape">
                   <wps:wsp>
@@ -20666,7 +19421,7 @@
             <wp:anchor allowOverlap="1" behindDoc="0" distB="0" distT="0" distL="114300" distR="114300" hidden="0" layoutInCell="1" locked="0" relativeHeight="0" simplePos="0">
               <wp:simplePos x="0" y="0"/>
               <wp:positionH relativeFrom="column">
-                <wp:posOffset>-582294</wp:posOffset>
+                <wp:posOffset>-588643</wp:posOffset>
               </wp:positionH>
               <wp:positionV relativeFrom="paragraph">
                 <wp:posOffset>272415</wp:posOffset>
@@ -20674,12 +19429,12 @@
               <wp:extent cx="12065" cy="12700"/>
               <wp:effectExtent b="0" l="0" r="0" t="0"/>
               <wp:wrapNone/>
-              <wp:docPr id="2100667908" name="image20.png"/>
+              <wp:docPr id="2100667923" name="image14.png"/>
               <a:graphic>
                 <a:graphicData uri="http://schemas.openxmlformats.org/drawingml/2006/picture">
                   <pic:pic>
                     <pic:nvPicPr>
-                      <pic:cNvPr id="0" name="image20.png"/>
+                      <pic:cNvPr id="0" name="image14.png"/>
                       <pic:cNvPicPr preferRelativeResize="0"/>
                     </pic:nvPicPr>
                     <pic:blipFill>
@@ -20824,11 +19579,121 @@
   <w:abstractNum w:abstractNumId="2">
     <w:lvl w:ilvl="0">
       <w:start w:val="1"/>
+      <w:numFmt w:val="bullet"/>
+      <w:lvlText w:val="●"/>
+      <w:lvlJc w:val="left"/>
+      <w:pPr>
+        <w:ind w:left="1080" w:hanging="360"/>
+      </w:pPr>
+      <w:rPr>
+        <w:rFonts w:ascii="Noto Sans Symbols" w:cs="Noto Sans Symbols" w:eastAsia="Noto Sans Symbols" w:hAnsi="Noto Sans Symbols"/>
+      </w:rPr>
+    </w:lvl>
+    <w:lvl w:ilvl="1">
+      <w:start w:val="1"/>
+      <w:numFmt w:val="bullet"/>
+      <w:lvlText w:val="o"/>
+      <w:lvlJc w:val="left"/>
+      <w:pPr>
+        <w:ind w:left="1800" w:hanging="360"/>
+      </w:pPr>
+      <w:rPr>
+        <w:rFonts w:ascii="Courier New" w:cs="Courier New" w:eastAsia="Courier New" w:hAnsi="Courier New"/>
+      </w:rPr>
+    </w:lvl>
+    <w:lvl w:ilvl="2">
+      <w:start w:val="1"/>
+      <w:numFmt w:val="bullet"/>
+      <w:lvlText w:val="▪"/>
+      <w:lvlJc w:val="left"/>
+      <w:pPr>
+        <w:ind w:left="2520" w:hanging="360"/>
+      </w:pPr>
+      <w:rPr>
+        <w:rFonts w:ascii="Noto Sans Symbols" w:cs="Noto Sans Symbols" w:eastAsia="Noto Sans Symbols" w:hAnsi="Noto Sans Symbols"/>
+      </w:rPr>
+    </w:lvl>
+    <w:lvl w:ilvl="3">
+      <w:start w:val="1"/>
+      <w:numFmt w:val="bullet"/>
+      <w:lvlText w:val="●"/>
+      <w:lvlJc w:val="left"/>
+      <w:pPr>
+        <w:ind w:left="3240" w:hanging="360"/>
+      </w:pPr>
+      <w:rPr>
+        <w:rFonts w:ascii="Noto Sans Symbols" w:cs="Noto Sans Symbols" w:eastAsia="Noto Sans Symbols" w:hAnsi="Noto Sans Symbols"/>
+      </w:rPr>
+    </w:lvl>
+    <w:lvl w:ilvl="4">
+      <w:start w:val="1"/>
+      <w:numFmt w:val="bullet"/>
+      <w:lvlText w:val="o"/>
+      <w:lvlJc w:val="left"/>
+      <w:pPr>
+        <w:ind w:left="3960" w:hanging="360"/>
+      </w:pPr>
+      <w:rPr>
+        <w:rFonts w:ascii="Courier New" w:cs="Courier New" w:eastAsia="Courier New" w:hAnsi="Courier New"/>
+      </w:rPr>
+    </w:lvl>
+    <w:lvl w:ilvl="5">
+      <w:start w:val="1"/>
+      <w:numFmt w:val="bullet"/>
+      <w:lvlText w:val="▪"/>
+      <w:lvlJc w:val="left"/>
+      <w:pPr>
+        <w:ind w:left="4680" w:hanging="360"/>
+      </w:pPr>
+      <w:rPr>
+        <w:rFonts w:ascii="Noto Sans Symbols" w:cs="Noto Sans Symbols" w:eastAsia="Noto Sans Symbols" w:hAnsi="Noto Sans Symbols"/>
+      </w:rPr>
+    </w:lvl>
+    <w:lvl w:ilvl="6">
+      <w:start w:val="1"/>
+      <w:numFmt w:val="bullet"/>
+      <w:lvlText w:val="●"/>
+      <w:lvlJc w:val="left"/>
+      <w:pPr>
+        <w:ind w:left="5400" w:hanging="360"/>
+      </w:pPr>
+      <w:rPr>
+        <w:rFonts w:ascii="Noto Sans Symbols" w:cs="Noto Sans Symbols" w:eastAsia="Noto Sans Symbols" w:hAnsi="Noto Sans Symbols"/>
+      </w:rPr>
+    </w:lvl>
+    <w:lvl w:ilvl="7">
+      <w:start w:val="1"/>
+      <w:numFmt w:val="bullet"/>
+      <w:lvlText w:val="o"/>
+      <w:lvlJc w:val="left"/>
+      <w:pPr>
+        <w:ind w:left="6120" w:hanging="360"/>
+      </w:pPr>
+      <w:rPr>
+        <w:rFonts w:ascii="Courier New" w:cs="Courier New" w:eastAsia="Courier New" w:hAnsi="Courier New"/>
+      </w:rPr>
+    </w:lvl>
+    <w:lvl w:ilvl="8">
+      <w:start w:val="1"/>
+      <w:numFmt w:val="bullet"/>
+      <w:lvlText w:val="▪"/>
+      <w:lvlJc w:val="left"/>
+      <w:pPr>
+        <w:ind w:left="6840" w:hanging="360"/>
+      </w:pPr>
+      <w:rPr>
+        <w:rFonts w:ascii="Noto Sans Symbols" w:cs="Noto Sans Symbols" w:eastAsia="Noto Sans Symbols" w:hAnsi="Noto Sans Symbols"/>
+      </w:rPr>
+    </w:lvl>
+  </w:abstractNum>
+  <w:abstractNum w:abstractNumId="3">
+    <w:lvl w:ilvl="0">
+      <w:start w:val="1"/>
       <w:numFmt w:val="decimal"/>
       <w:lvlText w:val="%1."/>
       <w:lvlJc w:val="left"/>
       <w:pPr>
-        <w:ind w:left="709" w:hanging="357.9999999999999"/>
+        <w:ind w:left="709" w:hanging="357"/>
       </w:pPr>
       <w:rPr/>
     </w:lvl>
@@ -20915,7 +19780,7 @@
       <w:rPr/>
     </w:lvl>
   </w:abstractNum>
-  <w:abstractNum w:abstractNumId="3">
+  <w:abstractNum w:abstractNumId="4">
     <w:lvl w:ilvl="0">
       <w:start w:val="1"/>
       <w:numFmt w:val="bullet"/>
@@ -20938,116 +19803,6 @@
       </w:pPr>
       <w:rPr>
         <w:rFonts w:ascii="Noto Sans Symbols" w:cs="Noto Sans Symbols" w:eastAsia="Noto Sans Symbols" w:hAnsi="Noto Sans Symbols"/>
-      </w:rPr>
-    </w:lvl>
-    <w:lvl w:ilvl="2">
-      <w:start w:val="1"/>
-      <w:numFmt w:val="bullet"/>
-      <w:lvlText w:val="▪"/>
-      <w:lvlJc w:val="left"/>
-      <w:pPr>
-        <w:ind w:left="2160" w:hanging="360"/>
-      </w:pPr>
-      <w:rPr>
-        <w:rFonts w:ascii="Noto Sans Symbols" w:cs="Noto Sans Symbols" w:eastAsia="Noto Sans Symbols" w:hAnsi="Noto Sans Symbols"/>
-      </w:rPr>
-    </w:lvl>
-    <w:lvl w:ilvl="3">
-      <w:start w:val="1"/>
-      <w:numFmt w:val="bullet"/>
-      <w:lvlText w:val="●"/>
-      <w:lvlJc w:val="left"/>
-      <w:pPr>
-        <w:ind w:left="2880" w:hanging="360"/>
-      </w:pPr>
-      <w:rPr>
-        <w:rFonts w:ascii="Noto Sans Symbols" w:cs="Noto Sans Symbols" w:eastAsia="Noto Sans Symbols" w:hAnsi="Noto Sans Symbols"/>
-      </w:rPr>
-    </w:lvl>
-    <w:lvl w:ilvl="4">
-      <w:start w:val="1"/>
-      <w:numFmt w:val="bullet"/>
-      <w:lvlText w:val="o"/>
-      <w:lvlJc w:val="left"/>
-      <w:pPr>
-        <w:ind w:left="3600" w:hanging="360"/>
-      </w:pPr>
-      <w:rPr>
-        <w:rFonts w:ascii="Courier New" w:cs="Courier New" w:eastAsia="Courier New" w:hAnsi="Courier New"/>
-      </w:rPr>
-    </w:lvl>
-    <w:lvl w:ilvl="5">
-      <w:start w:val="1"/>
-      <w:numFmt w:val="bullet"/>
-      <w:lvlText w:val="▪"/>
-      <w:lvlJc w:val="left"/>
-      <w:pPr>
-        <w:ind w:left="4320" w:hanging="360"/>
-      </w:pPr>
-      <w:rPr>
-        <w:rFonts w:ascii="Noto Sans Symbols" w:cs="Noto Sans Symbols" w:eastAsia="Noto Sans Symbols" w:hAnsi="Noto Sans Symbols"/>
-      </w:rPr>
-    </w:lvl>
-    <w:lvl w:ilvl="6">
-      <w:start w:val="1"/>
-      <w:numFmt w:val="bullet"/>
-      <w:lvlText w:val="●"/>
-      <w:lvlJc w:val="left"/>
-      <w:pPr>
-        <w:ind w:left="5040" w:hanging="360"/>
-      </w:pPr>
-      <w:rPr>
-        <w:rFonts w:ascii="Noto Sans Symbols" w:cs="Noto Sans Symbols" w:eastAsia="Noto Sans Symbols" w:hAnsi="Noto Sans Symbols"/>
-      </w:rPr>
-    </w:lvl>
-    <w:lvl w:ilvl="7">
-      <w:start w:val="1"/>
-      <w:numFmt w:val="bullet"/>
-      <w:lvlText w:val="o"/>
-      <w:lvlJc w:val="left"/>
-      <w:pPr>
-        <w:ind w:left="5760" w:hanging="360"/>
-      </w:pPr>
-      <w:rPr>
-        <w:rFonts w:ascii="Courier New" w:cs="Courier New" w:eastAsia="Courier New" w:hAnsi="Courier New"/>
-      </w:rPr>
-    </w:lvl>
-    <w:lvl w:ilvl="8">
-      <w:start w:val="1"/>
-      <w:numFmt w:val="bullet"/>
-      <w:lvlText w:val="▪"/>
-      <w:lvlJc w:val="left"/>
-      <w:pPr>
-        <w:ind w:left="6480" w:hanging="360"/>
-      </w:pPr>
-      <w:rPr>
-        <w:rFonts w:ascii="Noto Sans Symbols" w:cs="Noto Sans Symbols" w:eastAsia="Noto Sans Symbols" w:hAnsi="Noto Sans Symbols"/>
-      </w:rPr>
-    </w:lvl>
-  </w:abstractNum>
-  <w:abstractNum w:abstractNumId="4">
-    <w:lvl w:ilvl="0">
-      <w:start w:val="1"/>
-      <w:numFmt w:val="bullet"/>
-      <w:lvlText w:val="●"/>
-      <w:lvlJc w:val="left"/>
-      <w:pPr>
-        <w:ind w:left="720" w:hanging="360"/>
-      </w:pPr>
-      <w:rPr>
-        <w:rFonts w:ascii="Noto Sans Symbols" w:cs="Noto Sans Symbols" w:eastAsia="Noto Sans Symbols" w:hAnsi="Noto Sans Symbols"/>
-      </w:rPr>
-    </w:lvl>
-    <w:lvl w:ilvl="1">
-      <w:start w:val="1"/>
-      <w:numFmt w:val="bullet"/>
-      <w:lvlText w:val="o"/>
-      <w:lvlJc w:val="left"/>
-      <w:pPr>
-        <w:ind w:left="1440" w:hanging="360"/>
-      </w:pPr>
-      <w:rPr>
-        <w:rFonts w:ascii="Courier New" w:cs="Courier New" w:eastAsia="Courier New" w:hAnsi="Courier New"/>
       </w:rPr>
     </w:lvl>
     <w:lvl w:ilvl="2">
@@ -21142,7 +19897,7 @@
       <w:lvlText w:val="●"/>
       <w:lvlJc w:val="left"/>
       <w:pPr>
-        <w:ind w:left="1429" w:hanging="360"/>
+        <w:ind w:left="720" w:hanging="360"/>
       </w:pPr>
       <w:rPr>
         <w:rFonts w:ascii="Noto Sans Symbols" w:cs="Noto Sans Symbols" w:eastAsia="Noto Sans Symbols" w:hAnsi="Noto Sans Symbols"/>
@@ -21154,7 +19909,7 @@
       <w:lvlText w:val="o"/>
       <w:lvlJc w:val="left"/>
       <w:pPr>
-        <w:ind w:left="2149" w:hanging="360"/>
+        <w:ind w:left="1440" w:hanging="360"/>
       </w:pPr>
       <w:rPr>
         <w:rFonts w:ascii="Courier New" w:cs="Courier New" w:eastAsia="Courier New" w:hAnsi="Courier New"/>
@@ -21166,7 +19921,7 @@
       <w:lvlText w:val="▪"/>
       <w:lvlJc w:val="left"/>
       <w:pPr>
-        <w:ind w:left="2869" w:hanging="360"/>
+        <w:ind w:left="2160" w:hanging="360"/>
       </w:pPr>
       <w:rPr>
         <w:rFonts w:ascii="Noto Sans Symbols" w:cs="Noto Sans Symbols" w:eastAsia="Noto Sans Symbols" w:hAnsi="Noto Sans Symbols"/>
@@ -21178,7 +19933,7 @@
       <w:lvlText w:val="●"/>
       <w:lvlJc w:val="left"/>
       <w:pPr>
-        <w:ind w:left="3589" w:hanging="360"/>
+        <w:ind w:left="2880" w:hanging="360"/>
       </w:pPr>
       <w:rPr>
         <w:rFonts w:ascii="Noto Sans Symbols" w:cs="Noto Sans Symbols" w:eastAsia="Noto Sans Symbols" w:hAnsi="Noto Sans Symbols"/>
@@ -21190,7 +19945,7 @@
       <w:lvlText w:val="o"/>
       <w:lvlJc w:val="left"/>
       <w:pPr>
-        <w:ind w:left="4309" w:hanging="360"/>
+        <w:ind w:left="3600" w:hanging="360"/>
       </w:pPr>
       <w:rPr>
         <w:rFonts w:ascii="Courier New" w:cs="Courier New" w:eastAsia="Courier New" w:hAnsi="Courier New"/>
@@ -21202,7 +19957,7 @@
       <w:lvlText w:val="▪"/>
       <w:lvlJc w:val="left"/>
       <w:pPr>
-        <w:ind w:left="5029" w:hanging="360"/>
+        <w:ind w:left="4320" w:hanging="360"/>
       </w:pPr>
       <w:rPr>
         <w:rFonts w:ascii="Noto Sans Symbols" w:cs="Noto Sans Symbols" w:eastAsia="Noto Sans Symbols" w:hAnsi="Noto Sans Symbols"/>
@@ -21214,7 +19969,7 @@
       <w:lvlText w:val="●"/>
       <w:lvlJc w:val="left"/>
       <w:pPr>
-        <w:ind w:left="5749" w:hanging="360"/>
+        <w:ind w:left="5040" w:hanging="360"/>
       </w:pPr>
       <w:rPr>
         <w:rFonts w:ascii="Noto Sans Symbols" w:cs="Noto Sans Symbols" w:eastAsia="Noto Sans Symbols" w:hAnsi="Noto Sans Symbols"/>
@@ -21226,7 +19981,7 @@
       <w:lvlText w:val="o"/>
       <w:lvlJc w:val="left"/>
       <w:pPr>
-        <w:ind w:left="6469" w:hanging="360"/>
+        <w:ind w:left="5760" w:hanging="360"/>
       </w:pPr>
       <w:rPr>
         <w:rFonts w:ascii="Courier New" w:cs="Courier New" w:eastAsia="Courier New" w:hAnsi="Courier New"/>
@@ -21238,7 +19993,7 @@
       <w:lvlText w:val="▪"/>
       <w:lvlJc w:val="left"/>
       <w:pPr>
-        <w:ind w:left="7189" w:hanging="360"/>
+        <w:ind w:left="6480" w:hanging="360"/>
       </w:pPr>
       <w:rPr>
         <w:rFonts w:ascii="Noto Sans Symbols" w:cs="Noto Sans Symbols" w:eastAsia="Noto Sans Symbols" w:hAnsi="Noto Sans Symbols"/>
@@ -21252,7 +20007,7 @@
       <w:lvlText w:val="●"/>
       <w:lvlJc w:val="left"/>
       <w:pPr>
-        <w:ind w:left="1146" w:hanging="360"/>
+        <w:ind w:left="1429" w:hanging="360"/>
       </w:pPr>
       <w:rPr>
         <w:rFonts w:ascii="Noto Sans Symbols" w:cs="Noto Sans Symbols" w:eastAsia="Noto Sans Symbols" w:hAnsi="Noto Sans Symbols"/>
@@ -21264,7 +20019,7 @@
       <w:lvlText w:val="o"/>
       <w:lvlJc w:val="left"/>
       <w:pPr>
-        <w:ind w:left="1866" w:hanging="360"/>
+        <w:ind w:left="2149" w:hanging="360"/>
       </w:pPr>
       <w:rPr>
         <w:rFonts w:ascii="Courier New" w:cs="Courier New" w:eastAsia="Courier New" w:hAnsi="Courier New"/>
@@ -21276,7 +20031,7 @@
       <w:lvlText w:val="▪"/>
       <w:lvlJc w:val="left"/>
       <w:pPr>
-        <w:ind w:left="2586" w:hanging="360"/>
+        <w:ind w:left="2869" w:hanging="360"/>
       </w:pPr>
       <w:rPr>
         <w:rFonts w:ascii="Noto Sans Symbols" w:cs="Noto Sans Symbols" w:eastAsia="Noto Sans Symbols" w:hAnsi="Noto Sans Symbols"/>
@@ -21288,7 +20043,7 @@
       <w:lvlText w:val="●"/>
       <w:lvlJc w:val="left"/>
       <w:pPr>
-        <w:ind w:left="3306" w:hanging="360"/>
+        <w:ind w:left="3589" w:hanging="360"/>
       </w:pPr>
       <w:rPr>
         <w:rFonts w:ascii="Noto Sans Symbols" w:cs="Noto Sans Symbols" w:eastAsia="Noto Sans Symbols" w:hAnsi="Noto Sans Symbols"/>
@@ -21300,7 +20055,7 @@
       <w:lvlText w:val="o"/>
       <w:lvlJc w:val="left"/>
       <w:pPr>
-        <w:ind w:left="4026" w:hanging="360"/>
+        <w:ind w:left="4309" w:hanging="360"/>
       </w:pPr>
       <w:rPr>
         <w:rFonts w:ascii="Courier New" w:cs="Courier New" w:eastAsia="Courier New" w:hAnsi="Courier New"/>
@@ -21312,7 +20067,7 @@
       <w:lvlText w:val="▪"/>
       <w:lvlJc w:val="left"/>
       <w:pPr>
-        <w:ind w:left="4746" w:hanging="360"/>
+        <w:ind w:left="5029" w:hanging="360"/>
       </w:pPr>
       <w:rPr>
         <w:rFonts w:ascii="Noto Sans Symbols" w:cs="Noto Sans Symbols" w:eastAsia="Noto Sans Symbols" w:hAnsi="Noto Sans Symbols"/>
@@ -21324,7 +20079,7 @@
       <w:lvlText w:val="●"/>
       <w:lvlJc w:val="left"/>
       <w:pPr>
-        <w:ind w:left="5466" w:hanging="360"/>
+        <w:ind w:left="5749" w:hanging="360"/>
       </w:pPr>
       <w:rPr>
         <w:rFonts w:ascii="Noto Sans Symbols" w:cs="Noto Sans Symbols" w:eastAsia="Noto Sans Symbols" w:hAnsi="Noto Sans Symbols"/>
@@ -21336,7 +20091,7 @@
       <w:lvlText w:val="o"/>
       <w:lvlJc w:val="left"/>
       <w:pPr>
-        <w:ind w:left="6186" w:hanging="360"/>
+        <w:ind w:left="6469" w:hanging="360"/>
       </w:pPr>
       <w:rPr>
         <w:rFonts w:ascii="Courier New" w:cs="Courier New" w:eastAsia="Courier New" w:hAnsi="Courier New"/>
@@ -21348,7 +20103,7 @@
       <w:lvlText w:val="▪"/>
       <w:lvlJc w:val="left"/>
       <w:pPr>
-        <w:ind w:left="6906" w:hanging="360"/>
+        <w:ind w:left="7189" w:hanging="360"/>
       </w:pPr>
       <w:rPr>
         <w:rFonts w:ascii="Noto Sans Symbols" w:cs="Noto Sans Symbols" w:eastAsia="Noto Sans Symbols" w:hAnsi="Noto Sans Symbols"/>
@@ -21472,6 +20227,116 @@
       <w:lvlText w:val="●"/>
       <w:lvlJc w:val="left"/>
       <w:pPr>
+        <w:ind w:left="1146" w:hanging="360"/>
+      </w:pPr>
+      <w:rPr>
+        <w:rFonts w:ascii="Noto Sans Symbols" w:cs="Noto Sans Symbols" w:eastAsia="Noto Sans Symbols" w:hAnsi="Noto Sans Symbols"/>
+      </w:rPr>
+    </w:lvl>
+    <w:lvl w:ilvl="1">
+      <w:start w:val="1"/>
+      <w:numFmt w:val="bullet"/>
+      <w:lvlText w:val="o"/>
+      <w:lvlJc w:val="left"/>
+      <w:pPr>
+        <w:ind w:left="1866" w:hanging="360"/>
+      </w:pPr>
+      <w:rPr>
+        <w:rFonts w:ascii="Courier New" w:cs="Courier New" w:eastAsia="Courier New" w:hAnsi="Courier New"/>
+      </w:rPr>
+    </w:lvl>
+    <w:lvl w:ilvl="2">
+      <w:start w:val="1"/>
+      <w:numFmt w:val="bullet"/>
+      <w:lvlText w:val="▪"/>
+      <w:lvlJc w:val="left"/>
+      <w:pPr>
+        <w:ind w:left="2586" w:hanging="360"/>
+      </w:pPr>
+      <w:rPr>
+        <w:rFonts w:ascii="Noto Sans Symbols" w:cs="Noto Sans Symbols" w:eastAsia="Noto Sans Symbols" w:hAnsi="Noto Sans Symbols"/>
+      </w:rPr>
+    </w:lvl>
+    <w:lvl w:ilvl="3">
+      <w:start w:val="1"/>
+      <w:numFmt w:val="bullet"/>
+      <w:lvlText w:val="●"/>
+      <w:lvlJc w:val="left"/>
+      <w:pPr>
+        <w:ind w:left="3306" w:hanging="360"/>
+      </w:pPr>
+      <w:rPr>
+        <w:rFonts w:ascii="Noto Sans Symbols" w:cs="Noto Sans Symbols" w:eastAsia="Noto Sans Symbols" w:hAnsi="Noto Sans Symbols"/>
+      </w:rPr>
+    </w:lvl>
+    <w:lvl w:ilvl="4">
+      <w:start w:val="1"/>
+      <w:numFmt w:val="bullet"/>
+      <w:lvlText w:val="o"/>
+      <w:lvlJc w:val="left"/>
+      <w:pPr>
+        <w:ind w:left="4026" w:hanging="360"/>
+      </w:pPr>
+      <w:rPr>
+        <w:rFonts w:ascii="Courier New" w:cs="Courier New" w:eastAsia="Courier New" w:hAnsi="Courier New"/>
+      </w:rPr>
+    </w:lvl>
+    <w:lvl w:ilvl="5">
+      <w:start w:val="1"/>
+      <w:numFmt w:val="bullet"/>
+      <w:lvlText w:val="▪"/>
+      <w:lvlJc w:val="left"/>
+      <w:pPr>
+        <w:ind w:left="4746" w:hanging="360"/>
+      </w:pPr>
+      <w:rPr>
+        <w:rFonts w:ascii="Noto Sans Symbols" w:cs="Noto Sans Symbols" w:eastAsia="Noto Sans Symbols" w:hAnsi="Noto Sans Symbols"/>
+      </w:rPr>
+    </w:lvl>
+    <w:lvl w:ilvl="6">
+      <w:start w:val="1"/>
+      <w:numFmt w:val="bullet"/>
+      <w:lvlText w:val="●"/>
+      <w:lvlJc w:val="left"/>
+      <w:pPr>
+        <w:ind w:left="5466" w:hanging="360"/>
+      </w:pPr>
+      <w:rPr>
+        <w:rFonts w:ascii="Noto Sans Symbols" w:cs="Noto Sans Symbols" w:eastAsia="Noto Sans Symbols" w:hAnsi="Noto Sans Symbols"/>
+      </w:rPr>
+    </w:lvl>
+    <w:lvl w:ilvl="7">
+      <w:start w:val="1"/>
+      <w:numFmt w:val="bullet"/>
+      <w:lvlText w:val="o"/>
+      <w:lvlJc w:val="left"/>
+      <w:pPr>
+        <w:ind w:left="6186" w:hanging="360"/>
+      </w:pPr>
+      <w:rPr>
+        <w:rFonts w:ascii="Courier New" w:cs="Courier New" w:eastAsia="Courier New" w:hAnsi="Courier New"/>
+      </w:rPr>
+    </w:lvl>
+    <w:lvl w:ilvl="8">
+      <w:start w:val="1"/>
+      <w:numFmt w:val="bullet"/>
+      <w:lvlText w:val="▪"/>
+      <w:lvlJc w:val="left"/>
+      <w:pPr>
+        <w:ind w:left="6906" w:hanging="360"/>
+      </w:pPr>
+      <w:rPr>
+        <w:rFonts w:ascii="Noto Sans Symbols" w:cs="Noto Sans Symbols" w:eastAsia="Noto Sans Symbols" w:hAnsi="Noto Sans Symbols"/>
+      </w:rPr>
+    </w:lvl>
+  </w:abstractNum>
+  <w:abstractNum w:abstractNumId="9">
+    <w:lvl w:ilvl="0">
+      <w:start w:val="1"/>
+      <w:numFmt w:val="bullet"/>
+      <w:lvlText w:val="●"/>
+      <w:lvlJc w:val="left"/>
+      <w:pPr>
         <w:ind w:left="720" w:hanging="360"/>
       </w:pPr>
       <w:rPr>
@@ -21590,116 +20455,6 @@
         <w:rFonts w:ascii="Noto Sans Symbols" w:cs="Noto Sans Symbols" w:eastAsia="Noto Sans Symbols" w:hAnsi="Noto Sans Symbols"/>
         <w:sz w:val="20"/>
         <w:szCs w:val="20"/>
-      </w:rPr>
-    </w:lvl>
-  </w:abstractNum>
-  <w:abstractNum w:abstractNumId="9">
-    <w:lvl w:ilvl="0">
-      <w:start w:val="1"/>
-      <w:numFmt w:val="bullet"/>
-      <w:lvlText w:val="●"/>
-      <w:lvlJc w:val="left"/>
-      <w:pPr>
-        <w:ind w:left="1080" w:hanging="360"/>
-      </w:pPr>
-      <w:rPr>
-        <w:rFonts w:ascii="Noto Sans Symbols" w:cs="Noto Sans Symbols" w:eastAsia="Noto Sans Symbols" w:hAnsi="Noto Sans Symbols"/>
-      </w:rPr>
-    </w:lvl>
-    <w:lvl w:ilvl="1">
-      <w:start w:val="1"/>
-      <w:numFmt w:val="bullet"/>
-      <w:lvlText w:val="o"/>
-      <w:lvlJc w:val="left"/>
-      <w:pPr>
-        <w:ind w:left="1800" w:hanging="360"/>
-      </w:pPr>
-      <w:rPr>
-        <w:rFonts w:ascii="Courier New" w:cs="Courier New" w:eastAsia="Courier New" w:hAnsi="Courier New"/>
-      </w:rPr>
-    </w:lvl>
-    <w:lvl w:ilvl="2">
-      <w:start w:val="1"/>
-      <w:numFmt w:val="bullet"/>
-      <w:lvlText w:val="▪"/>
-      <w:lvlJc w:val="left"/>
-      <w:pPr>
-        <w:ind w:left="2520" w:hanging="360"/>
-      </w:pPr>
-      <w:rPr>
-        <w:rFonts w:ascii="Noto Sans Symbols" w:cs="Noto Sans Symbols" w:eastAsia="Noto Sans Symbols" w:hAnsi="Noto Sans Symbols"/>
-      </w:rPr>
-    </w:lvl>
-    <w:lvl w:ilvl="3">
-      <w:start w:val="1"/>
-      <w:numFmt w:val="bullet"/>
-      <w:lvlText w:val="●"/>
-      <w:lvlJc w:val="left"/>
-      <w:pPr>
-        <w:ind w:left="3240" w:hanging="360"/>
-      </w:pPr>
-      <w:rPr>
-        <w:rFonts w:ascii="Noto Sans Symbols" w:cs="Noto Sans Symbols" w:eastAsia="Noto Sans Symbols" w:hAnsi="Noto Sans Symbols"/>
-      </w:rPr>
-    </w:lvl>
-    <w:lvl w:ilvl="4">
-      <w:start w:val="1"/>
-      <w:numFmt w:val="bullet"/>
-      <w:lvlText w:val="o"/>
-      <w:lvlJc w:val="left"/>
-      <w:pPr>
-        <w:ind w:left="3960" w:hanging="360"/>
-      </w:pPr>
-      <w:rPr>
-        <w:rFonts w:ascii="Courier New" w:cs="Courier New" w:eastAsia="Courier New" w:hAnsi="Courier New"/>
-      </w:rPr>
-    </w:lvl>
-    <w:lvl w:ilvl="5">
-      <w:start w:val="1"/>
-      <w:numFmt w:val="bullet"/>
-      <w:lvlText w:val="▪"/>
-      <w:lvlJc w:val="left"/>
-      <w:pPr>
-        <w:ind w:left="4680" w:hanging="360"/>
-      </w:pPr>
-      <w:rPr>
-        <w:rFonts w:ascii="Noto Sans Symbols" w:cs="Noto Sans Symbols" w:eastAsia="Noto Sans Symbols" w:hAnsi="Noto Sans Symbols"/>
-      </w:rPr>
-    </w:lvl>
-    <w:lvl w:ilvl="6">
-      <w:start w:val="1"/>
-      <w:numFmt w:val="bullet"/>
-      <w:lvlText w:val="●"/>
-      <w:lvlJc w:val="left"/>
-      <w:pPr>
-        <w:ind w:left="5400" w:hanging="360"/>
-      </w:pPr>
-      <w:rPr>
-        <w:rFonts w:ascii="Noto Sans Symbols" w:cs="Noto Sans Symbols" w:eastAsia="Noto Sans Symbols" w:hAnsi="Noto Sans Symbols"/>
-      </w:rPr>
-    </w:lvl>
-    <w:lvl w:ilvl="7">
-      <w:start w:val="1"/>
-      <w:numFmt w:val="bullet"/>
-      <w:lvlText w:val="o"/>
-      <w:lvlJc w:val="left"/>
-      <w:pPr>
-        <w:ind w:left="6120" w:hanging="360"/>
-      </w:pPr>
-      <w:rPr>
-        <w:rFonts w:ascii="Courier New" w:cs="Courier New" w:eastAsia="Courier New" w:hAnsi="Courier New"/>
-      </w:rPr>
-    </w:lvl>
-    <w:lvl w:ilvl="8">
-      <w:start w:val="1"/>
-      <w:numFmt w:val="bullet"/>
-      <w:lvlText w:val="▪"/>
-      <w:lvlJc w:val="left"/>
-      <w:pPr>
-        <w:ind w:left="6840" w:hanging="360"/>
-      </w:pPr>
-      <w:rPr>
-        <w:rFonts w:ascii="Noto Sans Symbols" w:cs="Noto Sans Symbols" w:eastAsia="Noto Sans Symbols" w:hAnsi="Noto Sans Symbols"/>
       </w:rPr>
     </w:lvl>
   </w:abstractNum>
@@ -22013,6 +20768,17 @@
     <w:unhideWhenUsed w:val="1"/>
   </w:style>
   <w:style w:type="table" w:styleId="TableNormal" w:customStyle="1">
+    <w:name w:val="TableNormal"/>
+    <w:tblPr>
+      <w:tblCellMar>
+        <w:top w:w="100.0" w:type="dxa"/>
+        <w:left w:w="100.0" w:type="dxa"/>
+        <w:bottom w:w="100.0" w:type="dxa"/>
+        <w:right w:w="100.0" w:type="dxa"/>
+      </w:tblCellMar>
+    </w:tblPr>
+  </w:style>
+  <w:style w:type="table" w:styleId="TableNormal0" w:customStyle="1">
     <w:name w:val="TableNormal"/>
     <w:tblPr>
       <w:tblCellMar>
@@ -22638,7 +21404,7 @@
     </w:rPr>
   </w:style>
   <w:style w:type="table" w:styleId="a" w:customStyle="1">
-    <w:basedOn w:val="TableNormal"/>
+    <w:basedOn w:val="TableNormal0"/>
     <w:tblPr>
       <w:tblStyleRowBandSize w:val="1"/>
       <w:tblStyleColBandSize w:val="1"/>
@@ -22649,7 +21415,7 @@
     </w:tblPr>
   </w:style>
   <w:style w:type="table" w:styleId="a0" w:customStyle="1">
-    <w:basedOn w:val="TableNormal"/>
+    <w:basedOn w:val="TableNormal0"/>
     <w:tblPr>
       <w:tblStyleRowBandSize w:val="1"/>
       <w:tblStyleColBandSize w:val="1"/>
@@ -22660,7 +21426,7 @@
     </w:tblPr>
   </w:style>
   <w:style w:type="table" w:styleId="a1" w:customStyle="1">
-    <w:basedOn w:val="TableNormal"/>
+    <w:basedOn w:val="TableNormal0"/>
     <w:tblPr>
       <w:tblStyleRowBandSize w:val="1"/>
       <w:tblStyleColBandSize w:val="1"/>
@@ -22671,7 +21437,7 @@
     </w:tblPr>
   </w:style>
   <w:style w:type="table" w:styleId="a2" w:customStyle="1">
-    <w:basedOn w:val="TableNormal"/>
+    <w:basedOn w:val="TableNormal0"/>
     <w:tblPr>
       <w:tblStyleRowBandSize w:val="1"/>
       <w:tblStyleColBandSize w:val="1"/>
@@ -22682,7 +21448,7 @@
     </w:tblPr>
   </w:style>
   <w:style w:type="table" w:styleId="a3" w:customStyle="1">
-    <w:basedOn w:val="TableNormal"/>
+    <w:basedOn w:val="TableNormal0"/>
     <w:tblPr>
       <w:tblStyleRowBandSize w:val="1"/>
       <w:tblStyleColBandSize w:val="1"/>
@@ -22693,7 +21459,7 @@
     </w:tblPr>
   </w:style>
   <w:style w:type="table" w:styleId="a4" w:customStyle="1">
-    <w:basedOn w:val="TableNormal"/>
+    <w:basedOn w:val="TableNormal0"/>
     <w:tblPr>
       <w:tblStyleRowBandSize w:val="1"/>
       <w:tblStyleColBandSize w:val="1"/>
@@ -22704,7 +21470,7 @@
     </w:tblPr>
   </w:style>
   <w:style w:type="table" w:styleId="a5" w:customStyle="1">
-    <w:basedOn w:val="TableNormal"/>
+    <w:basedOn w:val="TableNormal0"/>
     <w:tblPr>
       <w:tblStyleRowBandSize w:val="1"/>
       <w:tblStyleColBandSize w:val="1"/>
@@ -22716,7 +21482,6 @@
   </w:style>
   <w:style w:type="paragraph" w:styleId="TtuloTDC">
     <w:name w:val="TOC Heading"/>
-    <w:basedOn w:val="Ttulo1"/>
     <w:next w:val="Normal"/>
     <w:uiPriority w:val="39"/>
     <w:unhideWhenUsed w:val="1"/>
@@ -22725,15 +21490,365 @@
     <w:pPr>
       <w:spacing w:before="240" w:line="259" w:lineRule="auto"/>
       <w:ind w:left="0"/>
-      <w:outlineLvl w:val="9"/>
     </w:pPr>
     <w:rPr>
       <w:rFonts w:asciiTheme="majorHAnsi" w:cstheme="majorBidi" w:eastAsiaTheme="majorEastAsia" w:hAnsiTheme="majorHAnsi"/>
-      <w:b w:val="0"/>
       <w:color w:val="0f4761" w:themeColor="accent1" w:themeShade="0000BF"/>
       <w:sz w:val="32"/>
       <w:szCs w:val="32"/>
     </w:rPr>
+  </w:style>
+  <w:style w:type="table" w:styleId="a6" w:customStyle="1">
+    <w:basedOn w:val="TableNormal0"/>
+    <w:tblPr>
+      <w:tblStyleRowBandSize w:val="1"/>
+      <w:tblStyleColBandSize w:val="1"/>
+      <w:tblCellMar>
+        <w:left w:w="115.0" w:type="dxa"/>
+        <w:right w:w="115.0" w:type="dxa"/>
+      </w:tblCellMar>
+    </w:tblPr>
+  </w:style>
+  <w:style w:type="table" w:styleId="a7" w:customStyle="1">
+    <w:basedOn w:val="TableNormal0"/>
+    <w:tblPr>
+      <w:tblStyleRowBandSize w:val="1"/>
+      <w:tblStyleColBandSize w:val="1"/>
+      <w:tblCellMar>
+        <w:left w:w="115.0" w:type="dxa"/>
+        <w:right w:w="115.0" w:type="dxa"/>
+      </w:tblCellMar>
+    </w:tblPr>
+  </w:style>
+  <w:style w:type="table" w:styleId="a8" w:customStyle="1">
+    <w:basedOn w:val="TableNormal0"/>
+    <w:tblPr>
+      <w:tblStyleRowBandSize w:val="1"/>
+      <w:tblStyleColBandSize w:val="1"/>
+      <w:tblCellMar>
+        <w:left w:w="115.0" w:type="dxa"/>
+        <w:right w:w="115.0" w:type="dxa"/>
+      </w:tblCellMar>
+    </w:tblPr>
+  </w:style>
+  <w:style w:type="table" w:styleId="a9" w:customStyle="1">
+    <w:basedOn w:val="TableNormal0"/>
+    <w:tblPr>
+      <w:tblStyleRowBandSize w:val="1"/>
+      <w:tblStyleColBandSize w:val="1"/>
+      <w:tblCellMar>
+        <w:left w:w="115.0" w:type="dxa"/>
+        <w:right w:w="115.0" w:type="dxa"/>
+      </w:tblCellMar>
+    </w:tblPr>
+  </w:style>
+  <w:style w:type="table" w:styleId="aa" w:customStyle="1">
+    <w:basedOn w:val="TableNormal0"/>
+    <w:tblPr>
+      <w:tblStyleRowBandSize w:val="1"/>
+      <w:tblStyleColBandSize w:val="1"/>
+      <w:tblCellMar>
+        <w:left w:w="115.0" w:type="dxa"/>
+        <w:right w:w="115.0" w:type="dxa"/>
+      </w:tblCellMar>
+    </w:tblPr>
+  </w:style>
+  <w:style w:type="table" w:styleId="ab" w:customStyle="1">
+    <w:basedOn w:val="TableNormal0"/>
+    <w:tblPr>
+      <w:tblStyleRowBandSize w:val="1"/>
+      <w:tblStyleColBandSize w:val="1"/>
+      <w:tblCellMar>
+        <w:left w:w="115.0" w:type="dxa"/>
+        <w:right w:w="115.0" w:type="dxa"/>
+      </w:tblCellMar>
+    </w:tblPr>
+  </w:style>
+  <w:style w:type="table" w:styleId="ac" w:customStyle="1">
+    <w:basedOn w:val="TableNormal0"/>
+    <w:tblPr>
+      <w:tblStyleRowBandSize w:val="1"/>
+      <w:tblStyleColBandSize w:val="1"/>
+      <w:tblCellMar>
+        <w:left w:w="115.0" w:type="dxa"/>
+        <w:right w:w="115.0" w:type="dxa"/>
+      </w:tblCellMar>
+    </w:tblPr>
+  </w:style>
+  <w:style w:type="table" w:styleId="ad" w:customStyle="1">
+    <w:basedOn w:val="TableNormal0"/>
+    <w:tblPr>
+      <w:tblStyleRowBandSize w:val="1"/>
+      <w:tblStyleColBandSize w:val="1"/>
+      <w:tblCellMar>
+        <w:left w:w="115.0" w:type="dxa"/>
+        <w:right w:w="115.0" w:type="dxa"/>
+      </w:tblCellMar>
+    </w:tblPr>
+  </w:style>
+  <w:style w:type="table" w:styleId="ae" w:customStyle="1">
+    <w:basedOn w:val="TableNormal0"/>
+    <w:tblPr>
+      <w:tblStyleRowBandSize w:val="1"/>
+      <w:tblStyleColBandSize w:val="1"/>
+      <w:tblCellMar>
+        <w:left w:w="115.0" w:type="dxa"/>
+        <w:right w:w="115.0" w:type="dxa"/>
+      </w:tblCellMar>
+    </w:tblPr>
+  </w:style>
+  <w:style w:type="table" w:styleId="af" w:customStyle="1">
+    <w:basedOn w:val="TableNormal0"/>
+    <w:tblPr>
+      <w:tblStyleRowBandSize w:val="1"/>
+      <w:tblStyleColBandSize w:val="1"/>
+      <w:tblCellMar>
+        <w:left w:w="115.0" w:type="dxa"/>
+        <w:right w:w="115.0" w:type="dxa"/>
+      </w:tblCellMar>
+    </w:tblPr>
+  </w:style>
+  <w:style w:type="table" w:styleId="af0" w:customStyle="1">
+    <w:basedOn w:val="TableNormal0"/>
+    <w:tblPr>
+      <w:tblStyleRowBandSize w:val="1"/>
+      <w:tblStyleColBandSize w:val="1"/>
+      <w:tblCellMar>
+        <w:left w:w="115.0" w:type="dxa"/>
+        <w:right w:w="115.0" w:type="dxa"/>
+      </w:tblCellMar>
+    </w:tblPr>
+  </w:style>
+  <w:style w:type="table" w:styleId="af1" w:customStyle="1">
+    <w:basedOn w:val="TableNormal0"/>
+    <w:tblPr>
+      <w:tblStyleRowBandSize w:val="1"/>
+      <w:tblStyleColBandSize w:val="1"/>
+      <w:tblCellMar>
+        <w:left w:w="115.0" w:type="dxa"/>
+        <w:right w:w="115.0" w:type="dxa"/>
+      </w:tblCellMar>
+    </w:tblPr>
+  </w:style>
+  <w:style w:type="table" w:styleId="af2" w:customStyle="1">
+    <w:basedOn w:val="TableNormal0"/>
+    <w:tblPr>
+      <w:tblStyleRowBandSize w:val="1"/>
+      <w:tblStyleColBandSize w:val="1"/>
+      <w:tblCellMar>
+        <w:left w:w="115.0" w:type="dxa"/>
+        <w:right w:w="115.0" w:type="dxa"/>
+      </w:tblCellMar>
+    </w:tblPr>
+  </w:style>
+  <w:style w:type="table" w:styleId="af3" w:customStyle="1">
+    <w:basedOn w:val="TableNormal0"/>
+    <w:tblPr>
+      <w:tblStyleRowBandSize w:val="1"/>
+      <w:tblStyleColBandSize w:val="1"/>
+      <w:tblCellMar>
+        <w:left w:w="115.0" w:type="dxa"/>
+        <w:right w:w="115.0" w:type="dxa"/>
+      </w:tblCellMar>
+    </w:tblPr>
+  </w:style>
+  <w:style w:type="table" w:styleId="af4" w:customStyle="1">
+    <w:basedOn w:val="TableNormal0"/>
+    <w:tblPr>
+      <w:tblStyleRowBandSize w:val="1"/>
+      <w:tblStyleColBandSize w:val="1"/>
+      <w:tblCellMar>
+        <w:left w:w="115.0" w:type="dxa"/>
+        <w:right w:w="115.0" w:type="dxa"/>
+      </w:tblCellMar>
+    </w:tblPr>
+  </w:style>
+  <w:style w:type="table" w:styleId="af5" w:customStyle="1">
+    <w:basedOn w:val="TableNormal0"/>
+    <w:tblPr>
+      <w:tblStyleRowBandSize w:val="1"/>
+      <w:tblStyleColBandSize w:val="1"/>
+      <w:tblCellMar>
+        <w:left w:w="115.0" w:type="dxa"/>
+        <w:right w:w="115.0" w:type="dxa"/>
+      </w:tblCellMar>
+    </w:tblPr>
+  </w:style>
+  <w:style w:type="table" w:styleId="af6" w:customStyle="1">
+    <w:basedOn w:val="TableNormal0"/>
+    <w:tblPr>
+      <w:tblStyleRowBandSize w:val="1"/>
+      <w:tblStyleColBandSize w:val="1"/>
+      <w:tblCellMar>
+        <w:left w:w="115.0" w:type="dxa"/>
+        <w:right w:w="115.0" w:type="dxa"/>
+      </w:tblCellMar>
+    </w:tblPr>
+  </w:style>
+  <w:style w:type="table" w:styleId="af7" w:customStyle="1">
+    <w:basedOn w:val="TableNormal0"/>
+    <w:tblPr>
+      <w:tblStyleRowBandSize w:val="1"/>
+      <w:tblStyleColBandSize w:val="1"/>
+      <w:tblCellMar>
+        <w:left w:w="115.0" w:type="dxa"/>
+        <w:right w:w="115.0" w:type="dxa"/>
+      </w:tblCellMar>
+    </w:tblPr>
+  </w:style>
+  <w:style w:type="table" w:styleId="af8" w:customStyle="1">
+    <w:basedOn w:val="TableNormal0"/>
+    <w:tblPr>
+      <w:tblStyleRowBandSize w:val="1"/>
+      <w:tblStyleColBandSize w:val="1"/>
+      <w:tblCellMar>
+        <w:left w:w="115.0" w:type="dxa"/>
+        <w:right w:w="115.0" w:type="dxa"/>
+      </w:tblCellMar>
+    </w:tblPr>
+  </w:style>
+  <w:style w:type="table" w:styleId="af9" w:customStyle="1">
+    <w:basedOn w:val="TableNormal0"/>
+    <w:tblPr>
+      <w:tblStyleRowBandSize w:val="1"/>
+      <w:tblStyleColBandSize w:val="1"/>
+      <w:tblCellMar>
+        <w:left w:w="115.0" w:type="dxa"/>
+        <w:right w:w="115.0" w:type="dxa"/>
+      </w:tblCellMar>
+    </w:tblPr>
+  </w:style>
+  <w:style w:type="table" w:styleId="afa" w:customStyle="1">
+    <w:basedOn w:val="TableNormal0"/>
+    <w:tblPr>
+      <w:tblStyleRowBandSize w:val="1"/>
+      <w:tblStyleColBandSize w:val="1"/>
+      <w:tblCellMar>
+        <w:left w:w="115.0" w:type="dxa"/>
+        <w:right w:w="115.0" w:type="dxa"/>
+      </w:tblCellMar>
+    </w:tblPr>
+  </w:style>
+  <w:style w:type="table" w:styleId="afb" w:customStyle="1">
+    <w:basedOn w:val="TableNormal0"/>
+    <w:tblPr>
+      <w:tblStyleRowBandSize w:val="1"/>
+      <w:tblStyleColBandSize w:val="1"/>
+      <w:tblCellMar>
+        <w:left w:w="115.0" w:type="dxa"/>
+        <w:right w:w="115.0" w:type="dxa"/>
+      </w:tblCellMar>
+    </w:tblPr>
+  </w:style>
+  <w:style w:type="table" w:styleId="afc" w:customStyle="1">
+    <w:basedOn w:val="TableNormal0"/>
+    <w:tblPr>
+      <w:tblStyleRowBandSize w:val="1"/>
+      <w:tblStyleColBandSize w:val="1"/>
+      <w:tblCellMar>
+        <w:left w:w="115.0" w:type="dxa"/>
+        <w:right w:w="115.0" w:type="dxa"/>
+      </w:tblCellMar>
+    </w:tblPr>
+  </w:style>
+  <w:style w:type="table" w:styleId="afd" w:customStyle="1">
+    <w:basedOn w:val="TableNormal0"/>
+    <w:tblPr>
+      <w:tblStyleRowBandSize w:val="1"/>
+      <w:tblStyleColBandSize w:val="1"/>
+      <w:tblCellMar>
+        <w:left w:w="115.0" w:type="dxa"/>
+        <w:right w:w="115.0" w:type="dxa"/>
+      </w:tblCellMar>
+    </w:tblPr>
+  </w:style>
+  <w:style w:type="table" w:styleId="afe" w:customStyle="1">
+    <w:basedOn w:val="TableNormal0"/>
+    <w:tblPr>
+      <w:tblStyleRowBandSize w:val="1"/>
+      <w:tblStyleColBandSize w:val="1"/>
+      <w:tblCellMar>
+        <w:left w:w="115.0" w:type="dxa"/>
+        <w:right w:w="115.0" w:type="dxa"/>
+      </w:tblCellMar>
+    </w:tblPr>
+  </w:style>
+  <w:style w:type="table" w:styleId="aff" w:customStyle="1">
+    <w:basedOn w:val="TableNormal0"/>
+    <w:tblPr>
+      <w:tblStyleRowBandSize w:val="1"/>
+      <w:tblStyleColBandSize w:val="1"/>
+      <w:tblCellMar>
+        <w:left w:w="115.0" w:type="dxa"/>
+        <w:right w:w="115.0" w:type="dxa"/>
+      </w:tblCellMar>
+    </w:tblPr>
+  </w:style>
+  <w:style w:type="table" w:styleId="aff0" w:customStyle="1">
+    <w:basedOn w:val="TableNormal0"/>
+    <w:tblPr>
+      <w:tblStyleRowBandSize w:val="1"/>
+      <w:tblStyleColBandSize w:val="1"/>
+      <w:tblCellMar>
+        <w:left w:w="70.0" w:type="dxa"/>
+        <w:right w:w="70.0" w:type="dxa"/>
+      </w:tblCellMar>
+    </w:tblPr>
+  </w:style>
+  <w:style w:type="table" w:styleId="aff1" w:customStyle="1">
+    <w:basedOn w:val="TableNormal0"/>
+    <w:tblPr>
+      <w:tblStyleRowBandSize w:val="1"/>
+      <w:tblStyleColBandSize w:val="1"/>
+      <w:tblCellMar>
+        <w:left w:w="70.0" w:type="dxa"/>
+        <w:right w:w="70.0" w:type="dxa"/>
+      </w:tblCellMar>
+    </w:tblPr>
+  </w:style>
+  <w:style w:type="table" w:styleId="aff2" w:customStyle="1">
+    <w:basedOn w:val="TableNormal0"/>
+    <w:tblPr>
+      <w:tblStyleRowBandSize w:val="1"/>
+      <w:tblStyleColBandSize w:val="1"/>
+      <w:tblCellMar>
+        <w:left w:w="70.0" w:type="dxa"/>
+        <w:right w:w="70.0" w:type="dxa"/>
+      </w:tblCellMar>
+    </w:tblPr>
+  </w:style>
+  <w:style w:type="table" w:styleId="aff3" w:customStyle="1">
+    <w:basedOn w:val="TableNormal0"/>
+    <w:tblPr>
+      <w:tblStyleRowBandSize w:val="1"/>
+      <w:tblStyleColBandSize w:val="1"/>
+      <w:tblCellMar>
+        <w:left w:w="70.0" w:type="dxa"/>
+        <w:right w:w="70.0" w:type="dxa"/>
+      </w:tblCellMar>
+    </w:tblPr>
+  </w:style>
+  <w:style w:type="table" w:styleId="aff4" w:customStyle="1">
+    <w:basedOn w:val="TableNormal0"/>
+    <w:tblPr>
+      <w:tblStyleRowBandSize w:val="1"/>
+      <w:tblStyleColBandSize w:val="1"/>
+      <w:tblCellMar>
+        <w:left w:w="70.0" w:type="dxa"/>
+        <w:right w:w="70.0" w:type="dxa"/>
+      </w:tblCellMar>
+    </w:tblPr>
+  </w:style>
+  <w:style w:type="table" w:styleId="aff5" w:customStyle="1">
+    <w:basedOn w:val="TableNormal0"/>
+    <w:tblPr>
+      <w:tblStyleRowBandSize w:val="1"/>
+      <w:tblStyleColBandSize w:val="1"/>
+      <w:tblCellMar>
+        <w:left w:w="70.0" w:type="dxa"/>
+        <w:right w:w="70.0" w:type="dxa"/>
+      </w:tblCellMar>
+    </w:tblPr>
   </w:style>
   <w:style w:type="paragraph" w:styleId="Subtitle">
     <w:name w:val="Subtitle"/>
